--- a/docs/MLOps_Assignment1_Report.docx
+++ b/docs/MLOps_Assignment1_Report.docx
@@ -117,7 +117,7 @@
                 <w:sz w:val="18"/>
                 <w:szCs w:val="18"/>
               </w:rPr>
-              <w:t xml:space="preserve"/>
+              <w:t xml:space="preserve">Submission details</w:t>
             </w:r>
           </w:p>
         </w:tc>
@@ -216,7 +216,7 @@
                 <w:sz w:val="18"/>
                 <w:szCs w:val="18"/>
               </w:rPr>
-              <w:t xml:space="preserve">[Your Name]</w:t>
+              <w:t xml:space="preserve">Gaurisha Mathur</w:t>
             </w:r>
           </w:p>
         </w:tc>

--- a/docs/MLOps_Assignment1_Report.docx
+++ b/docs/MLOps_Assignment1_Report.docx
@@ -282,7 +282,7 @@
                 <w:sz w:val="18"/>
                 <w:szCs w:val="18"/>
               </w:rPr>
-              <w:t xml:space="preserve">[Your BITS ID]</w:t>
+              <w:t xml:space="preserve">2025ae05642</w:t>
             </w:r>
           </w:p>
         </w:tc>

--- a/docs/MLOps_Assignment1_Report.docx
+++ b/docs/MLOps_Assignment1_Report.docx
@@ -348,7 +348,7 @@
                 <w:sz w:val="18"/>
                 <w:szCs w:val="18"/>
               </w:rPr>
-              <w:t xml:space="preserve">https://github.com/flow-shiftt/heart-disease-mlops</w:t>
+              <w:t xml:space="preserve">https://github.com/2025ae05642/heart-disease-mlops</w:t>
             </w:r>
           </w:p>
         </w:tc>
@@ -1820,7 +1820,7 @@
           <w:sz w:val="17"/>
           <w:szCs w:val="17"/>
         </w:rPr>
-        <w:t xml:space="preserve">git clone https://github.com/flow-shiftt/heart-disease-mlops.git &amp;&amp; cd heart-disease-mlops</w:t>
+        <w:t xml:space="preserve">git clone https://github.com/2025ae05642/heart-disease-mlops.git &amp;&amp; cd heart-disease-mlops</w:t>
       </w:r>
     </w:p>
     <w:p>
@@ -9156,7 +9156,7 @@
                 <w:sz w:val="18"/>
                 <w:szCs w:val="18"/>
               </w:rPr>
-              <w:t xml:space="preserve">https://github.com/flow-shiftt/heart-disease-mlops</w:t>
+              <w:t xml:space="preserve">https://github.com/2025ae05642/heart-disease-mlops</w:t>
             </w:r>
           </w:p>
         </w:tc>

--- a/docs/MLOps_Assignment1_Report.docx
+++ b/docs/MLOps_Assignment1_Report.docx
@@ -7325,7 +7325,7 @@
         <w:jc w:val="both"/>
       </w:pPr>
       <w:r>
-        <w:t xml:space="preserve">The very first push failed at the lint stage, and test, train, build and deploy were all skipped (Figure 10). This is exactly the fail-fast behaviour the assignment asks for. The run history also shows a deploy-job failure that was traced to curl treating </w:t>
+        <w:t xml:space="preserve">To verify the fail-fast requirement, a pull request with a deliberate lint error (a redundant import) was opened. CI stopped at the lint stage and test, train, build and deploy were all skipped (Figure 10); the PR was then closed without merging. During development, a deploy-job failure was also traced to curl treating </w:t>
       </w:r>
       <w:r>
         <w:rPr>

--- a/docs/MLOps_Assignment1_Report.docx
+++ b/docs/MLOps_Assignment1_Report.docx
@@ -1986,7 +1986,7 @@
           <w:sz w:val="19"/>
           <w:szCs w:val="19"/>
         </w:rPr>
-        <w:t xml:space="preserve">tests/</w:t>
+        <w:t xml:space="preserve">test/</w:t>
       </w:r>
       <w:r>
         <w:t xml:space="preserve">, </w:t>
@@ -9420,7 +9420,7 @@
                 <w:sz w:val="18"/>
                 <w:szCs w:val="18"/>
               </w:rPr>
-              <w:t xml:space="preserve">tests/ (26 tests)</w:t>
+              <w:t xml:space="preserve">test/ (26 tests)</w:t>
             </w:r>
           </w:p>
         </w:tc>

--- a/docs/MLOps_Assignment1_Report.docx
+++ b/docs/MLOps_Assignment1_Report.docx
@@ -4,7 +4,7 @@
   <w:body>
     <w:p>
       <w:pPr>
-        <w:spacing w:before="1800"/>
+        <w:spacing w:before="0"/>
         <w:jc w:val="center"/>
       </w:pPr>
       <w:r>
@@ -32,7 +32,7 @@
     </w:p>
     <w:p>
       <w:pPr>
-        <w:spacing w:after="120" w:before="600"/>
+        <w:spacing w:after="60" w:before="120"/>
         <w:jc w:val="center"/>
       </w:pPr>
       <w:r>
@@ -40,15 +40,15 @@
           <w:b/>
           <w:bCs/>
           <w:color w:val="B03A2E"/>
-          <w:sz w:val="64"/>
-          <w:szCs w:val="64"/>
+          <w:sz w:val="44"/>
+          <w:szCs w:val="44"/>
         </w:rPr>
         <w:t xml:space="preserve">CardioRisk</w:t>
       </w:r>
     </w:p>
     <w:p>
       <w:pPr>
-        <w:spacing w:after="600"/>
+        <w:spacing w:after="200"/>
         <w:jc w:val="center"/>
       </w:pPr>
       <w:r>
@@ -69,7 +69,7 @@
     </w:p>
     <w:tbl>
       <w:tblPr>
-        <w:tblW w:type="dxa" w:w="9638"/>
+        <w:tblW w:type="dxa" w:w="9906"/>
         <w:tblBorders>
           <w:top w:val="single" w:color="auto" w:sz="4"/>
           <w:left w:val="single" w:color="auto" w:sz="4"/>
@@ -81,7 +81,7 @@
       </w:tblPr>
       <w:tblGrid>
         <w:gridCol w:w="2800"/>
-        <w:gridCol w:w="6838"/>
+        <w:gridCol w:w="7106"/>
       </w:tblGrid>
       <w:tr>
         <w:trPr>
@@ -123,7 +123,7 @@
         </w:tc>
         <w:tc>
           <w:tcPr>
-            <w:tcW w:type="dxa" w:w="6838"/>
+            <w:tcW w:type="dxa" w:w="7106"/>
             <w:tcBorders>
               <w:top w:val="single" w:color="C9CED6" w:sz="4"/>
               <w:left w:val="single" w:color="C9CED6" w:sz="4"/>
@@ -192,7 +192,7 @@
         </w:tc>
         <w:tc>
           <w:tcPr>
-            <w:tcW w:type="dxa" w:w="6838"/>
+            <w:tcW w:type="dxa" w:w="7106"/>
             <w:tcBorders>
               <w:top w:val="single" w:color="C9CED6" w:sz="4"/>
               <w:left w:val="single" w:color="C9CED6" w:sz="4"/>
@@ -258,7 +258,7 @@
         </w:tc>
         <w:tc>
           <w:tcPr>
-            <w:tcW w:type="dxa" w:w="6838"/>
+            <w:tcW w:type="dxa" w:w="7106"/>
             <w:tcBorders>
               <w:top w:val="single" w:color="C9CED6" w:sz="4"/>
               <w:left w:val="single" w:color="C9CED6" w:sz="4"/>
@@ -324,7 +324,7 @@
         </w:tc>
         <w:tc>
           <w:tcPr>
-            <w:tcW w:type="dxa" w:w="6838"/>
+            <w:tcW w:type="dxa" w:w="7106"/>
             <w:tcBorders>
               <w:top w:val="single" w:color="C9CED6" w:sz="4"/>
               <w:left w:val="single" w:color="C9CED6" w:sz="4"/>
@@ -390,7 +390,7 @@
         </w:tc>
         <w:tc>
           <w:tcPr>
-            <w:tcW w:type="dxa" w:w="6838"/>
+            <w:tcW w:type="dxa" w:w="7106"/>
             <w:tcBorders>
               <w:top w:val="single" w:color="C9CED6" w:sz="4"/>
               <w:left w:val="single" w:color="C9CED6" w:sz="4"/>
@@ -456,7 +456,7 @@
         </w:tc>
         <w:tc>
           <w:tcPr>
-            <w:tcW w:type="dxa" w:w="6838"/>
+            <w:tcW w:type="dxa" w:w="7106"/>
             <w:tcBorders>
               <w:top w:val="single" w:color="C9CED6" w:sz="4"/>
               <w:left w:val="single" w:color="C9CED6" w:sz="4"/>
@@ -490,18 +490,13 @@
       <w:pPr>
         <w:spacing w:after="120"/>
       </w:pPr>
-    </w:p>
-    <w:p>
-      <w:r>
-        <w:br w:type="page"/>
-      </w:r>
     </w:p>
     <w:p>
       <w:pPr>
         <w:pStyle w:val="Heading1"/>
         <w:keepNext/>
         <w:keepLines/>
-        <w:spacing w:after="140" w:before="280"/>
+        <w:spacing w:after="100" w:before="200"/>
       </w:pPr>
       <w:r>
         <w:t xml:space="preserve">1. Introduction and objectives</w:t>
@@ -1542,7 +1537,7 @@
         <w:pStyle w:val="Heading1"/>
         <w:keepNext/>
         <w:keepLines/>
-        <w:spacing w:after="140" w:before="280"/>
+        <w:spacing w:after="100" w:before="200"/>
       </w:pPr>
       <w:r>
         <w:t xml:space="preserve">2. System architecture</w:t>
@@ -1596,7 +1591,7 @@
       <w:r>
         <w:drawing>
           <wp:inline distT="0" distB="0" distL="0" distR="0">
-            <wp:extent cx="5715000" cy="3114675"/>
+            <wp:extent cx="5143500" cy="2809875"/>
             <wp:effectExtent t="0" r="0" b="0" l="0"/>
             <wp:docPr id="1" name="architecture.png" descr="End-to-end architecture of CardioRisk." title="End-to-end architecture of CardioRisk."/>
             <wp:cNvGraphicFramePr>
@@ -1621,7 +1616,7 @@
                   <pic:spPr bwMode="auto">
                     <a:xfrm>
                       <a:off x="0" y="0"/>
-                      <a:ext cx="5715000" cy="3114675"/>
+                      <a:ext cx="5143500" cy="2809875"/>
                     </a:xfrm>
                     <a:prstGeom prst="rect">
                       <a:avLst/>
@@ -1780,7 +1775,7 @@
         <w:pStyle w:val="Heading1"/>
         <w:keepNext/>
         <w:keepLines/>
-        <w:spacing w:after="140" w:before="280"/>
+        <w:spacing w:after="100" w:before="200"/>
       </w:pPr>
       <w:r>
         <w:t xml:space="preserve">3. Setup and installation</w:t>
@@ -2093,7 +2088,7 @@
         <w:pStyle w:val="Heading1"/>
         <w:keepNext/>
         <w:keepLines/>
-        <w:spacing w:after="140" w:before="280"/>
+        <w:spacing w:after="100" w:before="200"/>
       </w:pPr>
       <w:r>
         <w:t xml:space="preserve">4. Data acquisition and exploratory analysis</w:t>
@@ -2300,9 +2295,9 @@
       <w:r>
         <w:drawing>
           <wp:inline distT="0" distB="0" distL="0" distR="0">
-            <wp:extent cx="2190750" cy="1533525"/>
+            <wp:extent cx="4476750" cy="2428875"/>
             <wp:effectExtent t="0" r="0" b="0" l="0"/>
-            <wp:docPr id="2" name="01_class_balance.png" descr="Class balance of the binary target." title="Class balance of the binary target."/>
+            <wp:docPr id="2" name="02_numeric_histograms.png" descr="Distributions of numeric features by diagnosis." title="Distributions of numeric features by diagnosis."/>
             <wp:cNvGraphicFramePr>
               <a:graphicFrameLocks xmlns:a="http://schemas.openxmlformats.org/drawingml/2006/main" noChangeAspect="1"/>
             </wp:cNvGraphicFramePr>
@@ -2325,7 +2320,7 @@
                   <pic:spPr bwMode="auto">
                     <a:xfrm>
                       <a:off x="0" y="0"/>
-                      <a:ext cx="2190750" cy="1533525"/>
+                      <a:ext cx="4476750" cy="2428875"/>
                     </a:xfrm>
                     <a:prstGeom prst="rect">
                       <a:avLst/>
@@ -2361,7 +2356,52 @@
           <w:sz w:val="18"/>
           <w:szCs w:val="18"/>
         </w:rPr>
-        <w:t xml:space="preserve">Class balance of the binary target.</w:t>
+        <w:t xml:space="preserve">Distributions of numeric features by diagnosis.</w:t>
+      </w:r>
+    </w:p>
+    <w:p>
+      <w:pPr>
+        <w:spacing w:after="110" w:line="276"/>
+        <w:jc w:val="both"/>
+      </w:pPr>
+      <w:r>
+        <w:t xml:space="preserve">Patients with disease reach a lower maximum heart rate (</w:t>
+      </w:r>
+      <w:r>
+        <w:rPr>
+          <w:rFonts w:ascii="Consolas" w:cs="Consolas" w:eastAsia="Consolas" w:hAnsi="Consolas"/>
+          <w:color w:val="7A2018"/>
+          <w:sz w:val="19"/>
+          <w:szCs w:val="19"/>
+        </w:rPr>
+        <w:t xml:space="preserve">thalach</w:t>
+      </w:r>
+      <w:r>
+        <w:t xml:space="preserve">), show more exercise-induced ST depression (</w:t>
+      </w:r>
+      <w:r>
+        <w:rPr>
+          <w:rFonts w:ascii="Consolas" w:cs="Consolas" w:eastAsia="Consolas" w:hAnsi="Consolas"/>
+          <w:color w:val="7A2018"/>
+          <w:sz w:val="19"/>
+          <w:szCs w:val="19"/>
+        </w:rPr>
+        <w:t xml:space="preserve">oldpeak</w:t>
+      </w:r>
+      <w:r>
+        <w:t xml:space="preserve">) and have more vessels coloured by fluoroscopy (</w:t>
+      </w:r>
+      <w:r>
+        <w:rPr>
+          <w:rFonts w:ascii="Consolas" w:cs="Consolas" w:eastAsia="Consolas" w:hAnsi="Consolas"/>
+          <w:color w:val="7A2018"/>
+          <w:sz w:val="19"/>
+          <w:szCs w:val="19"/>
+        </w:rPr>
+        <w:t xml:space="preserve">ca</w:t>
+      </w:r>
+      <w:r>
+        <w:t xml:space="preserve">). Cholesterol and resting blood pressure overlap heavily between classes.</w:t>
       </w:r>
     </w:p>
     <w:p>
@@ -2373,9 +2413,9 @@
       <w:r>
         <w:drawing>
           <wp:inline distT="0" distB="0" distL="0" distR="0">
-            <wp:extent cx="4476750" cy="2428875"/>
+            <wp:extent cx="3238500" cy="2695575"/>
             <wp:effectExtent t="0" r="0" b="0" l="0"/>
-            <wp:docPr id="3" name="02_numeric_histograms.png" descr="Distributions of numeric features by diagnosis." title="Distributions of numeric features by diagnosis."/>
+            <wp:docPr id="3" name="03_correlation_heatmap.png" descr="Spearman correlation matrix (rank-based, robust to the ordinal codes)." title="Spearman correlation matrix (rank-based, robust to the ordinal codes)."/>
             <wp:cNvGraphicFramePr>
               <a:graphicFrameLocks xmlns:a="http://schemas.openxmlformats.org/drawingml/2006/main" noChangeAspect="1"/>
             </wp:cNvGraphicFramePr>
@@ -2398,7 +2438,7 @@
                   <pic:spPr bwMode="auto">
                     <a:xfrm>
                       <a:off x="0" y="0"/>
-                      <a:ext cx="4476750" cy="2428875"/>
+                      <a:ext cx="3238500" cy="2695575"/>
                     </a:xfrm>
                     <a:prstGeom prst="rect">
                       <a:avLst/>
@@ -2434,7 +2474,7 @@
           <w:sz w:val="18"/>
           <w:szCs w:val="18"/>
         </w:rPr>
-        <w:t xml:space="preserve">Distributions of numeric features by diagnosis.</w:t>
+        <w:t xml:space="preserve">Spearman correlation matrix (rank-based, robust to the ordinal codes).</w:t>
       </w:r>
     </w:p>
     <w:p>
@@ -2443,7 +2483,7 @@
         <w:jc w:val="both"/>
       </w:pPr>
       <w:r>
-        <w:t xml:space="preserve">Patients with disease reach a lower maximum heart rate (</w:t>
+        <w:t xml:space="preserve">Spearman correlation with the target ranks the signals as: </w:t>
       </w:r>
       <w:r>
         <w:rPr>
@@ -2452,10 +2492,10 @@
           <w:sz w:val="19"/>
           <w:szCs w:val="19"/>
         </w:rPr>
-        <w:t xml:space="preserve">thalach</w:t>
-      </w:r>
-      <w:r>
-        <w:t xml:space="preserve">), show more exercise-induced ST depression (</w:t>
+        <w:t xml:space="preserve">thal</w:t>
+      </w:r>
+      <w:r>
+        <w:t xml:space="preserve"> 0.52, </w:t>
       </w:r>
       <w:r>
         <w:rPr>
@@ -2464,10 +2504,10 @@
           <w:sz w:val="19"/>
           <w:szCs w:val="19"/>
         </w:rPr>
-        <w:t xml:space="preserve">oldpeak</w:t>
-      </w:r>
-      <w:r>
-        <w:t xml:space="preserve">) and have more vessels coloured by fluoroscopy (</w:t>
+        <w:t xml:space="preserve">ca</w:t>
+      </w:r>
+      <w:r>
+        <w:t xml:space="preserve"> 0.49, </w:t>
       </w:r>
       <w:r>
         <w:rPr>
@@ -2476,10 +2516,130 @@
           <w:sz w:val="19"/>
           <w:szCs w:val="19"/>
         </w:rPr>
-        <w:t xml:space="preserve">ca</w:t>
-      </w:r>
-      <w:r>
-        <w:t xml:space="preserve">). Cholesterol and resting blood pressure overlap heavily between classes.</w:t>
+        <w:t xml:space="preserve">cp</w:t>
+      </w:r>
+      <w:r>
+        <w:t xml:space="preserve"> 0.47, </w:t>
+      </w:r>
+      <w:r>
+        <w:rPr>
+          <w:rFonts w:ascii="Consolas" w:cs="Consolas" w:eastAsia="Consolas" w:hAnsi="Consolas"/>
+          <w:color w:val="7A2018"/>
+          <w:sz w:val="19"/>
+          <w:szCs w:val="19"/>
+        </w:rPr>
+        <w:t xml:space="preserve">exang</w:t>
+      </w:r>
+      <w:r>
+        <w:t xml:space="preserve"> 0.43, </w:t>
+      </w:r>
+      <w:r>
+        <w:rPr>
+          <w:rFonts w:ascii="Consolas" w:cs="Consolas" w:eastAsia="Consolas" w:hAnsi="Consolas"/>
+          <w:color w:val="7A2018"/>
+          <w:sz w:val="19"/>
+          <w:szCs w:val="19"/>
+        </w:rPr>
+        <w:t xml:space="preserve">thalach</w:t>
+      </w:r>
+      <w:r>
+        <w:t xml:space="preserve"> −0.42, </w:t>
+      </w:r>
+      <w:r>
+        <w:rPr>
+          <w:rFonts w:ascii="Consolas" w:cs="Consolas" w:eastAsia="Consolas" w:hAnsi="Consolas"/>
+          <w:color w:val="7A2018"/>
+          <w:sz w:val="19"/>
+          <w:szCs w:val="19"/>
+        </w:rPr>
+        <w:t xml:space="preserve">oldpeak</w:t>
+      </w:r>
+      <w:r>
+        <w:t xml:space="preserve"> 0.41, </w:t>
+      </w:r>
+      <w:r>
+        <w:rPr>
+          <w:rFonts w:ascii="Consolas" w:cs="Consolas" w:eastAsia="Consolas" w:hAnsi="Consolas"/>
+          <w:color w:val="7A2018"/>
+          <w:sz w:val="19"/>
+          <w:szCs w:val="19"/>
+        </w:rPr>
+        <w:t xml:space="preserve">slope</w:t>
+      </w:r>
+      <w:r>
+        <w:t xml:space="preserve"> 0.36, then much weaker </w:t>
+      </w:r>
+      <w:r>
+        <w:rPr>
+          <w:rFonts w:ascii="Consolas" w:cs="Consolas" w:eastAsia="Consolas" w:hAnsi="Consolas"/>
+          <w:color w:val="7A2018"/>
+          <w:sz w:val="19"/>
+          <w:szCs w:val="19"/>
+        </w:rPr>
+        <w:t xml:space="preserve">sex</w:t>
+      </w:r>
+      <w:r>
+        <w:t xml:space="preserve">, </w:t>
+      </w:r>
+      <w:r>
+        <w:rPr>
+          <w:rFonts w:ascii="Consolas" w:cs="Consolas" w:eastAsia="Consolas" w:hAnsi="Consolas"/>
+          <w:color w:val="7A2018"/>
+          <w:sz w:val="19"/>
+          <w:szCs w:val="19"/>
+        </w:rPr>
+        <w:t xml:space="preserve">age</w:t>
+      </w:r>
+      <w:r>
+        <w:t xml:space="preserve">, </w:t>
+      </w:r>
+      <w:r>
+        <w:rPr>
+          <w:rFonts w:ascii="Consolas" w:cs="Consolas" w:eastAsia="Consolas" w:hAnsi="Consolas"/>
+          <w:color w:val="7A2018"/>
+          <w:sz w:val="19"/>
+          <w:szCs w:val="19"/>
+        </w:rPr>
+        <w:t xml:space="preserve">restecg</w:t>
+      </w:r>
+      <w:r>
+        <w:t xml:space="preserve">, </w:t>
+      </w:r>
+      <w:r>
+        <w:rPr>
+          <w:rFonts w:ascii="Consolas" w:cs="Consolas" w:eastAsia="Consolas" w:hAnsi="Consolas"/>
+          <w:color w:val="7A2018"/>
+          <w:sz w:val="19"/>
+          <w:szCs w:val="19"/>
+        </w:rPr>
+        <w:t xml:space="preserve">trestbps</w:t>
+      </w:r>
+      <w:r>
+        <w:t xml:space="preserve">, </w:t>
+      </w:r>
+      <w:r>
+        <w:rPr>
+          <w:rFonts w:ascii="Consolas" w:cs="Consolas" w:eastAsia="Consolas" w:hAnsi="Consolas"/>
+          <w:color w:val="7A2018"/>
+          <w:sz w:val="19"/>
+          <w:szCs w:val="19"/>
+        </w:rPr>
+        <w:t xml:space="preserve">chol</w:t>
+      </w:r>
+      <w:r>
+        <w:t xml:space="preserve"> and </w:t>
+      </w:r>
+      <w:r>
+        <w:rPr>
+          <w:rFonts w:ascii="Consolas" w:cs="Consolas" w:eastAsia="Consolas" w:hAnsi="Consolas"/>
+          <w:color w:val="7A2018"/>
+          <w:sz w:val="19"/>
+          <w:szCs w:val="19"/>
+        </w:rPr>
+        <w:t xml:space="preserve">fbs</w:t>
+      </w:r>
+      <w:r>
+        <w:t xml:space="preserve"> (0.03).</w:t>
       </w:r>
     </w:p>
     <w:p>
@@ -2491,9 +2651,9 @@
       <w:r>
         <w:drawing>
           <wp:inline distT="0" distB="0" distL="0" distR="0">
-            <wp:extent cx="3238500" cy="2695575"/>
+            <wp:extent cx="4476750" cy="2409825"/>
             <wp:effectExtent t="0" r="0" b="0" l="0"/>
-            <wp:docPr id="4" name="03_correlation_heatmap.png" descr="Spearman correlation matrix (rank-based, robust to the ordinal codes)." title="Spearman correlation matrix (rank-based, robust to the ordinal codes)."/>
+            <wp:docPr id="4" name="04_categorical_rates.png" descr="Disease prevalence per category; the dashed line is the overall rate." title="Disease prevalence per category; the dashed line is the overall rate."/>
             <wp:cNvGraphicFramePr>
               <a:graphicFrameLocks xmlns:a="http://schemas.openxmlformats.org/drawingml/2006/main" noChangeAspect="1"/>
             </wp:cNvGraphicFramePr>
@@ -2516,244 +2676,6 @@
                   <pic:spPr bwMode="auto">
                     <a:xfrm>
                       <a:off x="0" y="0"/>
-                      <a:ext cx="3238500" cy="2695575"/>
-                    </a:xfrm>
-                    <a:prstGeom prst="rect">
-                      <a:avLst/>
-                    </a:prstGeom>
-                  </pic:spPr>
-                </pic:pic>
-              </a:graphicData>
-            </a:graphic>
-          </wp:inline>
-        </w:drawing>
-      </w:r>
-    </w:p>
-    <w:p>
-      <w:pPr>
-        <w:spacing w:after="160"/>
-        <w:jc w:val="center"/>
-      </w:pPr>
-      <w:r>
-        <w:rPr>
-          <w:b/>
-          <w:bCs/>
-          <w:color w:val="555555"/>
-          <w:sz w:val="18"/>
-          <w:szCs w:val="18"/>
-        </w:rPr>
-        <w:t xml:space="preserve">Figure 4. </w:t>
-      </w:r>
-      <w:r>
-        <w:rPr>
-          <w:i/>
-          <w:iCs/>
-          <w:color w:val="555555"/>
-          <w:sz w:val="18"/>
-          <w:szCs w:val="18"/>
-        </w:rPr>
-        <w:t xml:space="preserve">Spearman correlation matrix (rank-based, robust to the ordinal codes).</w:t>
-      </w:r>
-    </w:p>
-    <w:p>
-      <w:pPr>
-        <w:spacing w:after="110" w:line="276"/>
-        <w:jc w:val="both"/>
-      </w:pPr>
-      <w:r>
-        <w:t xml:space="preserve">Spearman correlation with the target ranks the signals as: </w:t>
-      </w:r>
-      <w:r>
-        <w:rPr>
-          <w:rFonts w:ascii="Consolas" w:cs="Consolas" w:eastAsia="Consolas" w:hAnsi="Consolas"/>
-          <w:color w:val="7A2018"/>
-          <w:sz w:val="19"/>
-          <w:szCs w:val="19"/>
-        </w:rPr>
-        <w:t xml:space="preserve">thal</w:t>
-      </w:r>
-      <w:r>
-        <w:t xml:space="preserve"> 0.52, </w:t>
-      </w:r>
-      <w:r>
-        <w:rPr>
-          <w:rFonts w:ascii="Consolas" w:cs="Consolas" w:eastAsia="Consolas" w:hAnsi="Consolas"/>
-          <w:color w:val="7A2018"/>
-          <w:sz w:val="19"/>
-          <w:szCs w:val="19"/>
-        </w:rPr>
-        <w:t xml:space="preserve">ca</w:t>
-      </w:r>
-      <w:r>
-        <w:t xml:space="preserve"> 0.49, </w:t>
-      </w:r>
-      <w:r>
-        <w:rPr>
-          <w:rFonts w:ascii="Consolas" w:cs="Consolas" w:eastAsia="Consolas" w:hAnsi="Consolas"/>
-          <w:color w:val="7A2018"/>
-          <w:sz w:val="19"/>
-          <w:szCs w:val="19"/>
-        </w:rPr>
-        <w:t xml:space="preserve">cp</w:t>
-      </w:r>
-      <w:r>
-        <w:t xml:space="preserve"> 0.47, </w:t>
-      </w:r>
-      <w:r>
-        <w:rPr>
-          <w:rFonts w:ascii="Consolas" w:cs="Consolas" w:eastAsia="Consolas" w:hAnsi="Consolas"/>
-          <w:color w:val="7A2018"/>
-          <w:sz w:val="19"/>
-          <w:szCs w:val="19"/>
-        </w:rPr>
-        <w:t xml:space="preserve">exang</w:t>
-      </w:r>
-      <w:r>
-        <w:t xml:space="preserve"> 0.43, </w:t>
-      </w:r>
-      <w:r>
-        <w:rPr>
-          <w:rFonts w:ascii="Consolas" w:cs="Consolas" w:eastAsia="Consolas" w:hAnsi="Consolas"/>
-          <w:color w:val="7A2018"/>
-          <w:sz w:val="19"/>
-          <w:szCs w:val="19"/>
-        </w:rPr>
-        <w:t xml:space="preserve">thalach</w:t>
-      </w:r>
-      <w:r>
-        <w:t xml:space="preserve"> −0.42, </w:t>
-      </w:r>
-      <w:r>
-        <w:rPr>
-          <w:rFonts w:ascii="Consolas" w:cs="Consolas" w:eastAsia="Consolas" w:hAnsi="Consolas"/>
-          <w:color w:val="7A2018"/>
-          <w:sz w:val="19"/>
-          <w:szCs w:val="19"/>
-        </w:rPr>
-        <w:t xml:space="preserve">oldpeak</w:t>
-      </w:r>
-      <w:r>
-        <w:t xml:space="preserve"> 0.41, </w:t>
-      </w:r>
-      <w:r>
-        <w:rPr>
-          <w:rFonts w:ascii="Consolas" w:cs="Consolas" w:eastAsia="Consolas" w:hAnsi="Consolas"/>
-          <w:color w:val="7A2018"/>
-          <w:sz w:val="19"/>
-          <w:szCs w:val="19"/>
-        </w:rPr>
-        <w:t xml:space="preserve">slope</w:t>
-      </w:r>
-      <w:r>
-        <w:t xml:space="preserve"> 0.36, then much weaker </w:t>
-      </w:r>
-      <w:r>
-        <w:rPr>
-          <w:rFonts w:ascii="Consolas" w:cs="Consolas" w:eastAsia="Consolas" w:hAnsi="Consolas"/>
-          <w:color w:val="7A2018"/>
-          <w:sz w:val="19"/>
-          <w:szCs w:val="19"/>
-        </w:rPr>
-        <w:t xml:space="preserve">sex</w:t>
-      </w:r>
-      <w:r>
-        <w:t xml:space="preserve">, </w:t>
-      </w:r>
-      <w:r>
-        <w:rPr>
-          <w:rFonts w:ascii="Consolas" w:cs="Consolas" w:eastAsia="Consolas" w:hAnsi="Consolas"/>
-          <w:color w:val="7A2018"/>
-          <w:sz w:val="19"/>
-          <w:szCs w:val="19"/>
-        </w:rPr>
-        <w:t xml:space="preserve">age</w:t>
-      </w:r>
-      <w:r>
-        <w:t xml:space="preserve">, </w:t>
-      </w:r>
-      <w:r>
-        <w:rPr>
-          <w:rFonts w:ascii="Consolas" w:cs="Consolas" w:eastAsia="Consolas" w:hAnsi="Consolas"/>
-          <w:color w:val="7A2018"/>
-          <w:sz w:val="19"/>
-          <w:szCs w:val="19"/>
-        </w:rPr>
-        <w:t xml:space="preserve">restecg</w:t>
-      </w:r>
-      <w:r>
-        <w:t xml:space="preserve">, </w:t>
-      </w:r>
-      <w:r>
-        <w:rPr>
-          <w:rFonts w:ascii="Consolas" w:cs="Consolas" w:eastAsia="Consolas" w:hAnsi="Consolas"/>
-          <w:color w:val="7A2018"/>
-          <w:sz w:val="19"/>
-          <w:szCs w:val="19"/>
-        </w:rPr>
-        <w:t xml:space="preserve">trestbps</w:t>
-      </w:r>
-      <w:r>
-        <w:t xml:space="preserve">, </w:t>
-      </w:r>
-      <w:r>
-        <w:rPr>
-          <w:rFonts w:ascii="Consolas" w:cs="Consolas" w:eastAsia="Consolas" w:hAnsi="Consolas"/>
-          <w:color w:val="7A2018"/>
-          <w:sz w:val="19"/>
-          <w:szCs w:val="19"/>
-        </w:rPr>
-        <w:t xml:space="preserve">chol</w:t>
-      </w:r>
-      <w:r>
-        <w:t xml:space="preserve"> and </w:t>
-      </w:r>
-      <w:r>
-        <w:rPr>
-          <w:rFonts w:ascii="Consolas" w:cs="Consolas" w:eastAsia="Consolas" w:hAnsi="Consolas"/>
-          <w:color w:val="7A2018"/>
-          <w:sz w:val="19"/>
-          <w:szCs w:val="19"/>
-        </w:rPr>
-        <w:t xml:space="preserve">fbs</w:t>
-      </w:r>
-      <w:r>
-        <w:t xml:space="preserve"> (0.03).</w:t>
-      </w:r>
-    </w:p>
-    <w:p>
-      <w:pPr>
-        <w:keepNext/>
-        <w:spacing w:after="40" w:before="80"/>
-        <w:jc w:val="center"/>
-      </w:pPr>
-      <w:r>
-        <w:drawing>
-          <wp:inline distT="0" distB="0" distL="0" distR="0">
-            <wp:extent cx="4476750" cy="2409825"/>
-            <wp:effectExtent t="0" r="0" b="0" l="0"/>
-            <wp:docPr id="5" name="04_categorical_rates.png" descr="Disease prevalence per category; the dashed line is the overall rate." title="Disease prevalence per category; the dashed line is the overall rate."/>
-            <wp:cNvGraphicFramePr>
-              <a:graphicFrameLocks xmlns:a="http://schemas.openxmlformats.org/drawingml/2006/main" noChangeAspect="1"/>
-            </wp:cNvGraphicFramePr>
-            <a:graphic xmlns:a="http://schemas.openxmlformats.org/drawingml/2006/main">
-              <a:graphicData uri="http://schemas.openxmlformats.org/drawingml/2006/picture">
-                <pic:pic xmlns:pic="http://schemas.openxmlformats.org/drawingml/2006/picture">
-                  <pic:nvPicPr>
-                    <pic:cNvPr id="0" name="" descr=""/>
-                    <pic:cNvPicPr>
-                      <a:picLocks noChangeAspect="1" noChangeArrowheads="1"/>
-                    </pic:cNvPicPr>
-                  </pic:nvPicPr>
-                  <pic:blipFill>
-                    <a:blip r:embed="rId13" cstate="none"/>
-                    <a:srcRect/>
-                    <a:stretch>
-                      <a:fillRect/>
-                    </a:stretch>
-                  </pic:blipFill>
-                  <pic:spPr bwMode="auto">
-                    <a:xfrm>
-                      <a:off x="0" y="0"/>
                       <a:ext cx="4476750" cy="2409825"/>
                     </a:xfrm>
                     <a:prstGeom prst="rect">
@@ -2780,7 +2702,7 @@
           <w:sz w:val="18"/>
           <w:szCs w:val="18"/>
         </w:rPr>
-        <w:t xml:space="preserve">Figure 5. </w:t>
+        <w:t xml:space="preserve">Figure 4. </w:t>
       </w:r>
       <w:r>
         <w:rPr>
@@ -3428,7 +3350,7 @@
         <w:pStyle w:val="Heading1"/>
         <w:keepNext/>
         <w:keepLines/>
-        <w:spacing w:after="140" w:before="280"/>
+        <w:spacing w:after="100" w:before="200"/>
       </w:pPr>
       <w:r>
         <w:t xml:space="preserve">5. Feature engineering and model development</w:t>
@@ -5162,7 +5084,7 @@
           <wp:inline distT="0" distB="0" distL="0" distR="0">
             <wp:extent cx="4095750" cy="2047875"/>
             <wp:effectExtent t="0" r="0" b="0" l="0"/>
-            <wp:docPr id="6" name="07_model_comparison.png" descr="Five-fold CV comparison (error bars = standard deviation across folds)." title="Five-fold CV comparison (error bars = standard deviation across folds)."/>
+            <wp:docPr id="5" name="07_model_comparison.png" descr="Five-fold CV comparison (error bars = standard deviation across folds)." title="Five-fold CV comparison (error bars = standard deviation across folds)."/>
             <wp:cNvGraphicFramePr>
               <a:graphicFrameLocks xmlns:a="http://schemas.openxmlformats.org/drawingml/2006/main" noChangeAspect="1"/>
             </wp:cNvGraphicFramePr>
@@ -5176,7 +5098,7 @@
                     </pic:cNvPicPr>
                   </pic:nvPicPr>
                   <pic:blipFill>
-                    <a:blip r:embed="rId14" cstate="none"/>
+                    <a:blip r:embed="rId13" cstate="none"/>
                     <a:srcRect/>
                     <a:stretch>
                       <a:fillRect/>
@@ -5211,7 +5133,7 @@
           <w:sz w:val="18"/>
           <w:szCs w:val="18"/>
         </w:rPr>
-        <w:t xml:space="preserve">Figure 6. </w:t>
+        <w:t xml:space="preserve">Figure 5. </w:t>
       </w:r>
       <w:r>
         <w:rPr>
@@ -5245,7 +5167,7 @@
         <w:pStyle w:val="Heading1"/>
         <w:keepNext/>
         <w:keepLines/>
-        <w:spacing w:after="140" w:before="280"/>
+        <w:spacing w:after="100" w:before="200"/>
       </w:pPr>
       <w:r>
         <w:t xml:space="preserve">6. Experiment tracking with MLflow</w:t>
@@ -5862,7 +5784,80 @@
           <wp:inline distT="0" distB="0" distL="0" distR="0">
             <wp:extent cx="5715000" cy="1266825"/>
             <wp:effectExtent t="0" r="0" b="0" l="0"/>
-            <wp:docPr id="7" name="03_mlflow_runs_overview.png" descr="MLflow runs: parent selection runs with nested family runs and registered model versions." title="MLflow runs: parent selection runs with nested family runs and registered model versions."/>
+            <wp:docPr id="6" name="03_mlflow_runs_overview.png" descr="MLflow runs: parent selection runs with nested family runs and registered model versions." title="MLflow runs: parent selection runs with nested family runs and registered model versions."/>
+            <wp:cNvGraphicFramePr>
+              <a:graphicFrameLocks xmlns:a="http://schemas.openxmlformats.org/drawingml/2006/main" noChangeAspect="1"/>
+            </wp:cNvGraphicFramePr>
+            <a:graphic xmlns:a="http://schemas.openxmlformats.org/drawingml/2006/main">
+              <a:graphicData uri="http://schemas.openxmlformats.org/drawingml/2006/picture">
+                <pic:pic xmlns:pic="http://schemas.openxmlformats.org/drawingml/2006/picture">
+                  <pic:nvPicPr>
+                    <pic:cNvPr id="0" name="" descr=""/>
+                    <pic:cNvPicPr>
+                      <a:picLocks noChangeAspect="1" noChangeArrowheads="1"/>
+                    </pic:cNvPicPr>
+                  </pic:nvPicPr>
+                  <pic:blipFill>
+                    <a:blip r:embed="rId14" cstate="none"/>
+                    <a:srcRect/>
+                    <a:stretch>
+                      <a:fillRect/>
+                    </a:stretch>
+                  </pic:blipFill>
+                  <pic:spPr bwMode="auto">
+                    <a:xfrm>
+                      <a:off x="0" y="0"/>
+                      <a:ext cx="5715000" cy="1266825"/>
+                    </a:xfrm>
+                    <a:prstGeom prst="rect">
+                      <a:avLst/>
+                    </a:prstGeom>
+                  </pic:spPr>
+                </pic:pic>
+              </a:graphicData>
+            </a:graphic>
+          </wp:inline>
+        </w:drawing>
+      </w:r>
+    </w:p>
+    <w:p>
+      <w:pPr>
+        <w:spacing w:after="160"/>
+        <w:jc w:val="center"/>
+      </w:pPr>
+      <w:r>
+        <w:rPr>
+          <w:b/>
+          <w:bCs/>
+          <w:color w:val="555555"/>
+          <w:sz w:val="18"/>
+          <w:szCs w:val="18"/>
+        </w:rPr>
+        <w:t xml:space="preserve">Figure 6. </w:t>
+      </w:r>
+      <w:r>
+        <w:rPr>
+          <w:i/>
+          <w:iCs/>
+          <w:color w:val="555555"/>
+          <w:sz w:val="18"/>
+          <w:szCs w:val="18"/>
+        </w:rPr>
+        <w:t xml:space="preserve">MLflow runs: parent selection runs with nested family runs and registered model versions.</w:t>
+      </w:r>
+    </w:p>
+    <w:p>
+      <w:pPr>
+        <w:keepNext/>
+        <w:spacing w:after="40" w:before="80"/>
+        <w:jc w:val="center"/>
+      </w:pPr>
+      <w:r>
+        <w:drawing>
+          <wp:inline distT="0" distB="0" distL="0" distR="0">
+            <wp:extent cx="3429000" cy="2009775"/>
+            <wp:effectExtent t="0" r="0" b="0" l="0"/>
+            <wp:docPr id="7" name="06_mlflow_run_artifacts.png" descr="Artefacts logged for the winning run: evaluation plots and CSVs." title="Artefacts logged for the winning run: evaluation plots and CSVs."/>
             <wp:cNvGraphicFramePr>
               <a:graphicFrameLocks xmlns:a="http://schemas.openxmlformats.org/drawingml/2006/main" noChangeAspect="1"/>
             </wp:cNvGraphicFramePr>
@@ -5885,7 +5880,7 @@
                   <pic:spPr bwMode="auto">
                     <a:xfrm>
                       <a:off x="0" y="0"/>
-                      <a:ext cx="5715000" cy="1266825"/>
+                      <a:ext cx="3429000" cy="2009775"/>
                     </a:xfrm>
                     <a:prstGeom prst="rect">
                       <a:avLst/>
@@ -5921,8 +5916,1257 @@
           <w:sz w:val="18"/>
           <w:szCs w:val="18"/>
         </w:rPr>
-        <w:t xml:space="preserve">MLflow runs: parent selection runs with nested family runs and registered model versions.</w:t>
-      </w:r>
+        <w:t xml:space="preserve">Artefacts logged for the winning run: evaluation plots and CSVs.</w:t>
+      </w:r>
+    </w:p>
+    <w:p>
+      <w:pPr>
+        <w:pStyle w:val="Heading1"/>
+        <w:keepNext/>
+        <w:keepLines/>
+        <w:spacing w:after="100" w:before="200"/>
+      </w:pPr>
+      <w:r>
+        <w:t xml:space="preserve">7. Model packaging and reproducibility</w:t>
+      </w:r>
+    </w:p>
+    <w:p>
+      <w:pPr>
+        <w:pStyle w:val="ListParagraph"/>
+        <w:numPr>
+          <w:ilvl w:val="0"/>
+          <w:numId w:val="2"/>
+        </w:numPr>
+        <w:spacing w:after="50" w:line="264"/>
+      </w:pPr>
+      <w:r>
+        <w:rPr>
+          <w:b/>
+          <w:bCs/>
+        </w:rPr>
+        <w:t xml:space="preserve">Artefacts.</w:t>
+      </w:r>
+      <w:r>
+        <w:t xml:space="preserve"> </w:t>
+      </w:r>
+      <w:r>
+        <w:rPr>
+          <w:rFonts w:ascii="Consolas" w:cs="Consolas" w:eastAsia="Consolas" w:hAnsi="Consolas"/>
+          <w:color w:val="7A2018"/>
+          <w:sz w:val="19"/>
+          <w:szCs w:val="19"/>
+        </w:rPr>
+        <w:t xml:space="preserve">models/model.joblib</w:t>
+      </w:r>
+      <w:r>
+        <w:t xml:space="preserve"> (the full pipeline, loaded by the API), </w:t>
+      </w:r>
+      <w:r>
+        <w:rPr>
+          <w:rFonts w:ascii="Consolas" w:cs="Consolas" w:eastAsia="Consolas" w:hAnsi="Consolas"/>
+          <w:color w:val="7A2018"/>
+          <w:sz w:val="19"/>
+          <w:szCs w:val="19"/>
+        </w:rPr>
+        <w:t xml:space="preserve">models/mlflow_model/</w:t>
+      </w:r>
+      <w:r>
+        <w:t xml:space="preserve"> (MLflow sklearn/pyfunc flavour with signature and input example), and </w:t>
+      </w:r>
+      <w:r>
+        <w:rPr>
+          <w:rFonts w:ascii="Consolas" w:cs="Consolas" w:eastAsia="Consolas" w:hAnsi="Consolas"/>
+          <w:color w:val="7A2018"/>
+          <w:sz w:val="19"/>
+          <w:szCs w:val="19"/>
+        </w:rPr>
+        <w:t xml:space="preserve">models/metadata.json</w:t>
+      </w:r>
+      <w:r>
+        <w:t xml:space="preserve"> (model name, version, training timestamp, MLflow run id, data hash, features, threshold, best parameters, CV and test metrics, Python and sklearn versions).</w:t>
+      </w:r>
+    </w:p>
+    <w:p>
+      <w:pPr>
+        <w:pStyle w:val="ListParagraph"/>
+        <w:numPr>
+          <w:ilvl w:val="0"/>
+          <w:numId w:val="2"/>
+        </w:numPr>
+        <w:spacing w:after="50" w:line="264"/>
+      </w:pPr>
+      <w:r>
+        <w:rPr>
+          <w:b/>
+          <w:bCs/>
+        </w:rPr>
+        <w:t xml:space="preserve">Dependencies.</w:t>
+      </w:r>
+      <w:r>
+        <w:t xml:space="preserve"> </w:t>
+      </w:r>
+      <w:r>
+        <w:rPr>
+          <w:rFonts w:ascii="Consolas" w:cs="Consolas" w:eastAsia="Consolas" w:hAnsi="Consolas"/>
+          <w:color w:val="7A2018"/>
+          <w:sz w:val="19"/>
+          <w:szCs w:val="19"/>
+        </w:rPr>
+        <w:t xml:space="preserve">requirements.txt</w:t>
+      </w:r>
+      <w:r>
+        <w:t xml:space="preserve"> (pinned runtime + training), </w:t>
+      </w:r>
+      <w:r>
+        <w:rPr>
+          <w:rFonts w:ascii="Consolas" w:cs="Consolas" w:eastAsia="Consolas" w:hAnsi="Consolas"/>
+          <w:color w:val="7A2018"/>
+          <w:sz w:val="19"/>
+          <w:szCs w:val="19"/>
+        </w:rPr>
+        <w:t xml:space="preserve">requirements-dev.txt</w:t>
+      </w:r>
+      <w:r>
+        <w:t xml:space="preserve"> (adds pytest, ruff, nbconvert) and </w:t>
+      </w:r>
+      <w:r>
+        <w:rPr>
+          <w:rFonts w:ascii="Consolas" w:cs="Consolas" w:eastAsia="Consolas" w:hAnsi="Consolas"/>
+          <w:color w:val="7A2018"/>
+          <w:sz w:val="19"/>
+          <w:szCs w:val="19"/>
+        </w:rPr>
+        <w:t xml:space="preserve">requirements-serve.txt</w:t>
+      </w:r>
+      <w:r>
+        <w:t xml:space="preserve"> (the container's minimal subset, same pins for the numeric stack).</w:t>
+      </w:r>
+    </w:p>
+    <w:p>
+      <w:pPr>
+        <w:pStyle w:val="ListParagraph"/>
+        <w:numPr>
+          <w:ilvl w:val="0"/>
+          <w:numId w:val="2"/>
+        </w:numPr>
+        <w:spacing w:after="50" w:line="264"/>
+      </w:pPr>
+      <w:r>
+        <w:rPr>
+          <w:b/>
+          <w:bCs/>
+        </w:rPr>
+        <w:t xml:space="preserve">Determinism.</w:t>
+      </w:r>
+      <w:r>
+        <w:t xml:space="preserve"> Fixed seeds for the split, CV folds and every estimator. Re-running training reproduces identical metrics. The notebook re-run produced exactly the same hold-out ROC-AUC of 0.9578 as the CLI run.</w:t>
+      </w:r>
+    </w:p>
+    <w:p>
+      <w:pPr>
+        <w:pStyle w:val="ListParagraph"/>
+        <w:numPr>
+          <w:ilvl w:val="0"/>
+          <w:numId w:val="2"/>
+        </w:numPr>
+        <w:spacing w:after="50" w:line="264"/>
+      </w:pPr>
+      <w:r>
+        <w:rPr>
+          <w:b/>
+          <w:bCs/>
+        </w:rPr>
+        <w:t xml:space="preserve">Inference parity.</w:t>
+      </w:r>
+      <w:r>
+        <w:t xml:space="preserve"> </w:t>
+      </w:r>
+      <w:r>
+        <w:rPr>
+          <w:rFonts w:ascii="Consolas" w:cs="Consolas" w:eastAsia="Consolas" w:hAnsi="Consolas"/>
+          <w:color w:val="7A2018"/>
+          <w:sz w:val="19"/>
+          <w:szCs w:val="19"/>
+        </w:rPr>
+        <w:t xml:space="preserve">notebooks/03_inference.ipynb</w:t>
+      </w:r>
+      <w:r>
+        <w:t xml:space="preserve"> loads both the joblib pipeline and the MLflow pyfunc model and scores the same patients, including one with unknown </w:t>
+      </w:r>
+      <w:r>
+        <w:rPr>
+          <w:rFonts w:ascii="Consolas" w:cs="Consolas" w:eastAsia="Consolas" w:hAnsi="Consolas"/>
+          <w:color w:val="7A2018"/>
+          <w:sz w:val="19"/>
+          <w:szCs w:val="19"/>
+        </w:rPr>
+        <w:t xml:space="preserve">ca</w:t>
+      </w:r>
+      <w:r>
+        <w:t xml:space="preserve">/</w:t>
+      </w:r>
+      <w:r>
+        <w:rPr>
+          <w:rFonts w:ascii="Consolas" w:cs="Consolas" w:eastAsia="Consolas" w:hAnsi="Consolas"/>
+          <w:color w:val="7A2018"/>
+          <w:sz w:val="19"/>
+          <w:szCs w:val="19"/>
+        </w:rPr>
+        <w:t xml:space="preserve">thal</w:t>
+      </w:r>
+      <w:r>
+        <w:t xml:space="preserve">, which the pipeline imputes.</w:t>
+      </w:r>
+    </w:p>
+    <w:p>
+      <w:pPr>
+        <w:pStyle w:val="Heading1"/>
+        <w:keepNext/>
+        <w:keepLines/>
+        <w:spacing w:after="100" w:before="200"/>
+      </w:pPr>
+      <w:r>
+        <w:t xml:space="preserve">8. CI/CD pipeline and automated testing</w:t>
+      </w:r>
+    </w:p>
+    <w:p>
+      <w:pPr>
+        <w:pStyle w:val="Heading2"/>
+        <w:keepNext/>
+        <w:keepLines/>
+        <w:spacing w:after="90" w:before="180"/>
+      </w:pPr>
+      <w:r>
+        <w:t xml:space="preserve">8.1 Unit tests</w:t>
+      </w:r>
+    </w:p>
+    <w:p>
+      <w:pPr>
+        <w:spacing w:after="110" w:line="276"/>
+        <w:jc w:val="both"/>
+      </w:pPr>
+      <w:r>
+        <w:t xml:space="preserve">26 pytest tests run offline in about 2 seconds on synthetic data with a planted signal, so CI does not depend on the UCI server.</w:t>
+      </w:r>
+    </w:p>
+    <w:tbl>
+      <w:tblPr>
+        <w:tblW w:type="dxa" w:w="9638"/>
+        <w:tblBorders>
+          <w:top w:val="single" w:color="auto" w:sz="4"/>
+          <w:left w:val="single" w:color="auto" w:sz="4"/>
+          <w:bottom w:val="single" w:color="auto" w:sz="4"/>
+          <w:right w:val="single" w:color="auto" w:sz="4"/>
+          <w:insideH w:val="single" w:color="auto" w:sz="4"/>
+          <w:insideV w:val="single" w:color="auto" w:sz="4"/>
+        </w:tblBorders>
+      </w:tblPr>
+      <w:tblGrid>
+        <w:gridCol w:w="2300"/>
+        <w:gridCol w:w="7338"/>
+      </w:tblGrid>
+      <w:tr>
+        <w:trPr>
+          <w:cantSplit/>
+          <w:tblHeader/>
+        </w:trPr>
+        <w:tc>
+          <w:tcPr>
+            <w:tcW w:type="dxa" w:w="2300"/>
+            <w:tcBorders>
+              <w:top w:val="single" w:color="C9CED6" w:sz="4"/>
+              <w:left w:val="single" w:color="C9CED6" w:sz="4"/>
+              <w:bottom w:val="single" w:color="C9CED6" w:sz="4"/>
+              <w:right w:val="single" w:color="C9CED6" w:sz="4"/>
+            </w:tcBorders>
+            <w:shd w:fill="2C3E50" w:color="auto" w:val="clear"/>
+            <w:tcMar>
+              <w:top w:type="dxa" w:w="60"/>
+              <w:left w:type="dxa" w:w="100"/>
+              <w:bottom w:type="dxa" w:w="60"/>
+              <w:right w:type="dxa" w:w="100"/>
+            </w:tcMar>
+          </w:tcPr>
+          <w:p>
+            <w:pPr>
+              <w:jc w:val="left"/>
+            </w:pPr>
+            <w:r>
+              <w:rPr>
+                <w:b/>
+                <w:bCs/>
+                <w:color w:val="FFFFFF"/>
+                <w:sz w:val="18"/>
+                <w:szCs w:val="18"/>
+              </w:rPr>
+              <w:t xml:space="preserve">File</w:t>
+            </w:r>
+          </w:p>
+        </w:tc>
+        <w:tc>
+          <w:tcPr>
+            <w:tcW w:type="dxa" w:w="7338"/>
+            <w:tcBorders>
+              <w:top w:val="single" w:color="C9CED6" w:sz="4"/>
+              <w:left w:val="single" w:color="C9CED6" w:sz="4"/>
+              <w:bottom w:val="single" w:color="C9CED6" w:sz="4"/>
+              <w:right w:val="single" w:color="C9CED6" w:sz="4"/>
+            </w:tcBorders>
+            <w:shd w:fill="2C3E50" w:color="auto" w:val="clear"/>
+            <w:tcMar>
+              <w:top w:type="dxa" w:w="60"/>
+              <w:left w:type="dxa" w:w="100"/>
+              <w:bottom w:type="dxa" w:w="60"/>
+              <w:right w:type="dxa" w:w="100"/>
+            </w:tcMar>
+          </w:tcPr>
+          <w:p>
+            <w:pPr>
+              <w:jc w:val="left"/>
+            </w:pPr>
+            <w:r>
+              <w:rPr>
+                <w:b/>
+                <w:bCs/>
+                <w:color w:val="FFFFFF"/>
+                <w:sz w:val="18"/>
+                <w:szCs w:val="18"/>
+              </w:rPr>
+              <w:t xml:space="preserve">What is verified</w:t>
+            </w:r>
+          </w:p>
+        </w:tc>
+      </w:tr>
+      <w:tr>
+        <w:trPr>
+          <w:cantSplit/>
+          <w:tblHeader w:val="off"/>
+        </w:trPr>
+        <w:tc>
+          <w:tcPr>
+            <w:tcW w:type="dxa" w:w="2300"/>
+            <w:tcBorders>
+              <w:top w:val="single" w:color="C9CED6" w:sz="4"/>
+              <w:left w:val="single" w:color="C9CED6" w:sz="4"/>
+              <w:bottom w:val="single" w:color="C9CED6" w:sz="4"/>
+              <w:right w:val="single" w:color="C9CED6" w:sz="4"/>
+            </w:tcBorders>
+            <w:shd w:fill="FFFFFF" w:color="auto" w:val="clear"/>
+            <w:tcMar>
+              <w:top w:type="dxa" w:w="60"/>
+              <w:left w:type="dxa" w:w="100"/>
+              <w:bottom w:type="dxa" w:w="60"/>
+              <w:right w:type="dxa" w:w="100"/>
+            </w:tcMar>
+          </w:tcPr>
+          <w:p>
+            <w:pPr>
+              <w:jc w:val="left"/>
+            </w:pPr>
+            <w:r>
+              <w:rPr>
+                <w:sz w:val="18"/>
+                <w:szCs w:val="18"/>
+              </w:rPr>
+              <w:t xml:space="preserve">test_data.py (7)</w:t>
+            </w:r>
+          </w:p>
+        </w:tc>
+        <w:tc>
+          <w:tcPr>
+            <w:tcW w:type="dxa" w:w="7338"/>
+            <w:tcBorders>
+              <w:top w:val="single" w:color="C9CED6" w:sz="4"/>
+              <w:left w:val="single" w:color="C9CED6" w:sz="4"/>
+              <w:bottom w:val="single" w:color="C9CED6" w:sz="4"/>
+              <w:right w:val="single" w:color="C9CED6" w:sz="4"/>
+            </w:tcBorders>
+            <w:shd w:fill="FFFFFF" w:color="auto" w:val="clear"/>
+            <w:tcMar>
+              <w:top w:type="dxa" w:w="60"/>
+              <w:left w:type="dxa" w:w="100"/>
+              <w:bottom w:type="dxa" w:w="60"/>
+              <w:right w:type="dxa" w:w="100"/>
+            </w:tcMar>
+          </w:tcPr>
+          <w:p>
+            <w:pPr>
+              <w:jc w:val="left"/>
+            </w:pPr>
+            <w:r>
+              <w:rPr>
+                <w:sz w:val="18"/>
+                <w:szCs w:val="18"/>
+              </w:rPr>
+              <w:t xml:space="preserve">binary target, NaNs preserved for imputation, out-of-range and invalid codes nulled, duplicates dropped, '?' parsing, X/y shapes and dtypes</w:t>
+            </w:r>
+          </w:p>
+        </w:tc>
+      </w:tr>
+      <w:tr>
+        <w:trPr>
+          <w:cantSplit/>
+          <w:tblHeader w:val="off"/>
+        </w:trPr>
+        <w:tc>
+          <w:tcPr>
+            <w:tcW w:type="dxa" w:w="2300"/>
+            <w:tcBorders>
+              <w:top w:val="single" w:color="C9CED6" w:sz="4"/>
+              <w:left w:val="single" w:color="C9CED6" w:sz="4"/>
+              <w:bottom w:val="single" w:color="C9CED6" w:sz="4"/>
+              <w:right w:val="single" w:color="C9CED6" w:sz="4"/>
+            </w:tcBorders>
+            <w:shd w:fill="F7F8FA" w:color="auto" w:val="clear"/>
+            <w:tcMar>
+              <w:top w:type="dxa" w:w="60"/>
+              <w:left w:type="dxa" w:w="100"/>
+              <w:bottom w:type="dxa" w:w="60"/>
+              <w:right w:type="dxa" w:w="100"/>
+            </w:tcMar>
+          </w:tcPr>
+          <w:p>
+            <w:pPr>
+              <w:jc w:val="left"/>
+            </w:pPr>
+            <w:r>
+              <w:rPr>
+                <w:sz w:val="18"/>
+                <w:szCs w:val="18"/>
+              </w:rPr>
+              <w:t xml:space="preserve">test_features.py (5)</w:t>
+            </w:r>
+          </w:p>
+        </w:tc>
+        <w:tc>
+          <w:tcPr>
+            <w:tcW w:type="dxa" w:w="7338"/>
+            <w:tcBorders>
+              <w:top w:val="single" w:color="C9CED6" w:sz="4"/>
+              <w:left w:val="single" w:color="C9CED6" w:sz="4"/>
+              <w:bottom w:val="single" w:color="C9CED6" w:sz="4"/>
+              <w:right w:val="single" w:color="C9CED6" w:sz="4"/>
+            </w:tcBorders>
+            <w:shd w:fill="F7F8FA" w:color="auto" w:val="clear"/>
+            <w:tcMar>
+              <w:top w:type="dxa" w:w="60"/>
+              <w:left w:type="dxa" w:w="100"/>
+              <w:bottom w:type="dxa" w:w="60"/>
+              <w:right w:type="dxa" w:w="100"/>
+            </w:tcMar>
+          </w:tcPr>
+          <w:p>
+            <w:pPr>
+              <w:jc w:val="left"/>
+            </w:pPr>
+            <w:r>
+              <w:rPr>
+                <w:sz w:val="18"/>
+                <w:szCs w:val="18"/>
+              </w:rPr>
+              <w:t xml:space="preserve">heart-rate-reserve formula, no leakage of transform-time statistics, no NaNs after preprocessing and correct width, unknown categories tolerated, standardisation</w:t>
+            </w:r>
+          </w:p>
+        </w:tc>
+      </w:tr>
+      <w:tr>
+        <w:trPr>
+          <w:cantSplit/>
+          <w:tblHeader w:val="off"/>
+        </w:trPr>
+        <w:tc>
+          <w:tcPr>
+            <w:tcW w:type="dxa" w:w="2300"/>
+            <w:tcBorders>
+              <w:top w:val="single" w:color="C9CED6" w:sz="4"/>
+              <w:left w:val="single" w:color="C9CED6" w:sz="4"/>
+              <w:bottom w:val="single" w:color="C9CED6" w:sz="4"/>
+              <w:right w:val="single" w:color="C9CED6" w:sz="4"/>
+            </w:tcBorders>
+            <w:shd w:fill="FFFFFF" w:color="auto" w:val="clear"/>
+            <w:tcMar>
+              <w:top w:type="dxa" w:w="60"/>
+              <w:left w:type="dxa" w:w="100"/>
+              <w:bottom w:type="dxa" w:w="60"/>
+              <w:right w:type="dxa" w:w="100"/>
+            </w:tcMar>
+          </w:tcPr>
+          <w:p>
+            <w:pPr>
+              <w:jc w:val="left"/>
+            </w:pPr>
+            <w:r>
+              <w:rPr>
+                <w:sz w:val="18"/>
+                <w:szCs w:val="18"/>
+              </w:rPr>
+              <w:t xml:space="preserve">test_model.py (7)</w:t>
+            </w:r>
+          </w:p>
+        </w:tc>
+        <w:tc>
+          <w:tcPr>
+            <w:tcW w:type="dxa" w:w="7338"/>
+            <w:tcBorders>
+              <w:top w:val="single" w:color="C9CED6" w:sz="4"/>
+              <w:left w:val="single" w:color="C9CED6" w:sz="4"/>
+              <w:bottom w:val="single" w:color="C9CED6" w:sz="4"/>
+              <w:right w:val="single" w:color="C9CED6" w:sz="4"/>
+            </w:tcBorders>
+            <w:shd w:fill="FFFFFF" w:color="auto" w:val="clear"/>
+            <w:tcMar>
+              <w:top w:type="dxa" w:w="60"/>
+              <w:left w:type="dxa" w:w="100"/>
+              <w:bottom w:type="dxa" w:w="60"/>
+              <w:right w:type="dxa" w:w="100"/>
+            </w:tcMar>
+          </w:tcPr>
+          <w:p>
+            <w:pPr>
+              <w:jc w:val="left"/>
+            </w:pPr>
+            <w:r>
+              <w:rPr>
+                <w:sz w:val="18"/>
+                <w:szCs w:val="18"/>
+              </w:rPr>
+              <w:t xml:space="preserve">both LR and RF learn the signal (CV AUC &gt; 0.7), valid probabilities, metric dictionary, importances aligned with names, required model families present, save/load round-trip, missing optional fields</w:t>
+            </w:r>
+          </w:p>
+        </w:tc>
+      </w:tr>
+      <w:tr>
+        <w:trPr>
+          <w:cantSplit/>
+          <w:tblHeader w:val="off"/>
+        </w:trPr>
+        <w:tc>
+          <w:tcPr>
+            <w:tcW w:type="dxa" w:w="2300"/>
+            <w:tcBorders>
+              <w:top w:val="single" w:color="C9CED6" w:sz="4"/>
+              <w:left w:val="single" w:color="C9CED6" w:sz="4"/>
+              <w:bottom w:val="single" w:color="C9CED6" w:sz="4"/>
+              <w:right w:val="single" w:color="C9CED6" w:sz="4"/>
+            </w:tcBorders>
+            <w:shd w:fill="F7F8FA" w:color="auto" w:val="clear"/>
+            <w:tcMar>
+              <w:top w:type="dxa" w:w="60"/>
+              <w:left w:type="dxa" w:w="100"/>
+              <w:bottom w:type="dxa" w:w="60"/>
+              <w:right w:type="dxa" w:w="100"/>
+            </w:tcMar>
+          </w:tcPr>
+          <w:p>
+            <w:pPr>
+              <w:jc w:val="left"/>
+            </w:pPr>
+            <w:r>
+              <w:rPr>
+                <w:sz w:val="18"/>
+                <w:szCs w:val="18"/>
+              </w:rPr>
+              <w:t xml:space="preserve">test_api.py (7)</w:t>
+            </w:r>
+          </w:p>
+        </w:tc>
+        <w:tc>
+          <w:tcPr>
+            <w:tcW w:type="dxa" w:w="7338"/>
+            <w:tcBorders>
+              <w:top w:val="single" w:color="C9CED6" w:sz="4"/>
+              <w:left w:val="single" w:color="C9CED6" w:sz="4"/>
+              <w:bottom w:val="single" w:color="C9CED6" w:sz="4"/>
+              <w:right w:val="single" w:color="C9CED6" w:sz="4"/>
+            </w:tcBorders>
+            <w:shd w:fill="F7F8FA" w:color="auto" w:val="clear"/>
+            <w:tcMar>
+              <w:top w:type="dxa" w:w="60"/>
+              <w:left w:type="dxa" w:w="100"/>
+              <w:bottom w:type="dxa" w:w="60"/>
+              <w:right w:type="dxa" w:w="100"/>
+            </w:tcMar>
+          </w:tcPr>
+          <w:p>
+            <w:pPr>
+              <w:jc w:val="left"/>
+            </w:pPr>
+            <w:r>
+              <w:rPr>
+                <w:sz w:val="18"/>
+                <w:szCs w:val="18"/>
+              </w:rPr>
+              <w:t xml:space="preserve">health/readiness, /predict returns prediction + confidence, 422 on out-of-range and unknown fields, batch endpoint, Prometheus metrics exposed, JSON request logs carry the request id</w:t>
+            </w:r>
+          </w:p>
+        </w:tc>
+      </w:tr>
+    </w:tbl>
+    <w:p>
+      <w:pPr>
+        <w:spacing w:after="120"/>
+      </w:pPr>
+    </w:p>
+    <w:p>
+      <w:pPr>
+        <w:pStyle w:val="Heading2"/>
+        <w:keepNext/>
+        <w:keepLines/>
+        <w:spacing w:after="90" w:before="180"/>
+      </w:pPr>
+      <w:r>
+        <w:t xml:space="preserve">8.2 GitHub Actions workflow</w:t>
+      </w:r>
+    </w:p>
+    <w:p>
+      <w:pPr>
+        <w:spacing w:after="110" w:line="276"/>
+        <w:jc w:val="both"/>
+      </w:pPr>
+      <w:r>
+        <w:rPr>
+          <w:rFonts w:ascii="Consolas" w:cs="Consolas" w:eastAsia="Consolas" w:hAnsi="Consolas"/>
+          <w:color w:val="7A2018"/>
+          <w:sz w:val="19"/>
+          <w:szCs w:val="19"/>
+        </w:rPr>
+        <w:t xml:space="preserve">.github/workflows/ci.yml</w:t>
+      </w:r>
+      <w:r>
+        <w:t xml:space="preserve"> runs on every push and pull request (and on demand, with an optional quick-grid mode). Jobs are chained with </w:t>
+      </w:r>
+      <w:r>
+        <w:rPr>
+          <w:rFonts w:ascii="Consolas" w:cs="Consolas" w:eastAsia="Consolas" w:hAnsi="Consolas"/>
+          <w:color w:val="7A2018"/>
+          <w:sz w:val="19"/>
+          <w:szCs w:val="19"/>
+        </w:rPr>
+        <w:t xml:space="preserve">needs:</w:t>
+      </w:r>
+      <w:r>
+        <w:t xml:space="preserve">, and every step runs under </w:t>
+      </w:r>
+      <w:r>
+        <w:rPr>
+          <w:rFonts w:ascii="Consolas" w:cs="Consolas" w:eastAsia="Consolas" w:hAnsi="Consolas"/>
+          <w:color w:val="7A2018"/>
+          <w:sz w:val="19"/>
+          <w:szCs w:val="19"/>
+        </w:rPr>
+        <w:t xml:space="preserve">bash -euo pipefail</w:t>
+      </w:r>
+      <w:r>
+        <w:t xml:space="preserve">. Any failing command therefore stops the pipeline with a clear log and skips everything downstream.</w:t>
+      </w:r>
+    </w:p>
+    <w:tbl>
+      <w:tblPr>
+        <w:tblW w:type="dxa" w:w="9638"/>
+        <w:tblBorders>
+          <w:top w:val="single" w:color="auto" w:sz="4"/>
+          <w:left w:val="single" w:color="auto" w:sz="4"/>
+          <w:bottom w:val="single" w:color="auto" w:sz="4"/>
+          <w:right w:val="single" w:color="auto" w:sz="4"/>
+          <w:insideH w:val="single" w:color="auto" w:sz="4"/>
+          <w:insideV w:val="single" w:color="auto" w:sz="4"/>
+        </w:tblBorders>
+      </w:tblPr>
+      <w:tblGrid>
+        <w:gridCol w:w="1300"/>
+        <w:gridCol w:w="5000"/>
+        <w:gridCol w:w="3338"/>
+      </w:tblGrid>
+      <w:tr>
+        <w:trPr>
+          <w:cantSplit/>
+          <w:tblHeader/>
+        </w:trPr>
+        <w:tc>
+          <w:tcPr>
+            <w:tcW w:type="dxa" w:w="1300"/>
+            <w:tcBorders>
+              <w:top w:val="single" w:color="C9CED6" w:sz="4"/>
+              <w:left w:val="single" w:color="C9CED6" w:sz="4"/>
+              <w:bottom w:val="single" w:color="C9CED6" w:sz="4"/>
+              <w:right w:val="single" w:color="C9CED6" w:sz="4"/>
+            </w:tcBorders>
+            <w:shd w:fill="2C3E50" w:color="auto" w:val="clear"/>
+            <w:tcMar>
+              <w:top w:type="dxa" w:w="60"/>
+              <w:left w:type="dxa" w:w="100"/>
+              <w:bottom w:type="dxa" w:w="60"/>
+              <w:right w:type="dxa" w:w="100"/>
+            </w:tcMar>
+          </w:tcPr>
+          <w:p>
+            <w:pPr>
+              <w:jc w:val="left"/>
+            </w:pPr>
+            <w:r>
+              <w:rPr>
+                <w:b/>
+                <w:bCs/>
+                <w:color w:val="FFFFFF"/>
+                <w:sz w:val="18"/>
+                <w:szCs w:val="18"/>
+              </w:rPr>
+              <w:t xml:space="preserve">Job</w:t>
+            </w:r>
+          </w:p>
+        </w:tc>
+        <w:tc>
+          <w:tcPr>
+            <w:tcW w:type="dxa" w:w="5000"/>
+            <w:tcBorders>
+              <w:top w:val="single" w:color="C9CED6" w:sz="4"/>
+              <w:left w:val="single" w:color="C9CED6" w:sz="4"/>
+              <w:bottom w:val="single" w:color="C9CED6" w:sz="4"/>
+              <w:right w:val="single" w:color="C9CED6" w:sz="4"/>
+            </w:tcBorders>
+            <w:shd w:fill="2C3E50" w:color="auto" w:val="clear"/>
+            <w:tcMar>
+              <w:top w:type="dxa" w:w="60"/>
+              <w:left w:type="dxa" w:w="100"/>
+              <w:bottom w:type="dxa" w:w="60"/>
+              <w:right w:type="dxa" w:w="100"/>
+            </w:tcMar>
+          </w:tcPr>
+          <w:p>
+            <w:pPr>
+              <w:jc w:val="left"/>
+            </w:pPr>
+            <w:r>
+              <w:rPr>
+                <w:b/>
+                <w:bCs/>
+                <w:color w:val="FFFFFF"/>
+                <w:sz w:val="18"/>
+                <w:szCs w:val="18"/>
+              </w:rPr>
+              <w:t xml:space="preserve">Steps</w:t>
+            </w:r>
+          </w:p>
+        </w:tc>
+        <w:tc>
+          <w:tcPr>
+            <w:tcW w:type="dxa" w:w="3338"/>
+            <w:tcBorders>
+              <w:top w:val="single" w:color="C9CED6" w:sz="4"/>
+              <w:left w:val="single" w:color="C9CED6" w:sz="4"/>
+              <w:bottom w:val="single" w:color="C9CED6" w:sz="4"/>
+              <w:right w:val="single" w:color="C9CED6" w:sz="4"/>
+            </w:tcBorders>
+            <w:shd w:fill="2C3E50" w:color="auto" w:val="clear"/>
+            <w:tcMar>
+              <w:top w:type="dxa" w:w="60"/>
+              <w:left w:type="dxa" w:w="100"/>
+              <w:bottom w:type="dxa" w:w="60"/>
+              <w:right w:type="dxa" w:w="100"/>
+            </w:tcMar>
+          </w:tcPr>
+          <w:p>
+            <w:pPr>
+              <w:jc w:val="left"/>
+            </w:pPr>
+            <w:r>
+              <w:rPr>
+                <w:b/>
+                <w:bCs/>
+                <w:color w:val="FFFFFF"/>
+                <w:sz w:val="18"/>
+                <w:szCs w:val="18"/>
+              </w:rPr>
+              <w:t xml:space="preserve">Artefacts / logging</w:t>
+            </w:r>
+          </w:p>
+        </w:tc>
+      </w:tr>
+      <w:tr>
+        <w:trPr>
+          <w:cantSplit/>
+          <w:tblHeader w:val="off"/>
+        </w:trPr>
+        <w:tc>
+          <w:tcPr>
+            <w:tcW w:type="dxa" w:w="1300"/>
+            <w:tcBorders>
+              <w:top w:val="single" w:color="C9CED6" w:sz="4"/>
+              <w:left w:val="single" w:color="C9CED6" w:sz="4"/>
+              <w:bottom w:val="single" w:color="C9CED6" w:sz="4"/>
+              <w:right w:val="single" w:color="C9CED6" w:sz="4"/>
+            </w:tcBorders>
+            <w:shd w:fill="FFFFFF" w:color="auto" w:val="clear"/>
+            <w:tcMar>
+              <w:top w:type="dxa" w:w="60"/>
+              <w:left w:type="dxa" w:w="100"/>
+              <w:bottom w:type="dxa" w:w="60"/>
+              <w:right w:type="dxa" w:w="100"/>
+            </w:tcMar>
+          </w:tcPr>
+          <w:p>
+            <w:pPr>
+              <w:jc w:val="left"/>
+            </w:pPr>
+            <w:r>
+              <w:rPr>
+                <w:sz w:val="18"/>
+                <w:szCs w:val="18"/>
+              </w:rPr>
+              <w:t xml:space="preserve">1. Lint</w:t>
+            </w:r>
+          </w:p>
+        </w:tc>
+        <w:tc>
+          <w:tcPr>
+            <w:tcW w:type="dxa" w:w="5000"/>
+            <w:tcBorders>
+              <w:top w:val="single" w:color="C9CED6" w:sz="4"/>
+              <w:left w:val="single" w:color="C9CED6" w:sz="4"/>
+              <w:bottom w:val="single" w:color="C9CED6" w:sz="4"/>
+              <w:right w:val="single" w:color="C9CED6" w:sz="4"/>
+            </w:tcBorders>
+            <w:shd w:fill="FFFFFF" w:color="auto" w:val="clear"/>
+            <w:tcMar>
+              <w:top w:type="dxa" w:w="60"/>
+              <w:left w:type="dxa" w:w="100"/>
+              <w:bottom w:type="dxa" w:w="60"/>
+              <w:right w:type="dxa" w:w="100"/>
+            </w:tcMar>
+          </w:tcPr>
+          <w:p>
+            <w:pPr>
+              <w:jc w:val="left"/>
+            </w:pPr>
+            <w:r>
+              <w:rPr>
+                <w:sz w:val="18"/>
+                <w:szCs w:val="18"/>
+              </w:rPr>
+              <w:t xml:space="preserve">ruff check (pyflakes, pycodestyle, isort, bugbear, pyupgrade)</w:t>
+            </w:r>
+          </w:p>
+        </w:tc>
+        <w:tc>
+          <w:tcPr>
+            <w:tcW w:type="dxa" w:w="3338"/>
+            <w:tcBorders>
+              <w:top w:val="single" w:color="C9CED6" w:sz="4"/>
+              <w:left w:val="single" w:color="C9CED6" w:sz="4"/>
+              <w:bottom w:val="single" w:color="C9CED6" w:sz="4"/>
+              <w:right w:val="single" w:color="C9CED6" w:sz="4"/>
+            </w:tcBorders>
+            <w:shd w:fill="FFFFFF" w:color="auto" w:val="clear"/>
+            <w:tcMar>
+              <w:top w:type="dxa" w:w="60"/>
+              <w:left w:type="dxa" w:w="100"/>
+              <w:bottom w:type="dxa" w:w="60"/>
+              <w:right w:type="dxa" w:w="100"/>
+            </w:tcMar>
+          </w:tcPr>
+          <w:p>
+            <w:pPr>
+              <w:jc w:val="left"/>
+            </w:pPr>
+            <w:r>
+              <w:rPr>
+                <w:sz w:val="18"/>
+                <w:szCs w:val="18"/>
+              </w:rPr>
+              <w:t xml:space="preserve">inline GitHub annotations</w:t>
+            </w:r>
+          </w:p>
+        </w:tc>
+      </w:tr>
+      <w:tr>
+        <w:trPr>
+          <w:cantSplit/>
+          <w:tblHeader w:val="off"/>
+        </w:trPr>
+        <w:tc>
+          <w:tcPr>
+            <w:tcW w:type="dxa" w:w="1300"/>
+            <w:tcBorders>
+              <w:top w:val="single" w:color="C9CED6" w:sz="4"/>
+              <w:left w:val="single" w:color="C9CED6" w:sz="4"/>
+              <w:bottom w:val="single" w:color="C9CED6" w:sz="4"/>
+              <w:right w:val="single" w:color="C9CED6" w:sz="4"/>
+            </w:tcBorders>
+            <w:shd w:fill="F7F8FA" w:color="auto" w:val="clear"/>
+            <w:tcMar>
+              <w:top w:type="dxa" w:w="60"/>
+              <w:left w:type="dxa" w:w="100"/>
+              <w:bottom w:type="dxa" w:w="60"/>
+              <w:right w:type="dxa" w:w="100"/>
+            </w:tcMar>
+          </w:tcPr>
+          <w:p>
+            <w:pPr>
+              <w:jc w:val="left"/>
+            </w:pPr>
+            <w:r>
+              <w:rPr>
+                <w:sz w:val="18"/>
+                <w:szCs w:val="18"/>
+              </w:rPr>
+              <w:t xml:space="preserve">2. Test</w:t>
+            </w:r>
+          </w:p>
+        </w:tc>
+        <w:tc>
+          <w:tcPr>
+            <w:tcW w:type="dxa" w:w="5000"/>
+            <w:tcBorders>
+              <w:top w:val="single" w:color="C9CED6" w:sz="4"/>
+              <w:left w:val="single" w:color="C9CED6" w:sz="4"/>
+              <w:bottom w:val="single" w:color="C9CED6" w:sz="4"/>
+              <w:right w:val="single" w:color="C9CED6" w:sz="4"/>
+            </w:tcBorders>
+            <w:shd w:fill="F7F8FA" w:color="auto" w:val="clear"/>
+            <w:tcMar>
+              <w:top w:type="dxa" w:w="60"/>
+              <w:left w:type="dxa" w:w="100"/>
+              <w:bottom w:type="dxa" w:w="60"/>
+              <w:right w:type="dxa" w:w="100"/>
+            </w:tcMar>
+          </w:tcPr>
+          <w:p>
+            <w:pPr>
+              <w:jc w:val="left"/>
+            </w:pPr>
+            <w:r>
+              <w:rPr>
+                <w:sz w:val="18"/>
+                <w:szCs w:val="18"/>
+              </w:rPr>
+              <w:t xml:space="preserve">pip install pinned deps, record pip freeze, pytest + coverage</w:t>
+            </w:r>
+          </w:p>
+        </w:tc>
+        <w:tc>
+          <w:tcPr>
+            <w:tcW w:type="dxa" w:w="3338"/>
+            <w:tcBorders>
+              <w:top w:val="single" w:color="C9CED6" w:sz="4"/>
+              <w:left w:val="single" w:color="C9CED6" w:sz="4"/>
+              <w:bottom w:val="single" w:color="C9CED6" w:sz="4"/>
+              <w:right w:val="single" w:color="C9CED6" w:sz="4"/>
+            </w:tcBorders>
+            <w:shd w:fill="F7F8FA" w:color="auto" w:val="clear"/>
+            <w:tcMar>
+              <w:top w:type="dxa" w:w="60"/>
+              <w:left w:type="dxa" w:w="100"/>
+              <w:bottom w:type="dxa" w:w="60"/>
+              <w:right w:type="dxa" w:w="100"/>
+            </w:tcMar>
+          </w:tcPr>
+          <w:p>
+            <w:pPr>
+              <w:jc w:val="left"/>
+            </w:pPr>
+            <w:r>
+              <w:rPr>
+                <w:sz w:val="18"/>
+                <w:szCs w:val="18"/>
+              </w:rPr>
+              <w:t xml:space="preserve">JUnit XML, coverage XML, pip-freeze.txt</w:t>
+            </w:r>
+          </w:p>
+        </w:tc>
+      </w:tr>
+      <w:tr>
+        <w:trPr>
+          <w:cantSplit/>
+          <w:tblHeader w:val="off"/>
+        </w:trPr>
+        <w:tc>
+          <w:tcPr>
+            <w:tcW w:type="dxa" w:w="1300"/>
+            <w:tcBorders>
+              <w:top w:val="single" w:color="C9CED6" w:sz="4"/>
+              <w:left w:val="single" w:color="C9CED6" w:sz="4"/>
+              <w:bottom w:val="single" w:color="C9CED6" w:sz="4"/>
+              <w:right w:val="single" w:color="C9CED6" w:sz="4"/>
+            </w:tcBorders>
+            <w:shd w:fill="FFFFFF" w:color="auto" w:val="clear"/>
+            <w:tcMar>
+              <w:top w:type="dxa" w:w="60"/>
+              <w:left w:type="dxa" w:w="100"/>
+              <w:bottom w:type="dxa" w:w="60"/>
+              <w:right w:type="dxa" w:w="100"/>
+            </w:tcMar>
+          </w:tcPr>
+          <w:p>
+            <w:pPr>
+              <w:jc w:val="left"/>
+            </w:pPr>
+            <w:r>
+              <w:rPr>
+                <w:sz w:val="18"/>
+                <w:szCs w:val="18"/>
+              </w:rPr>
+              <w:t xml:space="preserve">3. Train</w:t>
+            </w:r>
+          </w:p>
+        </w:tc>
+        <w:tc>
+          <w:tcPr>
+            <w:tcW w:type="dxa" w:w="5000"/>
+            <w:tcBorders>
+              <w:top w:val="single" w:color="C9CED6" w:sz="4"/>
+              <w:left w:val="single" w:color="C9CED6" w:sz="4"/>
+              <w:bottom w:val="single" w:color="C9CED6" w:sz="4"/>
+              <w:right w:val="single" w:color="C9CED6" w:sz="4"/>
+            </w:tcBorders>
+            <w:shd w:fill="FFFFFF" w:color="auto" w:val="clear"/>
+            <w:tcMar>
+              <w:top w:type="dxa" w:w="60"/>
+              <w:left w:type="dxa" w:w="100"/>
+              <w:bottom w:type="dxa" w:w="60"/>
+              <w:right w:type="dxa" w:w="100"/>
+            </w:tcMar>
+          </w:tcPr>
+          <w:p>
+            <w:pPr>
+              <w:jc w:val="left"/>
+            </w:pPr>
+            <w:r>
+              <w:rPr>
+                <w:sz w:val="18"/>
+                <w:szCs w:val="18"/>
+              </w:rPr>
+              <w:t xml:space="preserve">download data, EDA, full training, quality gate: hold-out ROC-AUC ≥ 0.80</w:t>
+            </w:r>
+          </w:p>
+        </w:tc>
+        <w:tc>
+          <w:tcPr>
+            <w:tcW w:type="dxa" w:w="3338"/>
+            <w:tcBorders>
+              <w:top w:val="single" w:color="C9CED6" w:sz="4"/>
+              <w:left w:val="single" w:color="C9CED6" w:sz="4"/>
+              <w:bottom w:val="single" w:color="C9CED6" w:sz="4"/>
+              <w:right w:val="single" w:color="C9CED6" w:sz="4"/>
+            </w:tcBorders>
+            <w:shd w:fill="FFFFFF" w:color="auto" w:val="clear"/>
+            <w:tcMar>
+              <w:top w:type="dxa" w:w="60"/>
+              <w:left w:type="dxa" w:w="100"/>
+              <w:bottom w:type="dxa" w:w="60"/>
+              <w:right w:type="dxa" w:w="100"/>
+            </w:tcMar>
+          </w:tcPr>
+          <w:p>
+            <w:pPr>
+              <w:jc w:val="left"/>
+            </w:pPr>
+            <w:r>
+              <w:rPr>
+                <w:sz w:val="18"/>
+                <w:szCs w:val="18"/>
+              </w:rPr>
+              <w:t xml:space="preserve">model, MLflow DB + runs, figures; metrics in job summary</w:t>
+            </w:r>
+          </w:p>
+        </w:tc>
+      </w:tr>
+      <w:tr>
+        <w:trPr>
+          <w:cantSplit/>
+          <w:tblHeader w:val="off"/>
+        </w:trPr>
+        <w:tc>
+          <w:tcPr>
+            <w:tcW w:type="dxa" w:w="1300"/>
+            <w:tcBorders>
+              <w:top w:val="single" w:color="C9CED6" w:sz="4"/>
+              <w:left w:val="single" w:color="C9CED6" w:sz="4"/>
+              <w:bottom w:val="single" w:color="C9CED6" w:sz="4"/>
+              <w:right w:val="single" w:color="C9CED6" w:sz="4"/>
+            </w:tcBorders>
+            <w:shd w:fill="F7F8FA" w:color="auto" w:val="clear"/>
+            <w:tcMar>
+              <w:top w:type="dxa" w:w="60"/>
+              <w:left w:type="dxa" w:w="100"/>
+              <w:bottom w:type="dxa" w:w="60"/>
+              <w:right w:type="dxa" w:w="100"/>
+            </w:tcMar>
+          </w:tcPr>
+          <w:p>
+            <w:pPr>
+              <w:jc w:val="left"/>
+            </w:pPr>
+            <w:r>
+              <w:rPr>
+                <w:sz w:val="18"/>
+                <w:szCs w:val="18"/>
+              </w:rPr>
+              <w:t xml:space="preserve">4. Docker</w:t>
+            </w:r>
+          </w:p>
+        </w:tc>
+        <w:tc>
+          <w:tcPr>
+            <w:tcW w:type="dxa" w:w="5000"/>
+            <w:tcBorders>
+              <w:top w:val="single" w:color="C9CED6" w:sz="4"/>
+              <w:left w:val="single" w:color="C9CED6" w:sz="4"/>
+              <w:bottom w:val="single" w:color="C9CED6" w:sz="4"/>
+              <w:right w:val="single" w:color="C9CED6" w:sz="4"/>
+            </w:tcBorders>
+            <w:shd w:fill="F7F8FA" w:color="auto" w:val="clear"/>
+            <w:tcMar>
+              <w:top w:type="dxa" w:w="60"/>
+              <w:left w:type="dxa" w:w="100"/>
+              <w:bottom w:type="dxa" w:w="60"/>
+              <w:right w:type="dxa" w:w="100"/>
+            </w:tcMar>
+          </w:tcPr>
+          <w:p>
+            <w:pPr>
+              <w:jc w:val="left"/>
+            </w:pPr>
+            <w:r>
+              <w:rPr>
+                <w:sz w:val="18"/>
+                <w:szCs w:val="18"/>
+              </w:rPr>
+              <w:t xml:space="preserve">build image, run container, smoke test, save image</w:t>
+            </w:r>
+          </w:p>
+        </w:tc>
+        <w:tc>
+          <w:tcPr>
+            <w:tcW w:type="dxa" w:w="3338"/>
+            <w:tcBorders>
+              <w:top w:val="single" w:color="C9CED6" w:sz="4"/>
+              <w:left w:val="single" w:color="C9CED6" w:sz="4"/>
+              <w:bottom w:val="single" w:color="C9CED6" w:sz="4"/>
+              <w:right w:val="single" w:color="C9CED6" w:sz="4"/>
+            </w:tcBorders>
+            <w:shd w:fill="F7F8FA" w:color="auto" w:val="clear"/>
+            <w:tcMar>
+              <w:top w:type="dxa" w:w="60"/>
+              <w:left w:type="dxa" w:w="100"/>
+              <w:bottom w:type="dxa" w:w="60"/>
+              <w:right w:type="dxa" w:w="100"/>
+            </w:tcMar>
+          </w:tcPr>
+          <w:p>
+            <w:pPr>
+              <w:jc w:val="left"/>
+            </w:pPr>
+            <w:r>
+              <w:rPr>
+                <w:sz w:val="18"/>
+                <w:szCs w:val="18"/>
+              </w:rPr>
+              <w:t xml:space="preserve">container logs, image tarball</w:t>
+            </w:r>
+          </w:p>
+        </w:tc>
+      </w:tr>
+      <w:tr>
+        <w:trPr>
+          <w:cantSplit/>
+          <w:tblHeader w:val="off"/>
+        </w:trPr>
+        <w:tc>
+          <w:tcPr>
+            <w:tcW w:type="dxa" w:w="1300"/>
+            <w:tcBorders>
+              <w:top w:val="single" w:color="C9CED6" w:sz="4"/>
+              <w:left w:val="single" w:color="C9CED6" w:sz="4"/>
+              <w:bottom w:val="single" w:color="C9CED6" w:sz="4"/>
+              <w:right w:val="single" w:color="C9CED6" w:sz="4"/>
+            </w:tcBorders>
+            <w:shd w:fill="FFFFFF" w:color="auto" w:val="clear"/>
+            <w:tcMar>
+              <w:top w:type="dxa" w:w="60"/>
+              <w:left w:type="dxa" w:w="100"/>
+              <w:bottom w:type="dxa" w:w="60"/>
+              <w:right w:type="dxa" w:w="100"/>
+            </w:tcMar>
+          </w:tcPr>
+          <w:p>
+            <w:pPr>
+              <w:jc w:val="left"/>
+            </w:pPr>
+            <w:r>
+              <w:rPr>
+                <w:sz w:val="18"/>
+                <w:szCs w:val="18"/>
+              </w:rPr>
+              <w:t xml:space="preserve">5. Deploy</w:t>
+            </w:r>
+          </w:p>
+        </w:tc>
+        <w:tc>
+          <w:tcPr>
+            <w:tcW w:type="dxa" w:w="5000"/>
+            <w:tcBorders>
+              <w:top w:val="single" w:color="C9CED6" w:sz="4"/>
+              <w:left w:val="single" w:color="C9CED6" w:sz="4"/>
+              <w:bottom w:val="single" w:color="C9CED6" w:sz="4"/>
+              <w:right w:val="single" w:color="C9CED6" w:sz="4"/>
+            </w:tcBorders>
+            <w:shd w:fill="FFFFFF" w:color="auto" w:val="clear"/>
+            <w:tcMar>
+              <w:top w:type="dxa" w:w="60"/>
+              <w:left w:type="dxa" w:w="100"/>
+              <w:bottom w:type="dxa" w:w="60"/>
+              <w:right w:type="dxa" w:w="100"/>
+            </w:tcMar>
+          </w:tcPr>
+          <w:p>
+            <w:pPr>
+              <w:jc w:val="left"/>
+            </w:pPr>
+            <w:r>
+              <w:rPr>
+                <w:sz w:val="18"/>
+                <w:szCs w:val="18"/>
+              </w:rPr>
+              <w:t xml:space="preserve">kind cluster, load image, apply manifests + monitoring, rollout, smoke test via Service, assert Prometheus sees ≥ 2 healthy replicas</w:t>
+            </w:r>
+          </w:p>
+        </w:tc>
+        <w:tc>
+          <w:tcPr>
+            <w:tcW w:type="dxa" w:w="3338"/>
+            <w:tcBorders>
+              <w:top w:val="single" w:color="C9CED6" w:sz="4"/>
+              <w:left w:val="single" w:color="C9CED6" w:sz="4"/>
+              <w:bottom w:val="single" w:color="C9CED6" w:sz="4"/>
+              <w:right w:val="single" w:color="C9CED6" w:sz="4"/>
+            </w:tcBorders>
+            <w:shd w:fill="FFFFFF" w:color="auto" w:val="clear"/>
+            <w:tcMar>
+              <w:top w:type="dxa" w:w="60"/>
+              <w:left w:type="dxa" w:w="100"/>
+              <w:bottom w:type="dxa" w:w="60"/>
+              <w:right w:type="dxa" w:w="100"/>
+            </w:tcMar>
+          </w:tcPr>
+          <w:p>
+            <w:pPr>
+              <w:jc w:val="left"/>
+            </w:pPr>
+            <w:r>
+              <w:rPr>
+                <w:sz w:val="18"/>
+                <w:szCs w:val="18"/>
+              </w:rPr>
+              <w:t xml:space="preserve">cluster state (get/describe/logs)</w:t>
+            </w:r>
+          </w:p>
+        </w:tc>
+      </w:tr>
+    </w:tbl>
+    <w:p>
+      <w:pPr>
+        <w:spacing w:after="120"/>
+      </w:pPr>
     </w:p>
     <w:p>
       <w:pPr>
@@ -5933,9 +7177,9 @@
       <w:r>
         <w:drawing>
           <wp:inline distT="0" distB="0" distL="0" distR="0">
-            <wp:extent cx="3429000" cy="2009775"/>
+            <wp:extent cx="3619500" cy="2152650"/>
             <wp:effectExtent t="0" r="0" b="0" l="0"/>
-            <wp:docPr id="8" name="06_mlflow_run_artifacts.png" descr="Artefacts logged for the winning run: evaluation plots and CSVs." title="Artefacts logged for the winning run: evaluation plots and CSVs."/>
+            <wp:docPr id="8" name="19_github_actions_pipeline_success.png" descr="Successful pipeline run: all five jobs green, with the seven uploaded artefacts (model, MLflow store, figures, test reports, image, logs, cluster state)." title="Successful pipeline run: all five jobs green, with the seven uploaded artefacts (model, MLflow store, figures, test reports, image, logs, cluster state)."/>
             <wp:cNvGraphicFramePr>
               <a:graphicFrameLocks xmlns:a="http://schemas.openxmlformats.org/drawingml/2006/main" noChangeAspect="1"/>
             </wp:cNvGraphicFramePr>
@@ -5958,7 +7202,7 @@
                   <pic:spPr bwMode="auto">
                     <a:xfrm>
                       <a:off x="0" y="0"/>
-                      <a:ext cx="3429000" cy="2009775"/>
+                      <a:ext cx="3619500" cy="2152650"/>
                     </a:xfrm>
                     <a:prstGeom prst="rect">
                       <a:avLst/>
@@ -5994,38 +7238,16 @@
           <w:sz w:val="18"/>
           <w:szCs w:val="18"/>
         </w:rPr>
-        <w:t xml:space="preserve">Artefacts logged for the winning run: evaluation plots and CSVs.</w:t>
-      </w:r>
-    </w:p>
-    <w:p>
-      <w:pPr>
-        <w:pStyle w:val="Heading1"/>
-        <w:keepNext/>
-        <w:keepLines/>
-        <w:spacing w:after="140" w:before="280"/>
-      </w:pPr>
-      <w:r>
-        <w:t xml:space="preserve">7. Model packaging and reproducibility</w:t>
-      </w:r>
-    </w:p>
-    <w:p>
-      <w:pPr>
-        <w:pStyle w:val="ListParagraph"/>
-        <w:numPr>
-          <w:ilvl w:val="0"/>
-          <w:numId w:val="2"/>
-        </w:numPr>
-        <w:spacing w:after="50" w:line="264"/>
-      </w:pPr>
-      <w:r>
-        <w:rPr>
-          <w:b/>
-          <w:bCs/>
-        </w:rPr>
-        <w:t xml:space="preserve">Artefacts.</w:t>
-      </w:r>
-      <w:r>
-        <w:t xml:space="preserve"> </w:t>
+        <w:t xml:space="preserve">Successful pipeline run: all five jobs green, with the seven uploaded artefacts (model, MLflow store, figures, test reports, image, logs, cluster state).</w:t>
+      </w:r>
+    </w:p>
+    <w:p>
+      <w:pPr>
+        <w:spacing w:after="110" w:line="276"/>
+        <w:jc w:val="both"/>
+      </w:pPr>
+      <w:r>
+        <w:t xml:space="preserve">To verify the fail-fast requirement, a pull request with a deliberate lint error (a redundant import) was opened. CI stopped at the lint stage and test, train, build and deploy were all skipped (Figure 9); the PR was then closed without merging. During development, a deploy-job failure was also traced to curl treating </w:t>
       </w:r>
       <w:r>
         <w:rPr>
@@ -6034,1217 +7256,11 @@
           <w:sz w:val="19"/>
           <w:szCs w:val="19"/>
         </w:rPr>
-        <w:t xml:space="preserve">models/model.joblib</w:t>
-      </w:r>
-      <w:r>
-        <w:t xml:space="preserve"> (the full pipeline, loaded by the API), </w:t>
-      </w:r>
-      <w:r>
-        <w:rPr>
-          <w:rFonts w:ascii="Consolas" w:cs="Consolas" w:eastAsia="Consolas" w:hAnsi="Consolas"/>
-          <w:color w:val="7A2018"/>
-          <w:sz w:val="19"/>
-          <w:szCs w:val="19"/>
-        </w:rPr>
-        <w:t xml:space="preserve">models/mlflow_model/</w:t>
-      </w:r>
-      <w:r>
-        <w:t xml:space="preserve"> (MLflow sklearn/pyfunc flavour with signature and input example), and </w:t>
-      </w:r>
-      <w:r>
-        <w:rPr>
-          <w:rFonts w:ascii="Consolas" w:cs="Consolas" w:eastAsia="Consolas" w:hAnsi="Consolas"/>
-          <w:color w:val="7A2018"/>
-          <w:sz w:val="19"/>
-          <w:szCs w:val="19"/>
-        </w:rPr>
-        <w:t xml:space="preserve">models/metadata.json</w:t>
-      </w:r>
-      <w:r>
-        <w:t xml:space="preserve"> (model name, version, training timestamp, MLflow run id, data hash, features, threshold, best parameters, CV and test metrics, Python and sklearn versions).</w:t>
-      </w:r>
-    </w:p>
-    <w:p>
-      <w:pPr>
-        <w:pStyle w:val="ListParagraph"/>
-        <w:numPr>
-          <w:ilvl w:val="0"/>
-          <w:numId w:val="2"/>
-        </w:numPr>
-        <w:spacing w:after="50" w:line="264"/>
-      </w:pPr>
-      <w:r>
-        <w:rPr>
-          <w:b/>
-          <w:bCs/>
-        </w:rPr>
-        <w:t xml:space="preserve">Dependencies.</w:t>
-      </w:r>
-      <w:r>
-        <w:t xml:space="preserve"> </w:t>
-      </w:r>
-      <w:r>
-        <w:rPr>
-          <w:rFonts w:ascii="Consolas" w:cs="Consolas" w:eastAsia="Consolas" w:hAnsi="Consolas"/>
-          <w:color w:val="7A2018"/>
-          <w:sz w:val="19"/>
-          <w:szCs w:val="19"/>
-        </w:rPr>
-        <w:t xml:space="preserve">requirements.txt</w:t>
-      </w:r>
-      <w:r>
-        <w:t xml:space="preserve"> (pinned runtime + training), </w:t>
-      </w:r>
-      <w:r>
-        <w:rPr>
-          <w:rFonts w:ascii="Consolas" w:cs="Consolas" w:eastAsia="Consolas" w:hAnsi="Consolas"/>
-          <w:color w:val="7A2018"/>
-          <w:sz w:val="19"/>
-          <w:szCs w:val="19"/>
-        </w:rPr>
-        <w:t xml:space="preserve">requirements-dev.txt</w:t>
-      </w:r>
-      <w:r>
-        <w:t xml:space="preserve"> (adds pytest, ruff, nbconvert) and </w:t>
-      </w:r>
-      <w:r>
-        <w:rPr>
-          <w:rFonts w:ascii="Consolas" w:cs="Consolas" w:eastAsia="Consolas" w:hAnsi="Consolas"/>
-          <w:color w:val="7A2018"/>
-          <w:sz w:val="19"/>
-          <w:szCs w:val="19"/>
-        </w:rPr>
-        <w:t xml:space="preserve">requirements-serve.txt</w:t>
-      </w:r>
-      <w:r>
-        <w:t xml:space="preserve"> (the container's minimal subset, same pins for the numeric stack).</w:t>
-      </w:r>
-    </w:p>
-    <w:p>
-      <w:pPr>
-        <w:pStyle w:val="ListParagraph"/>
-        <w:numPr>
-          <w:ilvl w:val="0"/>
-          <w:numId w:val="2"/>
-        </w:numPr>
-        <w:spacing w:after="50" w:line="264"/>
-      </w:pPr>
-      <w:r>
-        <w:rPr>
-          <w:b/>
-          <w:bCs/>
-        </w:rPr>
-        <w:t xml:space="preserve">Determinism.</w:t>
-      </w:r>
-      <w:r>
-        <w:t xml:space="preserve"> Fixed seeds for the split, CV folds and every estimator. Re-running training reproduces identical metrics. The notebook re-run produced exactly the same hold-out ROC-AUC of 0.9578 as the CLI run.</w:t>
-      </w:r>
-    </w:p>
-    <w:p>
-      <w:pPr>
-        <w:pStyle w:val="ListParagraph"/>
-        <w:numPr>
-          <w:ilvl w:val="0"/>
-          <w:numId w:val="2"/>
-        </w:numPr>
-        <w:spacing w:after="50" w:line="264"/>
-      </w:pPr>
-      <w:r>
-        <w:rPr>
-          <w:b/>
-          <w:bCs/>
-        </w:rPr>
-        <w:t xml:space="preserve">Inference parity.</w:t>
-      </w:r>
-      <w:r>
-        <w:t xml:space="preserve"> </w:t>
-      </w:r>
-      <w:r>
-        <w:rPr>
-          <w:rFonts w:ascii="Consolas" w:cs="Consolas" w:eastAsia="Consolas" w:hAnsi="Consolas"/>
-          <w:color w:val="7A2018"/>
-          <w:sz w:val="19"/>
-          <w:szCs w:val="19"/>
-        </w:rPr>
-        <w:t xml:space="preserve">notebooks/03_inference.ipynb</w:t>
-      </w:r>
-      <w:r>
-        <w:t xml:space="preserve"> loads both the joblib pipeline and the MLflow pyfunc model and scores the same patients, including one with unknown </w:t>
-      </w:r>
-      <w:r>
-        <w:rPr>
-          <w:rFonts w:ascii="Consolas" w:cs="Consolas" w:eastAsia="Consolas" w:hAnsi="Consolas"/>
-          <w:color w:val="7A2018"/>
-          <w:sz w:val="19"/>
-          <w:szCs w:val="19"/>
-        </w:rPr>
-        <w:t xml:space="preserve">ca</w:t>
-      </w:r>
-      <w:r>
-        <w:t xml:space="preserve">/</w:t>
-      </w:r>
-      <w:r>
-        <w:rPr>
-          <w:rFonts w:ascii="Consolas" w:cs="Consolas" w:eastAsia="Consolas" w:hAnsi="Consolas"/>
-          <w:color w:val="7A2018"/>
-          <w:sz w:val="19"/>
-          <w:szCs w:val="19"/>
-        </w:rPr>
-        <w:t xml:space="preserve">thal</w:t>
-      </w:r>
-      <w:r>
-        <w:t xml:space="preserve">, which the pipeline imputes.</w:t>
-      </w:r>
-    </w:p>
-    <w:p>
-      <w:pPr>
-        <w:pStyle w:val="Heading1"/>
-        <w:keepNext/>
-        <w:keepLines/>
-        <w:spacing w:after="140" w:before="280"/>
-      </w:pPr>
-      <w:r>
-        <w:t xml:space="preserve">8. CI/CD pipeline and automated testing</w:t>
-      </w:r>
-    </w:p>
-    <w:p>
-      <w:pPr>
-        <w:pStyle w:val="Heading2"/>
-        <w:keepNext/>
-        <w:keepLines/>
-        <w:spacing w:after="90" w:before="180"/>
-      </w:pPr>
-      <w:r>
-        <w:t xml:space="preserve">8.1 Unit tests</w:t>
-      </w:r>
-    </w:p>
-    <w:p>
-      <w:pPr>
-        <w:spacing w:after="110" w:line="276"/>
-        <w:jc w:val="both"/>
-      </w:pPr>
-      <w:r>
-        <w:t xml:space="preserve">26 pytest tests run offline in about 2 seconds on synthetic data with a planted signal, so CI does not depend on the UCI server.</w:t>
-      </w:r>
-    </w:p>
-    <w:tbl>
-      <w:tblPr>
-        <w:tblW w:type="dxa" w:w="9638"/>
-        <w:tblBorders>
-          <w:top w:val="single" w:color="auto" w:sz="4"/>
-          <w:left w:val="single" w:color="auto" w:sz="4"/>
-          <w:bottom w:val="single" w:color="auto" w:sz="4"/>
-          <w:right w:val="single" w:color="auto" w:sz="4"/>
-          <w:insideH w:val="single" w:color="auto" w:sz="4"/>
-          <w:insideV w:val="single" w:color="auto" w:sz="4"/>
-        </w:tblBorders>
-      </w:tblPr>
-      <w:tblGrid>
-        <w:gridCol w:w="2300"/>
-        <w:gridCol w:w="7338"/>
-      </w:tblGrid>
-      <w:tr>
-        <w:trPr>
-          <w:cantSplit/>
-          <w:tblHeader/>
-        </w:trPr>
-        <w:tc>
-          <w:tcPr>
-            <w:tcW w:type="dxa" w:w="2300"/>
-            <w:tcBorders>
-              <w:top w:val="single" w:color="C9CED6" w:sz="4"/>
-              <w:left w:val="single" w:color="C9CED6" w:sz="4"/>
-              <w:bottom w:val="single" w:color="C9CED6" w:sz="4"/>
-              <w:right w:val="single" w:color="C9CED6" w:sz="4"/>
-            </w:tcBorders>
-            <w:shd w:fill="2C3E50" w:color="auto" w:val="clear"/>
-            <w:tcMar>
-              <w:top w:type="dxa" w:w="60"/>
-              <w:left w:type="dxa" w:w="100"/>
-              <w:bottom w:type="dxa" w:w="60"/>
-              <w:right w:type="dxa" w:w="100"/>
-            </w:tcMar>
-          </w:tcPr>
-          <w:p>
-            <w:pPr>
-              <w:jc w:val="left"/>
-            </w:pPr>
-            <w:r>
-              <w:rPr>
-                <w:b/>
-                <w:bCs/>
-                <w:color w:val="FFFFFF"/>
-                <w:sz w:val="18"/>
-                <w:szCs w:val="18"/>
-              </w:rPr>
-              <w:t xml:space="preserve">File</w:t>
-            </w:r>
-          </w:p>
-        </w:tc>
-        <w:tc>
-          <w:tcPr>
-            <w:tcW w:type="dxa" w:w="7338"/>
-            <w:tcBorders>
-              <w:top w:val="single" w:color="C9CED6" w:sz="4"/>
-              <w:left w:val="single" w:color="C9CED6" w:sz="4"/>
-              <w:bottom w:val="single" w:color="C9CED6" w:sz="4"/>
-              <w:right w:val="single" w:color="C9CED6" w:sz="4"/>
-            </w:tcBorders>
-            <w:shd w:fill="2C3E50" w:color="auto" w:val="clear"/>
-            <w:tcMar>
-              <w:top w:type="dxa" w:w="60"/>
-              <w:left w:type="dxa" w:w="100"/>
-              <w:bottom w:type="dxa" w:w="60"/>
-              <w:right w:type="dxa" w:w="100"/>
-            </w:tcMar>
-          </w:tcPr>
-          <w:p>
-            <w:pPr>
-              <w:jc w:val="left"/>
-            </w:pPr>
-            <w:r>
-              <w:rPr>
-                <w:b/>
-                <w:bCs/>
-                <w:color w:val="FFFFFF"/>
-                <w:sz w:val="18"/>
-                <w:szCs w:val="18"/>
-              </w:rPr>
-              <w:t xml:space="preserve">What is verified</w:t>
-            </w:r>
-          </w:p>
-        </w:tc>
-      </w:tr>
-      <w:tr>
-        <w:trPr>
-          <w:cantSplit/>
-          <w:tblHeader w:val="off"/>
-        </w:trPr>
-        <w:tc>
-          <w:tcPr>
-            <w:tcW w:type="dxa" w:w="2300"/>
-            <w:tcBorders>
-              <w:top w:val="single" w:color="C9CED6" w:sz="4"/>
-              <w:left w:val="single" w:color="C9CED6" w:sz="4"/>
-              <w:bottom w:val="single" w:color="C9CED6" w:sz="4"/>
-              <w:right w:val="single" w:color="C9CED6" w:sz="4"/>
-            </w:tcBorders>
-            <w:shd w:fill="FFFFFF" w:color="auto" w:val="clear"/>
-            <w:tcMar>
-              <w:top w:type="dxa" w:w="60"/>
-              <w:left w:type="dxa" w:w="100"/>
-              <w:bottom w:type="dxa" w:w="60"/>
-              <w:right w:type="dxa" w:w="100"/>
-            </w:tcMar>
-          </w:tcPr>
-          <w:p>
-            <w:pPr>
-              <w:jc w:val="left"/>
-            </w:pPr>
-            <w:r>
-              <w:rPr>
-                <w:sz w:val="18"/>
-                <w:szCs w:val="18"/>
-              </w:rPr>
-              <w:t xml:space="preserve">test_data.py (7)</w:t>
-            </w:r>
-          </w:p>
-        </w:tc>
-        <w:tc>
-          <w:tcPr>
-            <w:tcW w:type="dxa" w:w="7338"/>
-            <w:tcBorders>
-              <w:top w:val="single" w:color="C9CED6" w:sz="4"/>
-              <w:left w:val="single" w:color="C9CED6" w:sz="4"/>
-              <w:bottom w:val="single" w:color="C9CED6" w:sz="4"/>
-              <w:right w:val="single" w:color="C9CED6" w:sz="4"/>
-            </w:tcBorders>
-            <w:shd w:fill="FFFFFF" w:color="auto" w:val="clear"/>
-            <w:tcMar>
-              <w:top w:type="dxa" w:w="60"/>
-              <w:left w:type="dxa" w:w="100"/>
-              <w:bottom w:type="dxa" w:w="60"/>
-              <w:right w:type="dxa" w:w="100"/>
-            </w:tcMar>
-          </w:tcPr>
-          <w:p>
-            <w:pPr>
-              <w:jc w:val="left"/>
-            </w:pPr>
-            <w:r>
-              <w:rPr>
-                <w:sz w:val="18"/>
-                <w:szCs w:val="18"/>
-              </w:rPr>
-              <w:t xml:space="preserve">binary target, NaNs preserved for imputation, out-of-range and invalid codes nulled, duplicates dropped, '?' parsing, X/y shapes and dtypes</w:t>
-            </w:r>
-          </w:p>
-        </w:tc>
-      </w:tr>
-      <w:tr>
-        <w:trPr>
-          <w:cantSplit/>
-          <w:tblHeader w:val="off"/>
-        </w:trPr>
-        <w:tc>
-          <w:tcPr>
-            <w:tcW w:type="dxa" w:w="2300"/>
-            <w:tcBorders>
-              <w:top w:val="single" w:color="C9CED6" w:sz="4"/>
-              <w:left w:val="single" w:color="C9CED6" w:sz="4"/>
-              <w:bottom w:val="single" w:color="C9CED6" w:sz="4"/>
-              <w:right w:val="single" w:color="C9CED6" w:sz="4"/>
-            </w:tcBorders>
-            <w:shd w:fill="F7F8FA" w:color="auto" w:val="clear"/>
-            <w:tcMar>
-              <w:top w:type="dxa" w:w="60"/>
-              <w:left w:type="dxa" w:w="100"/>
-              <w:bottom w:type="dxa" w:w="60"/>
-              <w:right w:type="dxa" w:w="100"/>
-            </w:tcMar>
-          </w:tcPr>
-          <w:p>
-            <w:pPr>
-              <w:jc w:val="left"/>
-            </w:pPr>
-            <w:r>
-              <w:rPr>
-                <w:sz w:val="18"/>
-                <w:szCs w:val="18"/>
-              </w:rPr>
-              <w:t xml:space="preserve">test_features.py (5)</w:t>
-            </w:r>
-          </w:p>
-        </w:tc>
-        <w:tc>
-          <w:tcPr>
-            <w:tcW w:type="dxa" w:w="7338"/>
-            <w:tcBorders>
-              <w:top w:val="single" w:color="C9CED6" w:sz="4"/>
-              <w:left w:val="single" w:color="C9CED6" w:sz="4"/>
-              <w:bottom w:val="single" w:color="C9CED6" w:sz="4"/>
-              <w:right w:val="single" w:color="C9CED6" w:sz="4"/>
-            </w:tcBorders>
-            <w:shd w:fill="F7F8FA" w:color="auto" w:val="clear"/>
-            <w:tcMar>
-              <w:top w:type="dxa" w:w="60"/>
-              <w:left w:type="dxa" w:w="100"/>
-              <w:bottom w:type="dxa" w:w="60"/>
-              <w:right w:type="dxa" w:w="100"/>
-            </w:tcMar>
-          </w:tcPr>
-          <w:p>
-            <w:pPr>
-              <w:jc w:val="left"/>
-            </w:pPr>
-            <w:r>
-              <w:rPr>
-                <w:sz w:val="18"/>
-                <w:szCs w:val="18"/>
-              </w:rPr>
-              <w:t xml:space="preserve">heart-rate-reserve formula, no leakage of transform-time statistics, no NaNs after preprocessing and correct width, unknown categories tolerated, standardisation</w:t>
-            </w:r>
-          </w:p>
-        </w:tc>
-      </w:tr>
-      <w:tr>
-        <w:trPr>
-          <w:cantSplit/>
-          <w:tblHeader w:val="off"/>
-        </w:trPr>
-        <w:tc>
-          <w:tcPr>
-            <w:tcW w:type="dxa" w:w="2300"/>
-            <w:tcBorders>
-              <w:top w:val="single" w:color="C9CED6" w:sz="4"/>
-              <w:left w:val="single" w:color="C9CED6" w:sz="4"/>
-              <w:bottom w:val="single" w:color="C9CED6" w:sz="4"/>
-              <w:right w:val="single" w:color="C9CED6" w:sz="4"/>
-            </w:tcBorders>
-            <w:shd w:fill="FFFFFF" w:color="auto" w:val="clear"/>
-            <w:tcMar>
-              <w:top w:type="dxa" w:w="60"/>
-              <w:left w:type="dxa" w:w="100"/>
-              <w:bottom w:type="dxa" w:w="60"/>
-              <w:right w:type="dxa" w:w="100"/>
-            </w:tcMar>
-          </w:tcPr>
-          <w:p>
-            <w:pPr>
-              <w:jc w:val="left"/>
-            </w:pPr>
-            <w:r>
-              <w:rPr>
-                <w:sz w:val="18"/>
-                <w:szCs w:val="18"/>
-              </w:rPr>
-              <w:t xml:space="preserve">test_model.py (7)</w:t>
-            </w:r>
-          </w:p>
-        </w:tc>
-        <w:tc>
-          <w:tcPr>
-            <w:tcW w:type="dxa" w:w="7338"/>
-            <w:tcBorders>
-              <w:top w:val="single" w:color="C9CED6" w:sz="4"/>
-              <w:left w:val="single" w:color="C9CED6" w:sz="4"/>
-              <w:bottom w:val="single" w:color="C9CED6" w:sz="4"/>
-              <w:right w:val="single" w:color="C9CED6" w:sz="4"/>
-            </w:tcBorders>
-            <w:shd w:fill="FFFFFF" w:color="auto" w:val="clear"/>
-            <w:tcMar>
-              <w:top w:type="dxa" w:w="60"/>
-              <w:left w:type="dxa" w:w="100"/>
-              <w:bottom w:type="dxa" w:w="60"/>
-              <w:right w:type="dxa" w:w="100"/>
-            </w:tcMar>
-          </w:tcPr>
-          <w:p>
-            <w:pPr>
-              <w:jc w:val="left"/>
-            </w:pPr>
-            <w:r>
-              <w:rPr>
-                <w:sz w:val="18"/>
-                <w:szCs w:val="18"/>
-              </w:rPr>
-              <w:t xml:space="preserve">both LR and RF learn the signal (CV AUC &gt; 0.7), valid probabilities, metric dictionary, importances aligned with names, required model families present, save/load round-trip, missing optional fields</w:t>
-            </w:r>
-          </w:p>
-        </w:tc>
-      </w:tr>
-      <w:tr>
-        <w:trPr>
-          <w:cantSplit/>
-          <w:tblHeader w:val="off"/>
-        </w:trPr>
-        <w:tc>
-          <w:tcPr>
-            <w:tcW w:type="dxa" w:w="2300"/>
-            <w:tcBorders>
-              <w:top w:val="single" w:color="C9CED6" w:sz="4"/>
-              <w:left w:val="single" w:color="C9CED6" w:sz="4"/>
-              <w:bottom w:val="single" w:color="C9CED6" w:sz="4"/>
-              <w:right w:val="single" w:color="C9CED6" w:sz="4"/>
-            </w:tcBorders>
-            <w:shd w:fill="F7F8FA" w:color="auto" w:val="clear"/>
-            <w:tcMar>
-              <w:top w:type="dxa" w:w="60"/>
-              <w:left w:type="dxa" w:w="100"/>
-              <w:bottom w:type="dxa" w:w="60"/>
-              <w:right w:type="dxa" w:w="100"/>
-            </w:tcMar>
-          </w:tcPr>
-          <w:p>
-            <w:pPr>
-              <w:jc w:val="left"/>
-            </w:pPr>
-            <w:r>
-              <w:rPr>
-                <w:sz w:val="18"/>
-                <w:szCs w:val="18"/>
-              </w:rPr>
-              <w:t xml:space="preserve">test_api.py (7)</w:t>
-            </w:r>
-          </w:p>
-        </w:tc>
-        <w:tc>
-          <w:tcPr>
-            <w:tcW w:type="dxa" w:w="7338"/>
-            <w:tcBorders>
-              <w:top w:val="single" w:color="C9CED6" w:sz="4"/>
-              <w:left w:val="single" w:color="C9CED6" w:sz="4"/>
-              <w:bottom w:val="single" w:color="C9CED6" w:sz="4"/>
-              <w:right w:val="single" w:color="C9CED6" w:sz="4"/>
-            </w:tcBorders>
-            <w:shd w:fill="F7F8FA" w:color="auto" w:val="clear"/>
-            <w:tcMar>
-              <w:top w:type="dxa" w:w="60"/>
-              <w:left w:type="dxa" w:w="100"/>
-              <w:bottom w:type="dxa" w:w="60"/>
-              <w:right w:type="dxa" w:w="100"/>
-            </w:tcMar>
-          </w:tcPr>
-          <w:p>
-            <w:pPr>
-              <w:jc w:val="left"/>
-            </w:pPr>
-            <w:r>
-              <w:rPr>
-                <w:sz w:val="18"/>
-                <w:szCs w:val="18"/>
-              </w:rPr>
-              <w:t xml:space="preserve">health/readiness, /predict returns prediction + confidence, 422 on out-of-range and unknown fields, batch endpoint, Prometheus metrics exposed, JSON request logs carry the request id</w:t>
-            </w:r>
-          </w:p>
-        </w:tc>
-      </w:tr>
-    </w:tbl>
-    <w:p>
-      <w:pPr>
-        <w:spacing w:after="120"/>
-      </w:pPr>
-    </w:p>
-    <w:p>
-      <w:pPr>
-        <w:pStyle w:val="Heading2"/>
-        <w:keepNext/>
-        <w:keepLines/>
-        <w:spacing w:after="90" w:before="180"/>
-      </w:pPr>
-      <w:r>
-        <w:t xml:space="preserve">8.2 GitHub Actions workflow</w:t>
-      </w:r>
-    </w:p>
-    <w:p>
-      <w:pPr>
-        <w:spacing w:after="110" w:line="276"/>
-        <w:jc w:val="both"/>
-      </w:pPr>
-      <w:r>
-        <w:rPr>
-          <w:rFonts w:ascii="Consolas" w:cs="Consolas" w:eastAsia="Consolas" w:hAnsi="Consolas"/>
-          <w:color w:val="7A2018"/>
-          <w:sz w:val="19"/>
-          <w:szCs w:val="19"/>
-        </w:rPr>
-        <w:t xml:space="preserve">.github/workflows/ci.yml</w:t>
-      </w:r>
-      <w:r>
-        <w:t xml:space="preserve"> runs on every push and pull request (and on demand, with an optional quick-grid mode). Jobs are chained with </w:t>
-      </w:r>
-      <w:r>
-        <w:rPr>
-          <w:rFonts w:ascii="Consolas" w:cs="Consolas" w:eastAsia="Consolas" w:hAnsi="Consolas"/>
-          <w:color w:val="7A2018"/>
-          <w:sz w:val="19"/>
-          <w:szCs w:val="19"/>
-        </w:rPr>
-        <w:t xml:space="preserve">needs:</w:t>
-      </w:r>
-      <w:r>
-        <w:t xml:space="preserve">, and every step runs under </w:t>
-      </w:r>
-      <w:r>
-        <w:rPr>
-          <w:rFonts w:ascii="Consolas" w:cs="Consolas" w:eastAsia="Consolas" w:hAnsi="Consolas"/>
-          <w:color w:val="7A2018"/>
-          <w:sz w:val="19"/>
-          <w:szCs w:val="19"/>
-        </w:rPr>
-        <w:t xml:space="preserve">bash -euo pipefail</w:t>
-      </w:r>
-      <w:r>
-        <w:t xml:space="preserve">. Any failing command therefore stops the pipeline with a clear log and skips everything downstream.</w:t>
-      </w:r>
-    </w:p>
-    <w:tbl>
-      <w:tblPr>
-        <w:tblW w:type="dxa" w:w="9638"/>
-        <w:tblBorders>
-          <w:top w:val="single" w:color="auto" w:sz="4"/>
-          <w:left w:val="single" w:color="auto" w:sz="4"/>
-          <w:bottom w:val="single" w:color="auto" w:sz="4"/>
-          <w:right w:val="single" w:color="auto" w:sz="4"/>
-          <w:insideH w:val="single" w:color="auto" w:sz="4"/>
-          <w:insideV w:val="single" w:color="auto" w:sz="4"/>
-        </w:tblBorders>
-      </w:tblPr>
-      <w:tblGrid>
-        <w:gridCol w:w="1300"/>
-        <w:gridCol w:w="5000"/>
-        <w:gridCol w:w="3338"/>
-      </w:tblGrid>
-      <w:tr>
-        <w:trPr>
-          <w:cantSplit/>
-          <w:tblHeader/>
-        </w:trPr>
-        <w:tc>
-          <w:tcPr>
-            <w:tcW w:type="dxa" w:w="1300"/>
-            <w:tcBorders>
-              <w:top w:val="single" w:color="C9CED6" w:sz="4"/>
-              <w:left w:val="single" w:color="C9CED6" w:sz="4"/>
-              <w:bottom w:val="single" w:color="C9CED6" w:sz="4"/>
-              <w:right w:val="single" w:color="C9CED6" w:sz="4"/>
-            </w:tcBorders>
-            <w:shd w:fill="2C3E50" w:color="auto" w:val="clear"/>
-            <w:tcMar>
-              <w:top w:type="dxa" w:w="60"/>
-              <w:left w:type="dxa" w:w="100"/>
-              <w:bottom w:type="dxa" w:w="60"/>
-              <w:right w:type="dxa" w:w="100"/>
-            </w:tcMar>
-          </w:tcPr>
-          <w:p>
-            <w:pPr>
-              <w:jc w:val="left"/>
-            </w:pPr>
-            <w:r>
-              <w:rPr>
-                <w:b/>
-                <w:bCs/>
-                <w:color w:val="FFFFFF"/>
-                <w:sz w:val="18"/>
-                <w:szCs w:val="18"/>
-              </w:rPr>
-              <w:t xml:space="preserve">Job</w:t>
-            </w:r>
-          </w:p>
-        </w:tc>
-        <w:tc>
-          <w:tcPr>
-            <w:tcW w:type="dxa" w:w="5000"/>
-            <w:tcBorders>
-              <w:top w:val="single" w:color="C9CED6" w:sz="4"/>
-              <w:left w:val="single" w:color="C9CED6" w:sz="4"/>
-              <w:bottom w:val="single" w:color="C9CED6" w:sz="4"/>
-              <w:right w:val="single" w:color="C9CED6" w:sz="4"/>
-            </w:tcBorders>
-            <w:shd w:fill="2C3E50" w:color="auto" w:val="clear"/>
-            <w:tcMar>
-              <w:top w:type="dxa" w:w="60"/>
-              <w:left w:type="dxa" w:w="100"/>
-              <w:bottom w:type="dxa" w:w="60"/>
-              <w:right w:type="dxa" w:w="100"/>
-            </w:tcMar>
-          </w:tcPr>
-          <w:p>
-            <w:pPr>
-              <w:jc w:val="left"/>
-            </w:pPr>
-            <w:r>
-              <w:rPr>
-                <w:b/>
-                <w:bCs/>
-                <w:color w:val="FFFFFF"/>
-                <w:sz w:val="18"/>
-                <w:szCs w:val="18"/>
-              </w:rPr>
-              <w:t xml:space="preserve">Steps</w:t>
-            </w:r>
-          </w:p>
-        </w:tc>
-        <w:tc>
-          <w:tcPr>
-            <w:tcW w:type="dxa" w:w="3338"/>
-            <w:tcBorders>
-              <w:top w:val="single" w:color="C9CED6" w:sz="4"/>
-              <w:left w:val="single" w:color="C9CED6" w:sz="4"/>
-              <w:bottom w:val="single" w:color="C9CED6" w:sz="4"/>
-              <w:right w:val="single" w:color="C9CED6" w:sz="4"/>
-            </w:tcBorders>
-            <w:shd w:fill="2C3E50" w:color="auto" w:val="clear"/>
-            <w:tcMar>
-              <w:top w:type="dxa" w:w="60"/>
-              <w:left w:type="dxa" w:w="100"/>
-              <w:bottom w:type="dxa" w:w="60"/>
-              <w:right w:type="dxa" w:w="100"/>
-            </w:tcMar>
-          </w:tcPr>
-          <w:p>
-            <w:pPr>
-              <w:jc w:val="left"/>
-            </w:pPr>
-            <w:r>
-              <w:rPr>
-                <w:b/>
-                <w:bCs/>
-                <w:color w:val="FFFFFF"/>
-                <w:sz w:val="18"/>
-                <w:szCs w:val="18"/>
-              </w:rPr>
-              <w:t xml:space="preserve">Artefacts / logging</w:t>
-            </w:r>
-          </w:p>
-        </w:tc>
-      </w:tr>
-      <w:tr>
-        <w:trPr>
-          <w:cantSplit/>
-          <w:tblHeader w:val="off"/>
-        </w:trPr>
-        <w:tc>
-          <w:tcPr>
-            <w:tcW w:type="dxa" w:w="1300"/>
-            <w:tcBorders>
-              <w:top w:val="single" w:color="C9CED6" w:sz="4"/>
-              <w:left w:val="single" w:color="C9CED6" w:sz="4"/>
-              <w:bottom w:val="single" w:color="C9CED6" w:sz="4"/>
-              <w:right w:val="single" w:color="C9CED6" w:sz="4"/>
-            </w:tcBorders>
-            <w:shd w:fill="FFFFFF" w:color="auto" w:val="clear"/>
-            <w:tcMar>
-              <w:top w:type="dxa" w:w="60"/>
-              <w:left w:type="dxa" w:w="100"/>
-              <w:bottom w:type="dxa" w:w="60"/>
-              <w:right w:type="dxa" w:w="100"/>
-            </w:tcMar>
-          </w:tcPr>
-          <w:p>
-            <w:pPr>
-              <w:jc w:val="left"/>
-            </w:pPr>
-            <w:r>
-              <w:rPr>
-                <w:sz w:val="18"/>
-                <w:szCs w:val="18"/>
-              </w:rPr>
-              <w:t xml:space="preserve">1. Lint</w:t>
-            </w:r>
-          </w:p>
-        </w:tc>
-        <w:tc>
-          <w:tcPr>
-            <w:tcW w:type="dxa" w:w="5000"/>
-            <w:tcBorders>
-              <w:top w:val="single" w:color="C9CED6" w:sz="4"/>
-              <w:left w:val="single" w:color="C9CED6" w:sz="4"/>
-              <w:bottom w:val="single" w:color="C9CED6" w:sz="4"/>
-              <w:right w:val="single" w:color="C9CED6" w:sz="4"/>
-            </w:tcBorders>
-            <w:shd w:fill="FFFFFF" w:color="auto" w:val="clear"/>
-            <w:tcMar>
-              <w:top w:type="dxa" w:w="60"/>
-              <w:left w:type="dxa" w:w="100"/>
-              <w:bottom w:type="dxa" w:w="60"/>
-              <w:right w:type="dxa" w:w="100"/>
-            </w:tcMar>
-          </w:tcPr>
-          <w:p>
-            <w:pPr>
-              <w:jc w:val="left"/>
-            </w:pPr>
-            <w:r>
-              <w:rPr>
-                <w:sz w:val="18"/>
-                <w:szCs w:val="18"/>
-              </w:rPr>
-              <w:t xml:space="preserve">ruff check (pyflakes, pycodestyle, isort, bugbear, pyupgrade)</w:t>
-            </w:r>
-          </w:p>
-        </w:tc>
-        <w:tc>
-          <w:tcPr>
-            <w:tcW w:type="dxa" w:w="3338"/>
-            <w:tcBorders>
-              <w:top w:val="single" w:color="C9CED6" w:sz="4"/>
-              <w:left w:val="single" w:color="C9CED6" w:sz="4"/>
-              <w:bottom w:val="single" w:color="C9CED6" w:sz="4"/>
-              <w:right w:val="single" w:color="C9CED6" w:sz="4"/>
-            </w:tcBorders>
-            <w:shd w:fill="FFFFFF" w:color="auto" w:val="clear"/>
-            <w:tcMar>
-              <w:top w:type="dxa" w:w="60"/>
-              <w:left w:type="dxa" w:w="100"/>
-              <w:bottom w:type="dxa" w:w="60"/>
-              <w:right w:type="dxa" w:w="100"/>
-            </w:tcMar>
-          </w:tcPr>
-          <w:p>
-            <w:pPr>
-              <w:jc w:val="left"/>
-            </w:pPr>
-            <w:r>
-              <w:rPr>
-                <w:sz w:val="18"/>
-                <w:szCs w:val="18"/>
-              </w:rPr>
-              <w:t xml:space="preserve">inline GitHub annotations</w:t>
-            </w:r>
-          </w:p>
-        </w:tc>
-      </w:tr>
-      <w:tr>
-        <w:trPr>
-          <w:cantSplit/>
-          <w:tblHeader w:val="off"/>
-        </w:trPr>
-        <w:tc>
-          <w:tcPr>
-            <w:tcW w:type="dxa" w:w="1300"/>
-            <w:tcBorders>
-              <w:top w:val="single" w:color="C9CED6" w:sz="4"/>
-              <w:left w:val="single" w:color="C9CED6" w:sz="4"/>
-              <w:bottom w:val="single" w:color="C9CED6" w:sz="4"/>
-              <w:right w:val="single" w:color="C9CED6" w:sz="4"/>
-            </w:tcBorders>
-            <w:shd w:fill="F7F8FA" w:color="auto" w:val="clear"/>
-            <w:tcMar>
-              <w:top w:type="dxa" w:w="60"/>
-              <w:left w:type="dxa" w:w="100"/>
-              <w:bottom w:type="dxa" w:w="60"/>
-              <w:right w:type="dxa" w:w="100"/>
-            </w:tcMar>
-          </w:tcPr>
-          <w:p>
-            <w:pPr>
-              <w:jc w:val="left"/>
-            </w:pPr>
-            <w:r>
-              <w:rPr>
-                <w:sz w:val="18"/>
-                <w:szCs w:val="18"/>
-              </w:rPr>
-              <w:t xml:space="preserve">2. Test</w:t>
-            </w:r>
-          </w:p>
-        </w:tc>
-        <w:tc>
-          <w:tcPr>
-            <w:tcW w:type="dxa" w:w="5000"/>
-            <w:tcBorders>
-              <w:top w:val="single" w:color="C9CED6" w:sz="4"/>
-              <w:left w:val="single" w:color="C9CED6" w:sz="4"/>
-              <w:bottom w:val="single" w:color="C9CED6" w:sz="4"/>
-              <w:right w:val="single" w:color="C9CED6" w:sz="4"/>
-            </w:tcBorders>
-            <w:shd w:fill="F7F8FA" w:color="auto" w:val="clear"/>
-            <w:tcMar>
-              <w:top w:type="dxa" w:w="60"/>
-              <w:left w:type="dxa" w:w="100"/>
-              <w:bottom w:type="dxa" w:w="60"/>
-              <w:right w:type="dxa" w:w="100"/>
-            </w:tcMar>
-          </w:tcPr>
-          <w:p>
-            <w:pPr>
-              <w:jc w:val="left"/>
-            </w:pPr>
-            <w:r>
-              <w:rPr>
-                <w:sz w:val="18"/>
-                <w:szCs w:val="18"/>
-              </w:rPr>
-              <w:t xml:space="preserve">pip install pinned deps, record pip freeze, pytest + coverage</w:t>
-            </w:r>
-          </w:p>
-        </w:tc>
-        <w:tc>
-          <w:tcPr>
-            <w:tcW w:type="dxa" w:w="3338"/>
-            <w:tcBorders>
-              <w:top w:val="single" w:color="C9CED6" w:sz="4"/>
-              <w:left w:val="single" w:color="C9CED6" w:sz="4"/>
-              <w:bottom w:val="single" w:color="C9CED6" w:sz="4"/>
-              <w:right w:val="single" w:color="C9CED6" w:sz="4"/>
-            </w:tcBorders>
-            <w:shd w:fill="F7F8FA" w:color="auto" w:val="clear"/>
-            <w:tcMar>
-              <w:top w:type="dxa" w:w="60"/>
-              <w:left w:type="dxa" w:w="100"/>
-              <w:bottom w:type="dxa" w:w="60"/>
-              <w:right w:type="dxa" w:w="100"/>
-            </w:tcMar>
-          </w:tcPr>
-          <w:p>
-            <w:pPr>
-              <w:jc w:val="left"/>
-            </w:pPr>
-            <w:r>
-              <w:rPr>
-                <w:sz w:val="18"/>
-                <w:szCs w:val="18"/>
-              </w:rPr>
-              <w:t xml:space="preserve">JUnit XML, coverage XML, pip-freeze.txt</w:t>
-            </w:r>
-          </w:p>
-        </w:tc>
-      </w:tr>
-      <w:tr>
-        <w:trPr>
-          <w:cantSplit/>
-          <w:tblHeader w:val="off"/>
-        </w:trPr>
-        <w:tc>
-          <w:tcPr>
-            <w:tcW w:type="dxa" w:w="1300"/>
-            <w:tcBorders>
-              <w:top w:val="single" w:color="C9CED6" w:sz="4"/>
-              <w:left w:val="single" w:color="C9CED6" w:sz="4"/>
-              <w:bottom w:val="single" w:color="C9CED6" w:sz="4"/>
-              <w:right w:val="single" w:color="C9CED6" w:sz="4"/>
-            </w:tcBorders>
-            <w:shd w:fill="FFFFFF" w:color="auto" w:val="clear"/>
-            <w:tcMar>
-              <w:top w:type="dxa" w:w="60"/>
-              <w:left w:type="dxa" w:w="100"/>
-              <w:bottom w:type="dxa" w:w="60"/>
-              <w:right w:type="dxa" w:w="100"/>
-            </w:tcMar>
-          </w:tcPr>
-          <w:p>
-            <w:pPr>
-              <w:jc w:val="left"/>
-            </w:pPr>
-            <w:r>
-              <w:rPr>
-                <w:sz w:val="18"/>
-                <w:szCs w:val="18"/>
-              </w:rPr>
-              <w:t xml:space="preserve">3. Train</w:t>
-            </w:r>
-          </w:p>
-        </w:tc>
-        <w:tc>
-          <w:tcPr>
-            <w:tcW w:type="dxa" w:w="5000"/>
-            <w:tcBorders>
-              <w:top w:val="single" w:color="C9CED6" w:sz="4"/>
-              <w:left w:val="single" w:color="C9CED6" w:sz="4"/>
-              <w:bottom w:val="single" w:color="C9CED6" w:sz="4"/>
-              <w:right w:val="single" w:color="C9CED6" w:sz="4"/>
-            </w:tcBorders>
-            <w:shd w:fill="FFFFFF" w:color="auto" w:val="clear"/>
-            <w:tcMar>
-              <w:top w:type="dxa" w:w="60"/>
-              <w:left w:type="dxa" w:w="100"/>
-              <w:bottom w:type="dxa" w:w="60"/>
-              <w:right w:type="dxa" w:w="100"/>
-            </w:tcMar>
-          </w:tcPr>
-          <w:p>
-            <w:pPr>
-              <w:jc w:val="left"/>
-            </w:pPr>
-            <w:r>
-              <w:rPr>
-                <w:sz w:val="18"/>
-                <w:szCs w:val="18"/>
-              </w:rPr>
-              <w:t xml:space="preserve">download data, EDA, full training, quality gate: hold-out ROC-AUC ≥ 0.80</w:t>
-            </w:r>
-          </w:p>
-        </w:tc>
-        <w:tc>
-          <w:tcPr>
-            <w:tcW w:type="dxa" w:w="3338"/>
-            <w:tcBorders>
-              <w:top w:val="single" w:color="C9CED6" w:sz="4"/>
-              <w:left w:val="single" w:color="C9CED6" w:sz="4"/>
-              <w:bottom w:val="single" w:color="C9CED6" w:sz="4"/>
-              <w:right w:val="single" w:color="C9CED6" w:sz="4"/>
-            </w:tcBorders>
-            <w:shd w:fill="FFFFFF" w:color="auto" w:val="clear"/>
-            <w:tcMar>
-              <w:top w:type="dxa" w:w="60"/>
-              <w:left w:type="dxa" w:w="100"/>
-              <w:bottom w:type="dxa" w:w="60"/>
-              <w:right w:type="dxa" w:w="100"/>
-            </w:tcMar>
-          </w:tcPr>
-          <w:p>
-            <w:pPr>
-              <w:jc w:val="left"/>
-            </w:pPr>
-            <w:r>
-              <w:rPr>
-                <w:sz w:val="18"/>
-                <w:szCs w:val="18"/>
-              </w:rPr>
-              <w:t xml:space="preserve">model, MLflow DB + runs, figures; metrics in job summary</w:t>
-            </w:r>
-          </w:p>
-        </w:tc>
-      </w:tr>
-      <w:tr>
-        <w:trPr>
-          <w:cantSplit/>
-          <w:tblHeader w:val="off"/>
-        </w:trPr>
-        <w:tc>
-          <w:tcPr>
-            <w:tcW w:type="dxa" w:w="1300"/>
-            <w:tcBorders>
-              <w:top w:val="single" w:color="C9CED6" w:sz="4"/>
-              <w:left w:val="single" w:color="C9CED6" w:sz="4"/>
-              <w:bottom w:val="single" w:color="C9CED6" w:sz="4"/>
-              <w:right w:val="single" w:color="C9CED6" w:sz="4"/>
-            </w:tcBorders>
-            <w:shd w:fill="F7F8FA" w:color="auto" w:val="clear"/>
-            <w:tcMar>
-              <w:top w:type="dxa" w:w="60"/>
-              <w:left w:type="dxa" w:w="100"/>
-              <w:bottom w:type="dxa" w:w="60"/>
-              <w:right w:type="dxa" w:w="100"/>
-            </w:tcMar>
-          </w:tcPr>
-          <w:p>
-            <w:pPr>
-              <w:jc w:val="left"/>
-            </w:pPr>
-            <w:r>
-              <w:rPr>
-                <w:sz w:val="18"/>
-                <w:szCs w:val="18"/>
-              </w:rPr>
-              <w:t xml:space="preserve">4. Docker</w:t>
-            </w:r>
-          </w:p>
-        </w:tc>
-        <w:tc>
-          <w:tcPr>
-            <w:tcW w:type="dxa" w:w="5000"/>
-            <w:tcBorders>
-              <w:top w:val="single" w:color="C9CED6" w:sz="4"/>
-              <w:left w:val="single" w:color="C9CED6" w:sz="4"/>
-              <w:bottom w:val="single" w:color="C9CED6" w:sz="4"/>
-              <w:right w:val="single" w:color="C9CED6" w:sz="4"/>
-            </w:tcBorders>
-            <w:shd w:fill="F7F8FA" w:color="auto" w:val="clear"/>
-            <w:tcMar>
-              <w:top w:type="dxa" w:w="60"/>
-              <w:left w:type="dxa" w:w="100"/>
-              <w:bottom w:type="dxa" w:w="60"/>
-              <w:right w:type="dxa" w:w="100"/>
-            </w:tcMar>
-          </w:tcPr>
-          <w:p>
-            <w:pPr>
-              <w:jc w:val="left"/>
-            </w:pPr>
-            <w:r>
-              <w:rPr>
-                <w:sz w:val="18"/>
-                <w:szCs w:val="18"/>
-              </w:rPr>
-              <w:t xml:space="preserve">build image, run container, smoke test, save image</w:t>
-            </w:r>
-          </w:p>
-        </w:tc>
-        <w:tc>
-          <w:tcPr>
-            <w:tcW w:type="dxa" w:w="3338"/>
-            <w:tcBorders>
-              <w:top w:val="single" w:color="C9CED6" w:sz="4"/>
-              <w:left w:val="single" w:color="C9CED6" w:sz="4"/>
-              <w:bottom w:val="single" w:color="C9CED6" w:sz="4"/>
-              <w:right w:val="single" w:color="C9CED6" w:sz="4"/>
-            </w:tcBorders>
-            <w:shd w:fill="F7F8FA" w:color="auto" w:val="clear"/>
-            <w:tcMar>
-              <w:top w:type="dxa" w:w="60"/>
-              <w:left w:type="dxa" w:w="100"/>
-              <w:bottom w:type="dxa" w:w="60"/>
-              <w:right w:type="dxa" w:w="100"/>
-            </w:tcMar>
-          </w:tcPr>
-          <w:p>
-            <w:pPr>
-              <w:jc w:val="left"/>
-            </w:pPr>
-            <w:r>
-              <w:rPr>
-                <w:sz w:val="18"/>
-                <w:szCs w:val="18"/>
-              </w:rPr>
-              <w:t xml:space="preserve">container logs, image tarball</w:t>
-            </w:r>
-          </w:p>
-        </w:tc>
-      </w:tr>
-      <w:tr>
-        <w:trPr>
-          <w:cantSplit/>
-          <w:tblHeader w:val="off"/>
-        </w:trPr>
-        <w:tc>
-          <w:tcPr>
-            <w:tcW w:type="dxa" w:w="1300"/>
-            <w:tcBorders>
-              <w:top w:val="single" w:color="C9CED6" w:sz="4"/>
-              <w:left w:val="single" w:color="C9CED6" w:sz="4"/>
-              <w:bottom w:val="single" w:color="C9CED6" w:sz="4"/>
-              <w:right w:val="single" w:color="C9CED6" w:sz="4"/>
-            </w:tcBorders>
-            <w:shd w:fill="FFFFFF" w:color="auto" w:val="clear"/>
-            <w:tcMar>
-              <w:top w:type="dxa" w:w="60"/>
-              <w:left w:type="dxa" w:w="100"/>
-              <w:bottom w:type="dxa" w:w="60"/>
-              <w:right w:type="dxa" w:w="100"/>
-            </w:tcMar>
-          </w:tcPr>
-          <w:p>
-            <w:pPr>
-              <w:jc w:val="left"/>
-            </w:pPr>
-            <w:r>
-              <w:rPr>
-                <w:sz w:val="18"/>
-                <w:szCs w:val="18"/>
-              </w:rPr>
-              <w:t xml:space="preserve">5. Deploy</w:t>
-            </w:r>
-          </w:p>
-        </w:tc>
-        <w:tc>
-          <w:tcPr>
-            <w:tcW w:type="dxa" w:w="5000"/>
-            <w:tcBorders>
-              <w:top w:val="single" w:color="C9CED6" w:sz="4"/>
-              <w:left w:val="single" w:color="C9CED6" w:sz="4"/>
-              <w:bottom w:val="single" w:color="C9CED6" w:sz="4"/>
-              <w:right w:val="single" w:color="C9CED6" w:sz="4"/>
-            </w:tcBorders>
-            <w:shd w:fill="FFFFFF" w:color="auto" w:val="clear"/>
-            <w:tcMar>
-              <w:top w:type="dxa" w:w="60"/>
-              <w:left w:type="dxa" w:w="100"/>
-              <w:bottom w:type="dxa" w:w="60"/>
-              <w:right w:type="dxa" w:w="100"/>
-            </w:tcMar>
-          </w:tcPr>
-          <w:p>
-            <w:pPr>
-              <w:jc w:val="left"/>
-            </w:pPr>
-            <w:r>
-              <w:rPr>
-                <w:sz w:val="18"/>
-                <w:szCs w:val="18"/>
-              </w:rPr>
-              <w:t xml:space="preserve">kind cluster, load image, apply manifests + monitoring, rollout, smoke test via Service, assert Prometheus sees ≥ 2 healthy replicas</w:t>
-            </w:r>
-          </w:p>
-        </w:tc>
-        <w:tc>
-          <w:tcPr>
-            <w:tcW w:type="dxa" w:w="3338"/>
-            <w:tcBorders>
-              <w:top w:val="single" w:color="C9CED6" w:sz="4"/>
-              <w:left w:val="single" w:color="C9CED6" w:sz="4"/>
-              <w:bottom w:val="single" w:color="C9CED6" w:sz="4"/>
-              <w:right w:val="single" w:color="C9CED6" w:sz="4"/>
-            </w:tcBorders>
-            <w:shd w:fill="FFFFFF" w:color="auto" w:val="clear"/>
-            <w:tcMar>
-              <w:top w:type="dxa" w:w="60"/>
-              <w:left w:type="dxa" w:w="100"/>
-              <w:bottom w:type="dxa" w:w="60"/>
-              <w:right w:type="dxa" w:w="100"/>
-            </w:tcMar>
-          </w:tcPr>
-          <w:p>
-            <w:pPr>
-              <w:jc w:val="left"/>
-            </w:pPr>
-            <w:r>
-              <w:rPr>
-                <w:sz w:val="18"/>
-                <w:szCs w:val="18"/>
-              </w:rPr>
-              <w:t xml:space="preserve">cluster state (get/describe/logs)</w:t>
-            </w:r>
-          </w:p>
-        </w:tc>
-      </w:tr>
-    </w:tbl>
-    <w:p>
-      <w:pPr>
-        <w:spacing w:after="120"/>
-      </w:pPr>
+        <w:t xml:space="preserve">{}</w:t>
+      </w:r>
+      <w:r>
+        <w:t xml:space="preserve"> in a Prometheus query as a URL glob; it was fixed by URL-encoding the query and adding a retry loop.</w:t>
+      </w:r>
     </w:p>
     <w:p>
       <w:pPr>
@@ -7255,9 +7271,9 @@
       <w:r>
         <w:drawing>
           <wp:inline distT="0" distB="0" distL="0" distR="0">
-            <wp:extent cx="3619500" cy="2152650"/>
+            <wp:extent cx="5334000" cy="1533525"/>
             <wp:effectExtent t="0" r="0" b="0" l="0"/>
-            <wp:docPr id="9" name="19_github_actions_pipeline_success.png" descr="Successful pipeline run: all five jobs green, with the seven uploaded artefacts (model, MLflow store, figures, test reports, image, logs, cluster state)." title="Successful pipeline run: all five jobs green, with the seven uploaded artefacts (model, MLflow store, figures, test reports, image, logs, cluster state)."/>
+            <wp:docPr id="9" name="20_github_actions_pipeline_fails_on_lint.png" descr="Pipeline stops at the first failing stage (lint); downstream jobs are skipped." title="Pipeline stops at the first failing stage (lint); downstream jobs are skipped."/>
             <wp:cNvGraphicFramePr>
               <a:graphicFrameLocks xmlns:a="http://schemas.openxmlformats.org/drawingml/2006/main" noChangeAspect="1"/>
             </wp:cNvGraphicFramePr>
@@ -7280,7 +7296,7 @@
                   <pic:spPr bwMode="auto">
                     <a:xfrm>
                       <a:off x="0" y="0"/>
-                      <a:ext cx="3619500" cy="2152650"/>
+                      <a:ext cx="5334000" cy="1533525"/>
                     </a:xfrm>
                     <a:prstGeom prst="rect">
                       <a:avLst/>
@@ -7316,7 +7332,18 @@
           <w:sz w:val="18"/>
           <w:szCs w:val="18"/>
         </w:rPr>
-        <w:t xml:space="preserve">Successful pipeline run: all five jobs green, with the seven uploaded artefacts (model, MLflow store, figures, test reports, image, logs, cluster state).</w:t>
+        <w:t xml:space="preserve">Pipeline stops at the first failing stage (lint); downstream jobs are skipped.</w:t>
+      </w:r>
+    </w:p>
+    <w:p>
+      <w:pPr>
+        <w:pStyle w:val="Heading1"/>
+        <w:keepNext/>
+        <w:keepLines/>
+        <w:spacing w:after="100" w:before="200"/>
+      </w:pPr>
+      <w:r>
+        <w:t xml:space="preserve">9. Model containerisation</w:t>
       </w:r>
     </w:p>
     <w:p>
@@ -7325,7 +7352,7 @@
         <w:jc w:val="both"/>
       </w:pPr>
       <w:r>
-        <w:t xml:space="preserve">To verify the fail-fast requirement, a pull request with a deliberate lint error (a redundant import) was opened. CI stopped at the lint stage and test, train, build and deploy were all skipped (Figure 10); the PR was then closed without merging. During development, a deploy-job failure was also traced to curl treating </w:t>
+        <w:t xml:space="preserve">The image is built from </w:t>
       </w:r>
       <w:r>
         <w:rPr>
@@ -7334,10 +7361,562 @@
           <w:sz w:val="19"/>
           <w:szCs w:val="19"/>
         </w:rPr>
-        <w:t xml:space="preserve">{}</w:t>
-      </w:r>
-      <w:r>
-        <w:t xml:space="preserve"> in a Prometheus query as a URL glob; it was fixed by URL-encoding the query and adding a retry loop.</w:t>
+        <w:t xml:space="preserve">python:3.12-slim</w:t>
+      </w:r>
+      <w:r>
+        <w:t xml:space="preserve"> and installs only the serving dependencies. It copies the package and the model artefact, runs as a non-root user (UID 10001), and declares a Docker </w:t>
+      </w:r>
+      <w:r>
+        <w:rPr>
+          <w:rFonts w:ascii="Consolas" w:cs="Consolas" w:eastAsia="Consolas" w:hAnsi="Consolas"/>
+          <w:color w:val="7A2018"/>
+          <w:sz w:val="19"/>
+          <w:szCs w:val="19"/>
+        </w:rPr>
+        <w:t xml:space="preserve">HEALTHCHECK</w:t>
+      </w:r>
+      <w:r>
+        <w:t xml:space="preserve"> against </w:t>
+      </w:r>
+      <w:r>
+        <w:rPr>
+          <w:rFonts w:ascii="Consolas" w:cs="Consolas" w:eastAsia="Consolas" w:hAnsi="Consolas"/>
+          <w:color w:val="7A2018"/>
+          <w:sz w:val="19"/>
+          <w:szCs w:val="19"/>
+        </w:rPr>
+        <w:t xml:space="preserve">/health</w:t>
+      </w:r>
+      <w:r>
+        <w:t xml:space="preserve">. The API is FastAPI with Pydantic validation: each field has a physiological range or an allowed set of codes, unknown fields are rejected, and </w:t>
+      </w:r>
+      <w:r>
+        <w:rPr>
+          <w:rFonts w:ascii="Consolas" w:cs="Consolas" w:eastAsia="Consolas" w:hAnsi="Consolas"/>
+          <w:color w:val="7A2018"/>
+          <w:sz w:val="19"/>
+          <w:szCs w:val="19"/>
+        </w:rPr>
+        <w:t xml:space="preserve">ca</w:t>
+      </w:r>
+      <w:r>
+        <w:t xml:space="preserve">/</w:t>
+      </w:r>
+      <w:r>
+        <w:rPr>
+          <w:rFonts w:ascii="Consolas" w:cs="Consolas" w:eastAsia="Consolas" w:hAnsi="Consolas"/>
+          <w:color w:val="7A2018"/>
+          <w:sz w:val="19"/>
+          <w:szCs w:val="19"/>
+        </w:rPr>
+        <w:t xml:space="preserve">thal</w:t>
+      </w:r>
+      <w:r>
+        <w:t xml:space="preserve"> may be null (imputed by the pipeline).</w:t>
+      </w:r>
+    </w:p>
+    <w:tbl>
+      <w:tblPr>
+        <w:tblW w:type="dxa" w:w="9638"/>
+        <w:tblBorders>
+          <w:top w:val="single" w:color="auto" w:sz="4"/>
+          <w:left w:val="single" w:color="auto" w:sz="4"/>
+          <w:bottom w:val="single" w:color="auto" w:sz="4"/>
+          <w:right w:val="single" w:color="auto" w:sz="4"/>
+          <w:insideH w:val="single" w:color="auto" w:sz="4"/>
+          <w:insideV w:val="single" w:color="auto" w:sz="4"/>
+        </w:tblBorders>
+      </w:tblPr>
+      <w:tblGrid>
+        <w:gridCol w:w="2300"/>
+        <w:gridCol w:w="7338"/>
+      </w:tblGrid>
+      <w:tr>
+        <w:trPr>
+          <w:cantSplit/>
+          <w:tblHeader/>
+        </w:trPr>
+        <w:tc>
+          <w:tcPr>
+            <w:tcW w:type="dxa" w:w="2300"/>
+            <w:tcBorders>
+              <w:top w:val="single" w:color="C9CED6" w:sz="4"/>
+              <w:left w:val="single" w:color="C9CED6" w:sz="4"/>
+              <w:bottom w:val="single" w:color="C9CED6" w:sz="4"/>
+              <w:right w:val="single" w:color="C9CED6" w:sz="4"/>
+            </w:tcBorders>
+            <w:shd w:fill="2C3E50" w:color="auto" w:val="clear"/>
+            <w:tcMar>
+              <w:top w:type="dxa" w:w="60"/>
+              <w:left w:type="dxa" w:w="100"/>
+              <w:bottom w:type="dxa" w:w="60"/>
+              <w:right w:type="dxa" w:w="100"/>
+            </w:tcMar>
+          </w:tcPr>
+          <w:p>
+            <w:pPr>
+              <w:jc w:val="left"/>
+            </w:pPr>
+            <w:r>
+              <w:rPr>
+                <w:b/>
+                <w:bCs/>
+                <w:color w:val="FFFFFF"/>
+                <w:sz w:val="18"/>
+                <w:szCs w:val="18"/>
+              </w:rPr>
+              <w:t xml:space="preserve">Endpoint</w:t>
+            </w:r>
+          </w:p>
+        </w:tc>
+        <w:tc>
+          <w:tcPr>
+            <w:tcW w:type="dxa" w:w="7338"/>
+            <w:tcBorders>
+              <w:top w:val="single" w:color="C9CED6" w:sz="4"/>
+              <w:left w:val="single" w:color="C9CED6" w:sz="4"/>
+              <w:bottom w:val="single" w:color="C9CED6" w:sz="4"/>
+              <w:right w:val="single" w:color="C9CED6" w:sz="4"/>
+            </w:tcBorders>
+            <w:shd w:fill="2C3E50" w:color="auto" w:val="clear"/>
+            <w:tcMar>
+              <w:top w:type="dxa" w:w="60"/>
+              <w:left w:type="dxa" w:w="100"/>
+              <w:bottom w:type="dxa" w:w="60"/>
+              <w:right w:type="dxa" w:w="100"/>
+            </w:tcMar>
+          </w:tcPr>
+          <w:p>
+            <w:pPr>
+              <w:jc w:val="left"/>
+            </w:pPr>
+            <w:r>
+              <w:rPr>
+                <w:b/>
+                <w:bCs/>
+                <w:color w:val="FFFFFF"/>
+                <w:sz w:val="18"/>
+                <w:szCs w:val="18"/>
+              </w:rPr>
+              <w:t xml:space="preserve">Purpose</w:t>
+            </w:r>
+          </w:p>
+        </w:tc>
+      </w:tr>
+      <w:tr>
+        <w:trPr>
+          <w:cantSplit/>
+          <w:tblHeader w:val="off"/>
+        </w:trPr>
+        <w:tc>
+          <w:tcPr>
+            <w:tcW w:type="dxa" w:w="2300"/>
+            <w:tcBorders>
+              <w:top w:val="single" w:color="C9CED6" w:sz="4"/>
+              <w:left w:val="single" w:color="C9CED6" w:sz="4"/>
+              <w:bottom w:val="single" w:color="C9CED6" w:sz="4"/>
+              <w:right w:val="single" w:color="C9CED6" w:sz="4"/>
+            </w:tcBorders>
+            <w:shd w:fill="FFFFFF" w:color="auto" w:val="clear"/>
+            <w:tcMar>
+              <w:top w:type="dxa" w:w="60"/>
+              <w:left w:type="dxa" w:w="100"/>
+              <w:bottom w:type="dxa" w:w="60"/>
+              <w:right w:type="dxa" w:w="100"/>
+            </w:tcMar>
+          </w:tcPr>
+          <w:p>
+            <w:pPr>
+              <w:jc w:val="left"/>
+            </w:pPr>
+            <w:r>
+              <w:rPr>
+                <w:sz w:val="18"/>
+                <w:szCs w:val="18"/>
+              </w:rPr>
+              <w:t xml:space="preserve">POST /predict</w:t>
+            </w:r>
+          </w:p>
+        </w:tc>
+        <w:tc>
+          <w:tcPr>
+            <w:tcW w:type="dxa" w:w="7338"/>
+            <w:tcBorders>
+              <w:top w:val="single" w:color="C9CED6" w:sz="4"/>
+              <w:left w:val="single" w:color="C9CED6" w:sz="4"/>
+              <w:bottom w:val="single" w:color="C9CED6" w:sz="4"/>
+              <w:right w:val="single" w:color="C9CED6" w:sz="4"/>
+            </w:tcBorders>
+            <w:shd w:fill="FFFFFF" w:color="auto" w:val="clear"/>
+            <w:tcMar>
+              <w:top w:type="dxa" w:w="60"/>
+              <w:left w:type="dxa" w:w="100"/>
+              <w:bottom w:type="dxa" w:w="60"/>
+              <w:right w:type="dxa" w:w="100"/>
+            </w:tcMar>
+          </w:tcPr>
+          <w:p>
+            <w:pPr>
+              <w:jc w:val="left"/>
+            </w:pPr>
+            <w:r>
+              <w:rPr>
+                <w:sz w:val="18"/>
+                <w:szCs w:val="18"/>
+              </w:rPr>
+              <w:t xml:space="preserve">One patient → prediction (0/1), label, confidence (probability of the predicted class), probability_disease, risk_band, model_name, model_version, request_id</w:t>
+            </w:r>
+          </w:p>
+        </w:tc>
+      </w:tr>
+      <w:tr>
+        <w:trPr>
+          <w:cantSplit/>
+          <w:tblHeader w:val="off"/>
+        </w:trPr>
+        <w:tc>
+          <w:tcPr>
+            <w:tcW w:type="dxa" w:w="2300"/>
+            <w:tcBorders>
+              <w:top w:val="single" w:color="C9CED6" w:sz="4"/>
+              <w:left w:val="single" w:color="C9CED6" w:sz="4"/>
+              <w:bottom w:val="single" w:color="C9CED6" w:sz="4"/>
+              <w:right w:val="single" w:color="C9CED6" w:sz="4"/>
+            </w:tcBorders>
+            <w:shd w:fill="F7F8FA" w:color="auto" w:val="clear"/>
+            <w:tcMar>
+              <w:top w:type="dxa" w:w="60"/>
+              <w:left w:type="dxa" w:w="100"/>
+              <w:bottom w:type="dxa" w:w="60"/>
+              <w:right w:type="dxa" w:w="100"/>
+            </w:tcMar>
+          </w:tcPr>
+          <w:p>
+            <w:pPr>
+              <w:jc w:val="left"/>
+            </w:pPr>
+            <w:r>
+              <w:rPr>
+                <w:sz w:val="18"/>
+                <w:szCs w:val="18"/>
+              </w:rPr>
+              <w:t xml:space="preserve">POST /predict/batch</w:t>
+            </w:r>
+          </w:p>
+        </w:tc>
+        <w:tc>
+          <w:tcPr>
+            <w:tcW w:type="dxa" w:w="7338"/>
+            <w:tcBorders>
+              <w:top w:val="single" w:color="C9CED6" w:sz="4"/>
+              <w:left w:val="single" w:color="C9CED6" w:sz="4"/>
+              <w:bottom w:val="single" w:color="C9CED6" w:sz="4"/>
+              <w:right w:val="single" w:color="C9CED6" w:sz="4"/>
+            </w:tcBorders>
+            <w:shd w:fill="F7F8FA" w:color="auto" w:val="clear"/>
+            <w:tcMar>
+              <w:top w:type="dxa" w:w="60"/>
+              <w:left w:type="dxa" w:w="100"/>
+              <w:bottom w:type="dxa" w:w="60"/>
+              <w:right w:type="dxa" w:w="100"/>
+            </w:tcMar>
+          </w:tcPr>
+          <w:p>
+            <w:pPr>
+              <w:jc w:val="left"/>
+            </w:pPr>
+            <w:r>
+              <w:rPr>
+                <w:sz w:val="18"/>
+                <w:szCs w:val="18"/>
+              </w:rPr>
+              <w:t xml:space="preserve">Up to 500 patients in one call</w:t>
+            </w:r>
+          </w:p>
+        </w:tc>
+      </w:tr>
+      <w:tr>
+        <w:trPr>
+          <w:cantSplit/>
+          <w:tblHeader w:val="off"/>
+        </w:trPr>
+        <w:tc>
+          <w:tcPr>
+            <w:tcW w:type="dxa" w:w="2300"/>
+            <w:tcBorders>
+              <w:top w:val="single" w:color="C9CED6" w:sz="4"/>
+              <w:left w:val="single" w:color="C9CED6" w:sz="4"/>
+              <w:bottom w:val="single" w:color="C9CED6" w:sz="4"/>
+              <w:right w:val="single" w:color="C9CED6" w:sz="4"/>
+            </w:tcBorders>
+            <w:shd w:fill="FFFFFF" w:color="auto" w:val="clear"/>
+            <w:tcMar>
+              <w:top w:type="dxa" w:w="60"/>
+              <w:left w:type="dxa" w:w="100"/>
+              <w:bottom w:type="dxa" w:w="60"/>
+              <w:right w:type="dxa" w:w="100"/>
+            </w:tcMar>
+          </w:tcPr>
+          <w:p>
+            <w:pPr>
+              <w:jc w:val="left"/>
+            </w:pPr>
+            <w:r>
+              <w:rPr>
+                <w:sz w:val="18"/>
+                <w:szCs w:val="18"/>
+              </w:rPr>
+              <w:t xml:space="preserve">GET /health, /ready</w:t>
+            </w:r>
+          </w:p>
+        </w:tc>
+        <w:tc>
+          <w:tcPr>
+            <w:tcW w:type="dxa" w:w="7338"/>
+            <w:tcBorders>
+              <w:top w:val="single" w:color="C9CED6" w:sz="4"/>
+              <w:left w:val="single" w:color="C9CED6" w:sz="4"/>
+              <w:bottom w:val="single" w:color="C9CED6" w:sz="4"/>
+              <w:right w:val="single" w:color="C9CED6" w:sz="4"/>
+            </w:tcBorders>
+            <w:shd w:fill="FFFFFF" w:color="auto" w:val="clear"/>
+            <w:tcMar>
+              <w:top w:type="dxa" w:w="60"/>
+              <w:left w:type="dxa" w:w="100"/>
+              <w:bottom w:type="dxa" w:w="60"/>
+              <w:right w:type="dxa" w:w="100"/>
+            </w:tcMar>
+          </w:tcPr>
+          <w:p>
+            <w:pPr>
+              <w:jc w:val="left"/>
+            </w:pPr>
+            <w:r>
+              <w:rPr>
+                <w:sz w:val="18"/>
+                <w:szCs w:val="18"/>
+              </w:rPr>
+              <w:t xml:space="preserve">Liveness (process up) and readiness (model loaded), used by Kubernetes probes</w:t>
+            </w:r>
+          </w:p>
+        </w:tc>
+      </w:tr>
+      <w:tr>
+        <w:trPr>
+          <w:cantSplit/>
+          <w:tblHeader w:val="off"/>
+        </w:trPr>
+        <w:tc>
+          <w:tcPr>
+            <w:tcW w:type="dxa" w:w="2300"/>
+            <w:tcBorders>
+              <w:top w:val="single" w:color="C9CED6" w:sz="4"/>
+              <w:left w:val="single" w:color="C9CED6" w:sz="4"/>
+              <w:bottom w:val="single" w:color="C9CED6" w:sz="4"/>
+              <w:right w:val="single" w:color="C9CED6" w:sz="4"/>
+            </w:tcBorders>
+            <w:shd w:fill="F7F8FA" w:color="auto" w:val="clear"/>
+            <w:tcMar>
+              <w:top w:type="dxa" w:w="60"/>
+              <w:left w:type="dxa" w:w="100"/>
+              <w:bottom w:type="dxa" w:w="60"/>
+              <w:right w:type="dxa" w:w="100"/>
+            </w:tcMar>
+          </w:tcPr>
+          <w:p>
+            <w:pPr>
+              <w:jc w:val="left"/>
+            </w:pPr>
+            <w:r>
+              <w:rPr>
+                <w:sz w:val="18"/>
+                <w:szCs w:val="18"/>
+              </w:rPr>
+              <w:t xml:space="preserve">GET /model-info</w:t>
+            </w:r>
+          </w:p>
+        </w:tc>
+        <w:tc>
+          <w:tcPr>
+            <w:tcW w:type="dxa" w:w="7338"/>
+            <w:tcBorders>
+              <w:top w:val="single" w:color="C9CED6" w:sz="4"/>
+              <w:left w:val="single" w:color="C9CED6" w:sz="4"/>
+              <w:bottom w:val="single" w:color="C9CED6" w:sz="4"/>
+              <w:right w:val="single" w:color="C9CED6" w:sz="4"/>
+            </w:tcBorders>
+            <w:shd w:fill="F7F8FA" w:color="auto" w:val="clear"/>
+            <w:tcMar>
+              <w:top w:type="dxa" w:w="60"/>
+              <w:left w:type="dxa" w:w="100"/>
+              <w:bottom w:type="dxa" w:w="60"/>
+              <w:right w:type="dxa" w:w="100"/>
+            </w:tcMar>
+          </w:tcPr>
+          <w:p>
+            <w:pPr>
+              <w:jc w:val="left"/>
+            </w:pPr>
+            <w:r>
+              <w:rPr>
+                <w:sz w:val="18"/>
+                <w:szCs w:val="18"/>
+              </w:rPr>
+              <w:t xml:space="preserve">Contents of metadata.json for the loaded model</w:t>
+            </w:r>
+          </w:p>
+        </w:tc>
+      </w:tr>
+      <w:tr>
+        <w:trPr>
+          <w:cantSplit/>
+          <w:tblHeader w:val="off"/>
+        </w:trPr>
+        <w:tc>
+          <w:tcPr>
+            <w:tcW w:type="dxa" w:w="2300"/>
+            <w:tcBorders>
+              <w:top w:val="single" w:color="C9CED6" w:sz="4"/>
+              <w:left w:val="single" w:color="C9CED6" w:sz="4"/>
+              <w:bottom w:val="single" w:color="C9CED6" w:sz="4"/>
+              <w:right w:val="single" w:color="C9CED6" w:sz="4"/>
+            </w:tcBorders>
+            <w:shd w:fill="FFFFFF" w:color="auto" w:val="clear"/>
+            <w:tcMar>
+              <w:top w:type="dxa" w:w="60"/>
+              <w:left w:type="dxa" w:w="100"/>
+              <w:bottom w:type="dxa" w:w="60"/>
+              <w:right w:type="dxa" w:w="100"/>
+            </w:tcMar>
+          </w:tcPr>
+          <w:p>
+            <w:pPr>
+              <w:jc w:val="left"/>
+            </w:pPr>
+            <w:r>
+              <w:rPr>
+                <w:sz w:val="18"/>
+                <w:szCs w:val="18"/>
+              </w:rPr>
+              <w:t xml:space="preserve">GET /metrics</w:t>
+            </w:r>
+          </w:p>
+        </w:tc>
+        <w:tc>
+          <w:tcPr>
+            <w:tcW w:type="dxa" w:w="7338"/>
+            <w:tcBorders>
+              <w:top w:val="single" w:color="C9CED6" w:sz="4"/>
+              <w:left w:val="single" w:color="C9CED6" w:sz="4"/>
+              <w:bottom w:val="single" w:color="C9CED6" w:sz="4"/>
+              <w:right w:val="single" w:color="C9CED6" w:sz="4"/>
+            </w:tcBorders>
+            <w:shd w:fill="FFFFFF" w:color="auto" w:val="clear"/>
+            <w:tcMar>
+              <w:top w:type="dxa" w:w="60"/>
+              <w:left w:type="dxa" w:w="100"/>
+              <w:bottom w:type="dxa" w:w="60"/>
+              <w:right w:type="dxa" w:w="100"/>
+            </w:tcMar>
+          </w:tcPr>
+          <w:p>
+            <w:pPr>
+              <w:jc w:val="left"/>
+            </w:pPr>
+            <w:r>
+              <w:rPr>
+                <w:sz w:val="18"/>
+                <w:szCs w:val="18"/>
+              </w:rPr>
+              <w:t xml:space="preserve">Prometheus exposition format</w:t>
+            </w:r>
+          </w:p>
+        </w:tc>
+      </w:tr>
+    </w:tbl>
+    <w:p>
+      <w:pPr>
+        <w:spacing w:after="120"/>
+      </w:pPr>
+    </w:p>
+    <w:p>
+      <w:pPr>
+        <w:shd w:fill="F3F4F6" w:color="auto" w:val="clear"/>
+        <w:spacing w:after="0" w:before="60"/>
+        <w:ind w:left="120" w:right="120"/>
+      </w:pPr>
+      <w:r>
+        <w:rPr>
+          <w:rFonts w:ascii="Consolas" w:cs="Consolas" w:eastAsia="Consolas" w:hAnsi="Consolas"/>
+          <w:color w:val="1F2937"/>
+          <w:sz w:val="17"/>
+          <w:szCs w:val="17"/>
+        </w:rPr>
+        <w:t xml:space="preserve">docker build -t cardiorisk-api:1.0.0 .</w:t>
+      </w:r>
+    </w:p>
+    <w:p>
+      <w:pPr>
+        <w:shd w:fill="F3F4F6" w:color="auto" w:val="clear"/>
+        <w:spacing w:after="0" w:before="0"/>
+        <w:ind w:left="120" w:right="120"/>
+      </w:pPr>
+      <w:r>
+        <w:rPr>
+          <w:rFonts w:ascii="Consolas" w:cs="Consolas" w:eastAsia="Consolas" w:hAnsi="Consolas"/>
+          <w:color w:val="1F2937"/>
+          <w:sz w:val="17"/>
+          <w:szCs w:val="17"/>
+        </w:rPr>
+        <w:t xml:space="preserve">docker run -d -p 8000:8000 --name cardiorisk-api cardiorisk-api:1.0.0</w:t>
+      </w:r>
+    </w:p>
+    <w:p>
+      <w:pPr>
+        <w:shd w:fill="F3F4F6" w:color="auto" w:val="clear"/>
+        <w:spacing w:after="0" w:before="0"/>
+        <w:ind w:left="120" w:right="120"/>
+      </w:pPr>
+      <w:r>
+        <w:rPr>
+          <w:rFonts w:ascii="Consolas" w:cs="Consolas" w:eastAsia="Consolas" w:hAnsi="Consolas"/>
+          <w:color w:val="1F2937"/>
+          <w:sz w:val="17"/>
+          <w:szCs w:val="17"/>
+        </w:rPr>
+        <w:t xml:space="preserve">curl -X POST localhost:8000/predict -H 'content-type: application/json' -d @sample_request.json</w:t>
+      </w:r>
+    </w:p>
+    <w:p>
+      <w:pPr>
+        <w:shd w:fill="F3F4F6" w:color="auto" w:val="clear"/>
+        <w:spacing w:after="0" w:before="0"/>
+        <w:ind w:left="120" w:right="120"/>
+      </w:pPr>
+      <w:r>
+        <w:rPr>
+          <w:rFonts w:ascii="Consolas" w:cs="Consolas" w:eastAsia="Consolas" w:hAnsi="Consolas"/>
+          <w:color w:val="1F2937"/>
+          <w:sz w:val="17"/>
+          <w:szCs w:val="17"/>
+        </w:rPr>
+        <w:t xml:space="preserve">{"prediction":1,"label":"disease","confidence":0.9969,"probability_disease":0.9969,</w:t>
+      </w:r>
+    </w:p>
+    <w:p>
+      <w:pPr>
+        <w:shd w:fill="F3F4F6" w:color="auto" w:val="clear"/>
+        <w:spacing w:after="120" w:before="0"/>
+        <w:ind w:left="120" w:right="120"/>
+      </w:pPr>
+      <w:r>
+        <w:rPr>
+          <w:rFonts w:ascii="Consolas" w:cs="Consolas" w:eastAsia="Consolas" w:hAnsi="Consolas"/>
+          <w:color w:val="1F2937"/>
+          <w:sz w:val="17"/>
+          <w:szCs w:val="17"/>
+        </w:rPr>
+        <w:t xml:space="preserve"> "risk_band":"high","model_name":"logistic_regression","model_version":"1.0.0+202610030813",...}</w:t>
       </w:r>
     </w:p>
     <w:p>
@@ -7349,9 +7928,9 @@
       <w:r>
         <w:drawing>
           <wp:inline distT="0" distB="0" distL="0" distR="0">
-            <wp:extent cx="5334000" cy="1533525"/>
+            <wp:extent cx="4476750" cy="2428875"/>
             <wp:effectExtent t="0" r="0" b="0" l="0"/>
-            <wp:docPr id="10" name="20_github_actions_pipeline_fails_on_lint.png" descr="Pipeline stops at the first failing stage (lint); downstream jobs are skipped." title="Pipeline stops at the first failing stage (lint); downstream jobs are skipped."/>
+            <wp:docPr id="10" name="10_docker_run_smoke_test.png" descr="Local container: build, run and automated smoke test (health, prediction, 422 on invalid input, metrics) with structured logs." title="Local container: build, run and automated smoke test (health, prediction, 422 on invalid input, metrics) with structured logs."/>
             <wp:cNvGraphicFramePr>
               <a:graphicFrameLocks xmlns:a="http://schemas.openxmlformats.org/drawingml/2006/main" noChangeAspect="1"/>
             </wp:cNvGraphicFramePr>
@@ -7374,7 +7953,7 @@
                   <pic:spPr bwMode="auto">
                     <a:xfrm>
                       <a:off x="0" y="0"/>
-                      <a:ext cx="5334000" cy="1533525"/>
+                      <a:ext cx="4476750" cy="2428875"/>
                     </a:xfrm>
                     <a:prstGeom prst="rect">
                       <a:avLst/>
@@ -7410,7 +7989,7 @@
           <w:sz w:val="18"/>
           <w:szCs w:val="18"/>
         </w:rPr>
-        <w:t xml:space="preserve">Pipeline stops at the first failing stage (lint); downstream jobs are skipped.</w:t>
+        <w:t xml:space="preserve">Local container: build, run and automated smoke test (health, prediction, 422 on invalid input, metrics) with structured logs.</w:t>
       </w:r>
     </w:p>
     <w:p>
@@ -7418,10 +7997,10 @@
         <w:pStyle w:val="Heading1"/>
         <w:keepNext/>
         <w:keepLines/>
-        <w:spacing w:after="140" w:before="280"/>
-      </w:pPr>
-      <w:r>
-        <w:t xml:space="preserve">9. Model containerisation</w:t>
+        <w:spacing w:after="100" w:before="200"/>
+      </w:pPr>
+      <w:r>
+        <w:t xml:space="preserve">10. Production deployment on Kubernetes</w:t>
       </w:r>
     </w:p>
     <w:p>
@@ -7430,7 +8009,27 @@
         <w:jc w:val="both"/>
       </w:pPr>
       <w:r>
-        <w:t xml:space="preserve">The image is built from </w:t>
+        <w:t xml:space="preserve">The image was deployed to a local </w:t>
+      </w:r>
+      <w:r>
+        <w:rPr>
+          <w:b/>
+          <w:bCs/>
+        </w:rPr>
+        <w:t xml:space="preserve">Minikube</w:t>
+      </w:r>
+      <w:r>
+        <w:t xml:space="preserve"> cluster (Docker driver on Colima). CI also deploys it to an ephemeral </w:t>
+      </w:r>
+      <w:r>
+        <w:rPr>
+          <w:b/>
+          <w:bCs/>
+        </w:rPr>
+        <w:t xml:space="preserve">kind</w:t>
+      </w:r>
+      <w:r>
+        <w:t xml:space="preserve"> cluster on every push. Manifests in </w:t>
       </w:r>
       <w:r>
         <w:rPr>
@@ -7439,10 +8038,10 @@
           <w:sz w:val="19"/>
           <w:szCs w:val="19"/>
         </w:rPr>
-        <w:t xml:space="preserve">python:3.12-slim</w:t>
-      </w:r>
-      <w:r>
-        <w:t xml:space="preserve"> and installs only the serving dependencies. It copies the package and the model artefact, runs as a non-root user (UID 10001), and declares a Docker </w:t>
+        <w:t xml:space="preserve">deploy/k8s/</w:t>
+      </w:r>
+      <w:r>
+        <w:t xml:space="preserve"> are applied together with </w:t>
       </w:r>
       <w:r>
         <w:rPr>
@@ -7451,10 +8050,30 @@
           <w:sz w:val="19"/>
           <w:szCs w:val="19"/>
         </w:rPr>
-        <w:t xml:space="preserve">HEALTHCHECK</w:t>
-      </w:r>
-      <w:r>
-        <w:t xml:space="preserve"> against </w:t>
+        <w:t xml:space="preserve">kubectl apply -k</w:t>
+      </w:r>
+      <w:r>
+        <w:t xml:space="preserve">:</w:t>
+      </w:r>
+    </w:p>
+    <w:p>
+      <w:pPr>
+        <w:pStyle w:val="ListParagraph"/>
+        <w:numPr>
+          <w:ilvl w:val="0"/>
+          <w:numId w:val="2"/>
+        </w:numPr>
+        <w:spacing w:after="50" w:line="264"/>
+      </w:pPr>
+      <w:r>
+        <w:rPr>
+          <w:b/>
+          <w:bCs/>
+        </w:rPr>
+        <w:t xml:space="preserve">Deployment</w:t>
+      </w:r>
+      <w:r>
+        <w:t xml:space="preserve">: 2 replicas, rolling update with </w:t>
       </w:r>
       <w:r>
         <w:rPr>
@@ -7463,10 +8082,10 @@
           <w:sz w:val="19"/>
           <w:szCs w:val="19"/>
         </w:rPr>
-        <w:t xml:space="preserve">/health</w:t>
-      </w:r>
-      <w:r>
-        <w:t xml:space="preserve">. The API is FastAPI with Pydantic validation: each field has a physiological range or an allowed set of codes, unknown fields are rejected, and </w:t>
+        <w:t xml:space="preserve">maxUnavailable: 0</w:t>
+      </w:r>
+      <w:r>
+        <w:t xml:space="preserve"> (no capacity drop during a model rollout), readiness probe on </w:t>
       </w:r>
       <w:r>
         <w:rPr>
@@ -7475,10 +8094,10 @@
           <w:sz w:val="19"/>
           <w:szCs w:val="19"/>
         </w:rPr>
-        <w:t xml:space="preserve">ca</w:t>
-      </w:r>
-      <w:r>
-        <w:t xml:space="preserve">/</w:t>
+        <w:t xml:space="preserve">/ready</w:t>
+      </w:r>
+      <w:r>
+        <w:t xml:space="preserve"> and liveness probe on </w:t>
       </w:r>
       <w:r>
         <w:rPr>
@@ -7487,514 +8106,116 @@
           <w:sz w:val="19"/>
           <w:szCs w:val="19"/>
         </w:rPr>
-        <w:t xml:space="preserve">thal</w:t>
-      </w:r>
-      <w:r>
-        <w:t xml:space="preserve"> may be null (imputed by the pipeline).</w:t>
-      </w:r>
-    </w:p>
-    <w:tbl>
-      <w:tblPr>
-        <w:tblW w:type="dxa" w:w="9638"/>
-        <w:tblBorders>
-          <w:top w:val="single" w:color="auto" w:sz="4"/>
-          <w:left w:val="single" w:color="auto" w:sz="4"/>
-          <w:bottom w:val="single" w:color="auto" w:sz="4"/>
-          <w:right w:val="single" w:color="auto" w:sz="4"/>
-          <w:insideH w:val="single" w:color="auto" w:sz="4"/>
-          <w:insideV w:val="single" w:color="auto" w:sz="4"/>
-        </w:tblBorders>
-      </w:tblPr>
-      <w:tblGrid>
-        <w:gridCol w:w="2300"/>
-        <w:gridCol w:w="7338"/>
-      </w:tblGrid>
-      <w:tr>
-        <w:trPr>
-          <w:cantSplit/>
-          <w:tblHeader/>
-        </w:trPr>
-        <w:tc>
-          <w:tcPr>
-            <w:tcW w:type="dxa" w:w="2300"/>
-            <w:tcBorders>
-              <w:top w:val="single" w:color="C9CED6" w:sz="4"/>
-              <w:left w:val="single" w:color="C9CED6" w:sz="4"/>
-              <w:bottom w:val="single" w:color="C9CED6" w:sz="4"/>
-              <w:right w:val="single" w:color="C9CED6" w:sz="4"/>
-            </w:tcBorders>
-            <w:shd w:fill="2C3E50" w:color="auto" w:val="clear"/>
-            <w:tcMar>
-              <w:top w:type="dxa" w:w="60"/>
-              <w:left w:type="dxa" w:w="100"/>
-              <w:bottom w:type="dxa" w:w="60"/>
-              <w:right w:type="dxa" w:w="100"/>
-            </w:tcMar>
-          </w:tcPr>
-          <w:p>
-            <w:pPr>
-              <w:jc w:val="left"/>
-            </w:pPr>
-            <w:r>
-              <w:rPr>
-                <w:b/>
-                <w:bCs/>
-                <w:color w:val="FFFFFF"/>
-                <w:sz w:val="18"/>
-                <w:szCs w:val="18"/>
-              </w:rPr>
-              <w:t xml:space="preserve">Endpoint</w:t>
-            </w:r>
-          </w:p>
-        </w:tc>
-        <w:tc>
-          <w:tcPr>
-            <w:tcW w:type="dxa" w:w="7338"/>
-            <w:tcBorders>
-              <w:top w:val="single" w:color="C9CED6" w:sz="4"/>
-              <w:left w:val="single" w:color="C9CED6" w:sz="4"/>
-              <w:bottom w:val="single" w:color="C9CED6" w:sz="4"/>
-              <w:right w:val="single" w:color="C9CED6" w:sz="4"/>
-            </w:tcBorders>
-            <w:shd w:fill="2C3E50" w:color="auto" w:val="clear"/>
-            <w:tcMar>
-              <w:top w:type="dxa" w:w="60"/>
-              <w:left w:type="dxa" w:w="100"/>
-              <w:bottom w:type="dxa" w:w="60"/>
-              <w:right w:type="dxa" w:w="100"/>
-            </w:tcMar>
-          </w:tcPr>
-          <w:p>
-            <w:pPr>
-              <w:jc w:val="left"/>
-            </w:pPr>
-            <w:r>
-              <w:rPr>
-                <w:b/>
-                <w:bCs/>
-                <w:color w:val="FFFFFF"/>
-                <w:sz w:val="18"/>
-                <w:szCs w:val="18"/>
-              </w:rPr>
-              <w:t xml:space="preserve">Purpose</w:t>
-            </w:r>
-          </w:p>
-        </w:tc>
-      </w:tr>
-      <w:tr>
-        <w:trPr>
-          <w:cantSplit/>
-          <w:tblHeader w:val="off"/>
-        </w:trPr>
-        <w:tc>
-          <w:tcPr>
-            <w:tcW w:type="dxa" w:w="2300"/>
-            <w:tcBorders>
-              <w:top w:val="single" w:color="C9CED6" w:sz="4"/>
-              <w:left w:val="single" w:color="C9CED6" w:sz="4"/>
-              <w:bottom w:val="single" w:color="C9CED6" w:sz="4"/>
-              <w:right w:val="single" w:color="C9CED6" w:sz="4"/>
-            </w:tcBorders>
-            <w:shd w:fill="FFFFFF" w:color="auto" w:val="clear"/>
-            <w:tcMar>
-              <w:top w:type="dxa" w:w="60"/>
-              <w:left w:type="dxa" w:w="100"/>
-              <w:bottom w:type="dxa" w:w="60"/>
-              <w:right w:type="dxa" w:w="100"/>
-            </w:tcMar>
-          </w:tcPr>
-          <w:p>
-            <w:pPr>
-              <w:jc w:val="left"/>
-            </w:pPr>
-            <w:r>
-              <w:rPr>
-                <w:sz w:val="18"/>
-                <w:szCs w:val="18"/>
-              </w:rPr>
-              <w:t xml:space="preserve">POST /predict</w:t>
-            </w:r>
-          </w:p>
-        </w:tc>
-        <w:tc>
-          <w:tcPr>
-            <w:tcW w:type="dxa" w:w="7338"/>
-            <w:tcBorders>
-              <w:top w:val="single" w:color="C9CED6" w:sz="4"/>
-              <w:left w:val="single" w:color="C9CED6" w:sz="4"/>
-              <w:bottom w:val="single" w:color="C9CED6" w:sz="4"/>
-              <w:right w:val="single" w:color="C9CED6" w:sz="4"/>
-            </w:tcBorders>
-            <w:shd w:fill="FFFFFF" w:color="auto" w:val="clear"/>
-            <w:tcMar>
-              <w:top w:type="dxa" w:w="60"/>
-              <w:left w:type="dxa" w:w="100"/>
-              <w:bottom w:type="dxa" w:w="60"/>
-              <w:right w:type="dxa" w:w="100"/>
-            </w:tcMar>
-          </w:tcPr>
-          <w:p>
-            <w:pPr>
-              <w:jc w:val="left"/>
-            </w:pPr>
-            <w:r>
-              <w:rPr>
-                <w:sz w:val="18"/>
-                <w:szCs w:val="18"/>
-              </w:rPr>
-              <w:t xml:space="preserve">One patient → prediction (0/1), label, confidence (probability of the predicted class), probability_disease, risk_band, model_name, model_version, request_id</w:t>
-            </w:r>
-          </w:p>
-        </w:tc>
-      </w:tr>
-      <w:tr>
-        <w:trPr>
-          <w:cantSplit/>
-          <w:tblHeader w:val="off"/>
-        </w:trPr>
-        <w:tc>
-          <w:tcPr>
-            <w:tcW w:type="dxa" w:w="2300"/>
-            <w:tcBorders>
-              <w:top w:val="single" w:color="C9CED6" w:sz="4"/>
-              <w:left w:val="single" w:color="C9CED6" w:sz="4"/>
-              <w:bottom w:val="single" w:color="C9CED6" w:sz="4"/>
-              <w:right w:val="single" w:color="C9CED6" w:sz="4"/>
-            </w:tcBorders>
-            <w:shd w:fill="F7F8FA" w:color="auto" w:val="clear"/>
-            <w:tcMar>
-              <w:top w:type="dxa" w:w="60"/>
-              <w:left w:type="dxa" w:w="100"/>
-              <w:bottom w:type="dxa" w:w="60"/>
-              <w:right w:type="dxa" w:w="100"/>
-            </w:tcMar>
-          </w:tcPr>
-          <w:p>
-            <w:pPr>
-              <w:jc w:val="left"/>
-            </w:pPr>
-            <w:r>
-              <w:rPr>
-                <w:sz w:val="18"/>
-                <w:szCs w:val="18"/>
-              </w:rPr>
-              <w:t xml:space="preserve">POST /predict/batch</w:t>
-            </w:r>
-          </w:p>
-        </w:tc>
-        <w:tc>
-          <w:tcPr>
-            <w:tcW w:type="dxa" w:w="7338"/>
-            <w:tcBorders>
-              <w:top w:val="single" w:color="C9CED6" w:sz="4"/>
-              <w:left w:val="single" w:color="C9CED6" w:sz="4"/>
-              <w:bottom w:val="single" w:color="C9CED6" w:sz="4"/>
-              <w:right w:val="single" w:color="C9CED6" w:sz="4"/>
-            </w:tcBorders>
-            <w:shd w:fill="F7F8FA" w:color="auto" w:val="clear"/>
-            <w:tcMar>
-              <w:top w:type="dxa" w:w="60"/>
-              <w:left w:type="dxa" w:w="100"/>
-              <w:bottom w:type="dxa" w:w="60"/>
-              <w:right w:type="dxa" w:w="100"/>
-            </w:tcMar>
-          </w:tcPr>
-          <w:p>
-            <w:pPr>
-              <w:jc w:val="left"/>
-            </w:pPr>
-            <w:r>
-              <w:rPr>
-                <w:sz w:val="18"/>
-                <w:szCs w:val="18"/>
-              </w:rPr>
-              <w:t xml:space="preserve">Up to 500 patients in one call</w:t>
-            </w:r>
-          </w:p>
-        </w:tc>
-      </w:tr>
-      <w:tr>
-        <w:trPr>
-          <w:cantSplit/>
-          <w:tblHeader w:val="off"/>
-        </w:trPr>
-        <w:tc>
-          <w:tcPr>
-            <w:tcW w:type="dxa" w:w="2300"/>
-            <w:tcBorders>
-              <w:top w:val="single" w:color="C9CED6" w:sz="4"/>
-              <w:left w:val="single" w:color="C9CED6" w:sz="4"/>
-              <w:bottom w:val="single" w:color="C9CED6" w:sz="4"/>
-              <w:right w:val="single" w:color="C9CED6" w:sz="4"/>
-            </w:tcBorders>
-            <w:shd w:fill="FFFFFF" w:color="auto" w:val="clear"/>
-            <w:tcMar>
-              <w:top w:type="dxa" w:w="60"/>
-              <w:left w:type="dxa" w:w="100"/>
-              <w:bottom w:type="dxa" w:w="60"/>
-              <w:right w:type="dxa" w:w="100"/>
-            </w:tcMar>
-          </w:tcPr>
-          <w:p>
-            <w:pPr>
-              <w:jc w:val="left"/>
-            </w:pPr>
-            <w:r>
-              <w:rPr>
-                <w:sz w:val="18"/>
-                <w:szCs w:val="18"/>
-              </w:rPr>
-              <w:t xml:space="preserve">GET /health, /ready</w:t>
-            </w:r>
-          </w:p>
-        </w:tc>
-        <w:tc>
-          <w:tcPr>
-            <w:tcW w:type="dxa" w:w="7338"/>
-            <w:tcBorders>
-              <w:top w:val="single" w:color="C9CED6" w:sz="4"/>
-              <w:left w:val="single" w:color="C9CED6" w:sz="4"/>
-              <w:bottom w:val="single" w:color="C9CED6" w:sz="4"/>
-              <w:right w:val="single" w:color="C9CED6" w:sz="4"/>
-            </w:tcBorders>
-            <w:shd w:fill="FFFFFF" w:color="auto" w:val="clear"/>
-            <w:tcMar>
-              <w:top w:type="dxa" w:w="60"/>
-              <w:left w:type="dxa" w:w="100"/>
-              <w:bottom w:type="dxa" w:w="60"/>
-              <w:right w:type="dxa" w:w="100"/>
-            </w:tcMar>
-          </w:tcPr>
-          <w:p>
-            <w:pPr>
-              <w:jc w:val="left"/>
-            </w:pPr>
-            <w:r>
-              <w:rPr>
-                <w:sz w:val="18"/>
-                <w:szCs w:val="18"/>
-              </w:rPr>
-              <w:t xml:space="preserve">Liveness (process up) and readiness (model loaded), used by Kubernetes probes</w:t>
-            </w:r>
-          </w:p>
-        </w:tc>
-      </w:tr>
-      <w:tr>
-        <w:trPr>
-          <w:cantSplit/>
-          <w:tblHeader w:val="off"/>
-        </w:trPr>
-        <w:tc>
-          <w:tcPr>
-            <w:tcW w:type="dxa" w:w="2300"/>
-            <w:tcBorders>
-              <w:top w:val="single" w:color="C9CED6" w:sz="4"/>
-              <w:left w:val="single" w:color="C9CED6" w:sz="4"/>
-              <w:bottom w:val="single" w:color="C9CED6" w:sz="4"/>
-              <w:right w:val="single" w:color="C9CED6" w:sz="4"/>
-            </w:tcBorders>
-            <w:shd w:fill="F7F8FA" w:color="auto" w:val="clear"/>
-            <w:tcMar>
-              <w:top w:type="dxa" w:w="60"/>
-              <w:left w:type="dxa" w:w="100"/>
-              <w:bottom w:type="dxa" w:w="60"/>
-              <w:right w:type="dxa" w:w="100"/>
-            </w:tcMar>
-          </w:tcPr>
-          <w:p>
-            <w:pPr>
-              <w:jc w:val="left"/>
-            </w:pPr>
-            <w:r>
-              <w:rPr>
-                <w:sz w:val="18"/>
-                <w:szCs w:val="18"/>
-              </w:rPr>
-              <w:t xml:space="preserve">GET /model-info</w:t>
-            </w:r>
-          </w:p>
-        </w:tc>
-        <w:tc>
-          <w:tcPr>
-            <w:tcW w:type="dxa" w:w="7338"/>
-            <w:tcBorders>
-              <w:top w:val="single" w:color="C9CED6" w:sz="4"/>
-              <w:left w:val="single" w:color="C9CED6" w:sz="4"/>
-              <w:bottom w:val="single" w:color="C9CED6" w:sz="4"/>
-              <w:right w:val="single" w:color="C9CED6" w:sz="4"/>
-            </w:tcBorders>
-            <w:shd w:fill="F7F8FA" w:color="auto" w:val="clear"/>
-            <w:tcMar>
-              <w:top w:type="dxa" w:w="60"/>
-              <w:left w:type="dxa" w:w="100"/>
-              <w:bottom w:type="dxa" w:w="60"/>
-              <w:right w:type="dxa" w:w="100"/>
-            </w:tcMar>
-          </w:tcPr>
-          <w:p>
-            <w:pPr>
-              <w:jc w:val="left"/>
-            </w:pPr>
-            <w:r>
-              <w:rPr>
-                <w:sz w:val="18"/>
-                <w:szCs w:val="18"/>
-              </w:rPr>
-              <w:t xml:space="preserve">Contents of metadata.json for the loaded model</w:t>
-            </w:r>
-          </w:p>
-        </w:tc>
-      </w:tr>
-      <w:tr>
-        <w:trPr>
-          <w:cantSplit/>
-          <w:tblHeader w:val="off"/>
-        </w:trPr>
-        <w:tc>
-          <w:tcPr>
-            <w:tcW w:type="dxa" w:w="2300"/>
-            <w:tcBorders>
-              <w:top w:val="single" w:color="C9CED6" w:sz="4"/>
-              <w:left w:val="single" w:color="C9CED6" w:sz="4"/>
-              <w:bottom w:val="single" w:color="C9CED6" w:sz="4"/>
-              <w:right w:val="single" w:color="C9CED6" w:sz="4"/>
-            </w:tcBorders>
-            <w:shd w:fill="FFFFFF" w:color="auto" w:val="clear"/>
-            <w:tcMar>
-              <w:top w:type="dxa" w:w="60"/>
-              <w:left w:type="dxa" w:w="100"/>
-              <w:bottom w:type="dxa" w:w="60"/>
-              <w:right w:type="dxa" w:w="100"/>
-            </w:tcMar>
-          </w:tcPr>
-          <w:p>
-            <w:pPr>
-              <w:jc w:val="left"/>
-            </w:pPr>
-            <w:r>
-              <w:rPr>
-                <w:sz w:val="18"/>
-                <w:szCs w:val="18"/>
-              </w:rPr>
-              <w:t xml:space="preserve">GET /metrics</w:t>
-            </w:r>
-          </w:p>
-        </w:tc>
-        <w:tc>
-          <w:tcPr>
-            <w:tcW w:type="dxa" w:w="7338"/>
-            <w:tcBorders>
-              <w:top w:val="single" w:color="C9CED6" w:sz="4"/>
-              <w:left w:val="single" w:color="C9CED6" w:sz="4"/>
-              <w:bottom w:val="single" w:color="C9CED6" w:sz="4"/>
-              <w:right w:val="single" w:color="C9CED6" w:sz="4"/>
-            </w:tcBorders>
-            <w:shd w:fill="FFFFFF" w:color="auto" w:val="clear"/>
-            <w:tcMar>
-              <w:top w:type="dxa" w:w="60"/>
-              <w:left w:type="dxa" w:w="100"/>
-              <w:bottom w:type="dxa" w:w="60"/>
-              <w:right w:type="dxa" w:w="100"/>
-            </w:tcMar>
-          </w:tcPr>
-          <w:p>
-            <w:pPr>
-              <w:jc w:val="left"/>
-            </w:pPr>
-            <w:r>
-              <w:rPr>
-                <w:sz w:val="18"/>
-                <w:szCs w:val="18"/>
-              </w:rPr>
-              <w:t xml:space="preserve">Prometheus exposition format</w:t>
-            </w:r>
-          </w:p>
-        </w:tc>
-      </w:tr>
-    </w:tbl>
-    <w:p>
-      <w:pPr>
-        <w:spacing w:after="120"/>
-      </w:pPr>
-    </w:p>
-    <w:p>
-      <w:pPr>
-        <w:shd w:fill="F3F4F6" w:color="auto" w:val="clear"/>
-        <w:spacing w:after="0" w:before="60"/>
-        <w:ind w:left="120" w:right="120"/>
-      </w:pPr>
+        <w:t xml:space="preserve">/health</w:t>
+      </w:r>
+      <w:r>
+        <w:t xml:space="preserve">, CPU/memory requests and limits, and a hardened security context (non-root, read-only root filesystem, all capabilities dropped, seccomp RuntimeDefault).</w:t>
+      </w:r>
+    </w:p>
+    <w:p>
+      <w:pPr>
+        <w:pStyle w:val="ListParagraph"/>
+        <w:numPr>
+          <w:ilvl w:val="0"/>
+          <w:numId w:val="2"/>
+        </w:numPr>
+        <w:spacing w:after="50" w:line="264"/>
+      </w:pPr>
+      <w:r>
+        <w:rPr>
+          <w:b/>
+          <w:bCs/>
+        </w:rPr>
+        <w:t xml:space="preserve">Service</w:t>
+      </w:r>
+      <w:r>
+        <w:t xml:space="preserve"> of type </w:t>
+      </w:r>
+      <w:r>
+        <w:rPr>
+          <w:b/>
+          <w:bCs/>
+        </w:rPr>
+        <w:t xml:space="preserve">LoadBalancer</w:t>
+      </w:r>
+      <w:r>
+        <w:t xml:space="preserve"> (port 80 → 8000). Minikube assigns it an external IP via </w:t>
+      </w:r>
       <w:r>
         <w:rPr>
           <w:rFonts w:ascii="Consolas" w:cs="Consolas" w:eastAsia="Consolas" w:hAnsi="Consolas"/>
-          <w:color w:val="1F2937"/>
-          <w:sz w:val="17"/>
-          <w:szCs w:val="17"/>
-        </w:rPr>
-        <w:t xml:space="preserve">docker build -t cardiorisk-api:1.0.0 .</w:t>
-      </w:r>
-    </w:p>
-    <w:p>
-      <w:pPr>
-        <w:shd w:fill="F3F4F6" w:color="auto" w:val="clear"/>
-        <w:spacing w:after="0" w:before="0"/>
-        <w:ind w:left="120" w:right="120"/>
-      </w:pPr>
+          <w:color w:val="7A2018"/>
+          <w:sz w:val="19"/>
+          <w:szCs w:val="19"/>
+        </w:rPr>
+        <w:t xml:space="preserve">minikube tunnel</w:t>
+      </w:r>
+      <w:r>
+        <w:t xml:space="preserve">; on GKE, EKS or AKS the same manifest provisions a cloud load balancer.</w:t>
+      </w:r>
+    </w:p>
+    <w:p>
+      <w:pPr>
+        <w:pStyle w:val="ListParagraph"/>
+        <w:numPr>
+          <w:ilvl w:val="0"/>
+          <w:numId w:val="2"/>
+        </w:numPr>
+        <w:spacing w:after="50" w:line="264"/>
+      </w:pPr>
+      <w:r>
+        <w:rPr>
+          <w:b/>
+          <w:bCs/>
+        </w:rPr>
+        <w:t xml:space="preserve">Ingress</w:t>
+      </w:r>
+      <w:r>
+        <w:t xml:space="preserve"> (NGINX class) routing host </w:t>
+      </w:r>
       <w:r>
         <w:rPr>
           <w:rFonts w:ascii="Consolas" w:cs="Consolas" w:eastAsia="Consolas" w:hAnsi="Consolas"/>
-          <w:color w:val="1F2937"/>
-          <w:sz w:val="17"/>
-          <w:szCs w:val="17"/>
-        </w:rPr>
-        <w:t xml:space="preserve">docker run -d -p 8000:8000 --name cardiorisk-api cardiorisk-api:1.0.0</w:t>
-      </w:r>
-    </w:p>
-    <w:p>
-      <w:pPr>
-        <w:shd w:fill="F3F4F6" w:color="auto" w:val="clear"/>
-        <w:spacing w:after="0" w:before="0"/>
-        <w:ind w:left="120" w:right="120"/>
-      </w:pPr>
+          <w:color w:val="7A2018"/>
+          <w:sz w:val="19"/>
+          <w:szCs w:val="19"/>
+        </w:rPr>
+        <w:t xml:space="preserve">cardiorisk.local</w:t>
+      </w:r>
+      <w:r>
+        <w:t xml:space="preserve"> to the Service; verified with </w:t>
+      </w:r>
       <w:r>
         <w:rPr>
           <w:rFonts w:ascii="Consolas" w:cs="Consolas" w:eastAsia="Consolas" w:hAnsi="Consolas"/>
-          <w:color w:val="1F2937"/>
-          <w:sz w:val="17"/>
-          <w:szCs w:val="17"/>
-        </w:rPr>
-        <w:t xml:space="preserve">curl -X POST localhost:8000/predict -H 'content-type: application/json' -d @sample_request.json</w:t>
-      </w:r>
-    </w:p>
-    <w:p>
-      <w:pPr>
-        <w:shd w:fill="F3F4F6" w:color="auto" w:val="clear"/>
-        <w:spacing w:after="0" w:before="0"/>
-        <w:ind w:left="120" w:right="120"/>
-      </w:pPr>
-      <w:r>
-        <w:rPr>
-          <w:rFonts w:ascii="Consolas" w:cs="Consolas" w:eastAsia="Consolas" w:hAnsi="Consolas"/>
-          <w:color w:val="1F2937"/>
-          <w:sz w:val="17"/>
-          <w:szCs w:val="17"/>
-        </w:rPr>
-        <w:t xml:space="preserve">{"prediction":1,"label":"disease","confidence":0.9969,"probability_disease":0.9969,</w:t>
-      </w:r>
-    </w:p>
-    <w:p>
-      <w:pPr>
-        <w:shd w:fill="F3F4F6" w:color="auto" w:val="clear"/>
-        <w:spacing w:after="120" w:before="0"/>
-        <w:ind w:left="120" w:right="120"/>
-      </w:pPr>
-      <w:r>
-        <w:rPr>
-          <w:rFonts w:ascii="Consolas" w:cs="Consolas" w:eastAsia="Consolas" w:hAnsi="Consolas"/>
-          <w:color w:val="1F2937"/>
-          <w:sz w:val="17"/>
-          <w:szCs w:val="17"/>
-        </w:rPr>
-        <w:t xml:space="preserve"> "risk_band":"high","model_name":"logistic_regression","model_version":"1.0.0+202610030813",...}</w:t>
+          <w:color w:val="7A2018"/>
+          <w:sz w:val="19"/>
+          <w:szCs w:val="19"/>
+        </w:rPr>
+        <w:t xml:space="preserve">curl -H 'Host: cardiorisk.local'</w:t>
+      </w:r>
+      <w:r>
+        <w:t xml:space="preserve"> through the ingress controller (log in docs/logs/k8s_ingress_verify.log).</w:t>
+      </w:r>
+    </w:p>
+    <w:p>
+      <w:pPr>
+        <w:pStyle w:val="ListParagraph"/>
+        <w:numPr>
+          <w:ilvl w:val="0"/>
+          <w:numId w:val="2"/>
+        </w:numPr>
+        <w:spacing w:after="50" w:line="264"/>
+      </w:pPr>
+      <w:r>
+        <w:rPr>
+          <w:b/>
+          <w:bCs/>
+        </w:rPr>
+        <w:t xml:space="preserve">HorizontalPodAutoscaler</w:t>
+      </w:r>
+      <w:r>
+        <w:t xml:space="preserve">: 2–5 replicas at 70 % CPU.</w:t>
       </w:r>
     </w:p>
     <w:p>
@@ -8006,9 +8227,9 @@
       <w:r>
         <w:drawing>
           <wp:inline distT="0" distB="0" distL="0" distR="0">
-            <wp:extent cx="4476750" cy="2428875"/>
+            <wp:extent cx="5334000" cy="1924050"/>
             <wp:effectExtent t="0" r="0" b="0" l="0"/>
-            <wp:docPr id="11" name="10_docker_run_smoke_test.png" descr="Local container: build, run and automated smoke test (health, prediction, 422 on invalid input, metrics) with structured logs." title="Local container: build, run and automated smoke test (health, prediction, 422 on invalid input, metrics) with structured logs."/>
+            <wp:docPr id="11" name="14_k8s_resources.png" descr="All resources in the cardiorisk namespace: API pods, monitoring, LoadBalancer service with external IP, ingress and HPA." title="All resources in the cardiorisk namespace: API pods, monitoring, LoadBalancer service with external IP, ingress and HPA."/>
             <wp:cNvGraphicFramePr>
               <a:graphicFrameLocks xmlns:a="http://schemas.openxmlformats.org/drawingml/2006/main" noChangeAspect="1"/>
             </wp:cNvGraphicFramePr>
@@ -8031,7 +8252,7 @@
                   <pic:spPr bwMode="auto">
                     <a:xfrm>
                       <a:off x="0" y="0"/>
-                      <a:ext cx="4476750" cy="2428875"/>
+                      <a:ext cx="5334000" cy="1924050"/>
                     </a:xfrm>
                     <a:prstGeom prst="rect">
                       <a:avLst/>
@@ -8067,7 +8288,114 @@
           <w:sz w:val="18"/>
           <w:szCs w:val="18"/>
         </w:rPr>
-        <w:t xml:space="preserve">Local container: build, run and automated smoke test (health, prediction, 422 on invalid input, metrics) with structured logs.</w:t>
+        <w:t xml:space="preserve">All resources in the cardiorisk namespace: API pods, monitoring, LoadBalancer service with external IP, ingress and HPA.</w:t>
+      </w:r>
+    </w:p>
+    <w:p>
+      <w:pPr>
+        <w:pStyle w:val="Heading2"/>
+        <w:keepNext/>
+        <w:keepLines/>
+        <w:spacing w:after="90" w:before="180"/>
+      </w:pPr>
+      <w:r>
+        <w:t xml:space="preserve">Access instructions (local testing)</w:t>
+      </w:r>
+    </w:p>
+    <w:p>
+      <w:pPr>
+        <w:shd w:fill="F3F4F6" w:color="auto" w:val="clear"/>
+        <w:spacing w:after="0" w:before="60"/>
+        <w:ind w:left="120" w:right="120"/>
+      </w:pPr>
+      <w:r>
+        <w:rPr>
+          <w:rFonts w:ascii="Consolas" w:cs="Consolas" w:eastAsia="Consolas" w:hAnsi="Consolas"/>
+          <w:color w:val="1F2937"/>
+          <w:sz w:val="17"/>
+          <w:szCs w:val="17"/>
+        </w:rPr>
+        <w:t xml:space="preserve">minikube start --driver=docker &amp;&amp; minikube addons enable ingress</w:t>
+      </w:r>
+    </w:p>
+    <w:p>
+      <w:pPr>
+        <w:shd w:fill="F3F4F6" w:color="auto" w:val="clear"/>
+        <w:spacing w:after="0" w:before="0"/>
+        <w:ind w:left="120" w:right="120"/>
+      </w:pPr>
+      <w:r>
+        <w:rPr>
+          <w:rFonts w:ascii="Consolas" w:cs="Consolas" w:eastAsia="Consolas" w:hAnsi="Consolas"/>
+          <w:color w:val="1F2937"/>
+          <w:sz w:val="17"/>
+          <w:szCs w:val="17"/>
+        </w:rPr>
+        <w:t xml:space="preserve">minikube image load cardiorisk-api:1.0.0</w:t>
+      </w:r>
+    </w:p>
+    <w:p>
+      <w:pPr>
+        <w:shd w:fill="F3F4F6" w:color="auto" w:val="clear"/>
+        <w:spacing w:after="0" w:before="0"/>
+        <w:ind w:left="120" w:right="120"/>
+      </w:pPr>
+      <w:r>
+        <w:rPr>
+          <w:rFonts w:ascii="Consolas" w:cs="Consolas" w:eastAsia="Consolas" w:hAnsi="Consolas"/>
+          <w:color w:val="1F2937"/>
+          <w:sz w:val="17"/>
+          <w:szCs w:val="17"/>
+        </w:rPr>
+        <w:t xml:space="preserve">kubectl apply -k deploy/k8s &amp;&amp; kubectl apply -k deploy/monitoring</w:t>
+      </w:r>
+    </w:p>
+    <w:p>
+      <w:pPr>
+        <w:shd w:fill="F3F4F6" w:color="auto" w:val="clear"/>
+        <w:spacing w:after="0" w:before="0"/>
+        <w:ind w:left="120" w:right="120"/>
+      </w:pPr>
+      <w:r>
+        <w:rPr>
+          <w:rFonts w:ascii="Consolas" w:cs="Consolas" w:eastAsia="Consolas" w:hAnsi="Consolas"/>
+          <w:color w:val="1F2937"/>
+          <w:sz w:val="17"/>
+          <w:szCs w:val="17"/>
+        </w:rPr>
+        <w:t xml:space="preserve">minikube tunnel                     # LoadBalancer gets EXTERNAL-IP (asks for sudo for port 80)</w:t>
+      </w:r>
+    </w:p>
+    <w:p>
+      <w:pPr>
+        <w:shd w:fill="F3F4F6" w:color="auto" w:val="clear"/>
+        <w:spacing w:after="0" w:before="0"/>
+        <w:ind w:left="120" w:right="120"/>
+      </w:pPr>
+      <w:r>
+        <w:rPr>
+          <w:rFonts w:ascii="Consolas" w:cs="Consolas" w:eastAsia="Consolas" w:hAnsi="Consolas"/>
+          <w:color w:val="1F2937"/>
+          <w:sz w:val="17"/>
+          <w:szCs w:val="17"/>
+        </w:rPr>
+        <w:t xml:space="preserve">curl http://&lt;EXTERNAL-IP&gt;/health</w:t>
+      </w:r>
+    </w:p>
+    <w:p>
+      <w:pPr>
+        <w:shd w:fill="F3F4F6" w:color="auto" w:val="clear"/>
+        <w:spacing w:after="120" w:before="0"/>
+        <w:ind w:left="120" w:right="120"/>
+      </w:pPr>
+      <w:r>
+        <w:rPr>
+          <w:rFonts w:ascii="Consolas" w:cs="Consolas" w:eastAsia="Consolas" w:hAnsi="Consolas"/>
+          <w:color w:val="1F2937"/>
+          <w:sz w:val="17"/>
+          <w:szCs w:val="17"/>
+        </w:rPr>
+        <w:t xml:space="preserve"># without sudo: minikube service cardiorisk-api -n cardiorisk --url</w:t>
       </w:r>
     </w:p>
     <w:p>
@@ -8075,10 +8403,10 @@
         <w:pStyle w:val="Heading1"/>
         <w:keepNext/>
         <w:keepLines/>
-        <w:spacing w:after="140" w:before="280"/>
-      </w:pPr>
-      <w:r>
-        <w:t xml:space="preserve">10. Production deployment on Kubernetes</w:t>
+        <w:spacing w:after="100" w:before="200"/>
+      </w:pPr>
+      <w:r>
+        <w:t xml:space="preserve">11. Monitoring and logging</w:t>
       </w:r>
     </w:p>
     <w:p>
@@ -8087,27 +8415,14 @@
         <w:jc w:val="both"/>
       </w:pPr>
       <w:r>
-        <w:t xml:space="preserve">The image was deployed to a local </w:t>
-      </w:r>
-      <w:r>
         <w:rPr>
           <w:b/>
           <w:bCs/>
         </w:rPr>
-        <w:t xml:space="preserve">Minikube</w:t>
-      </w:r>
-      <w:r>
-        <w:t xml:space="preserve"> cluster (Docker driver on Colima). CI also deploys it to an ephemeral </w:t>
-      </w:r>
-      <w:r>
-        <w:rPr>
-          <w:b/>
-          <w:bCs/>
-        </w:rPr>
-        <w:t xml:space="preserve">kind</w:t>
-      </w:r>
-      <w:r>
-        <w:t xml:space="preserve"> cluster on every push. Manifests in </w:t>
+        <w:t xml:space="preserve">Logging.</w:t>
+      </w:r>
+      <w:r>
+        <w:t xml:space="preserve"> A middleware assigns every request an id (or reuses an incoming </w:t>
       </w:r>
       <w:r>
         <w:rPr>
@@ -8116,10 +8431,10 @@
           <w:sz w:val="19"/>
           <w:szCs w:val="19"/>
         </w:rPr>
-        <w:t xml:space="preserve">deploy/k8s/</w:t>
-      </w:r>
-      <w:r>
-        <w:t xml:space="preserve"> are applied together with </w:t>
+        <w:t xml:space="preserve">x-request-id</w:t>
+      </w:r>
+      <w:r>
+        <w:t xml:space="preserve">, which the NGINX ingress supplies), times it, and writes one JSON object per line to stdout. The object holds the timestamp, route, status, latency and client; prediction events additionally carry the label, probability, risk band and model version. Raw patient features are deliberately not logged. JSON lines can be read with </w:t>
       </w:r>
       <w:r>
         <w:rPr>
@@ -8128,160 +8443,10 @@
           <w:sz w:val="19"/>
           <w:szCs w:val="19"/>
         </w:rPr>
-        <w:t xml:space="preserve">kubectl apply -k</w:t>
-      </w:r>
-      <w:r>
-        <w:t xml:space="preserve">:</w:t>
-      </w:r>
-    </w:p>
-    <w:p>
-      <w:pPr>
-        <w:pStyle w:val="ListParagraph"/>
-        <w:numPr>
-          <w:ilvl w:val="0"/>
-          <w:numId w:val="2"/>
-        </w:numPr>
-        <w:spacing w:after="50" w:line="264"/>
-      </w:pPr>
-      <w:r>
-        <w:rPr>
-          <w:b/>
-          <w:bCs/>
-        </w:rPr>
-        <w:t xml:space="preserve">Deployment</w:t>
-      </w:r>
-      <w:r>
-        <w:t xml:space="preserve">: 2 replicas, rolling update with </w:t>
-      </w:r>
-      <w:r>
-        <w:rPr>
-          <w:rFonts w:ascii="Consolas" w:cs="Consolas" w:eastAsia="Consolas" w:hAnsi="Consolas"/>
-          <w:color w:val="7A2018"/>
-          <w:sz w:val="19"/>
-          <w:szCs w:val="19"/>
-        </w:rPr>
-        <w:t xml:space="preserve">maxUnavailable: 0</w:t>
-      </w:r>
-      <w:r>
-        <w:t xml:space="preserve"> (no capacity drop during a model rollout), readiness probe on </w:t>
-      </w:r>
-      <w:r>
-        <w:rPr>
-          <w:rFonts w:ascii="Consolas" w:cs="Consolas" w:eastAsia="Consolas" w:hAnsi="Consolas"/>
-          <w:color w:val="7A2018"/>
-          <w:sz w:val="19"/>
-          <w:szCs w:val="19"/>
-        </w:rPr>
-        <w:t xml:space="preserve">/ready</w:t>
-      </w:r>
-      <w:r>
-        <w:t xml:space="preserve"> and liveness probe on </w:t>
-      </w:r>
-      <w:r>
-        <w:rPr>
-          <w:rFonts w:ascii="Consolas" w:cs="Consolas" w:eastAsia="Consolas" w:hAnsi="Consolas"/>
-          <w:color w:val="7A2018"/>
-          <w:sz w:val="19"/>
-          <w:szCs w:val="19"/>
-        </w:rPr>
-        <w:t xml:space="preserve">/health</w:t>
-      </w:r>
-      <w:r>
-        <w:t xml:space="preserve">, CPU/memory requests and limits, and a hardened security context (non-root, read-only root filesystem, all capabilities dropped, seccomp RuntimeDefault).</w:t>
-      </w:r>
-    </w:p>
-    <w:p>
-      <w:pPr>
-        <w:pStyle w:val="ListParagraph"/>
-        <w:numPr>
-          <w:ilvl w:val="0"/>
-          <w:numId w:val="2"/>
-        </w:numPr>
-        <w:spacing w:after="50" w:line="264"/>
-      </w:pPr>
-      <w:r>
-        <w:rPr>
-          <w:b/>
-          <w:bCs/>
-        </w:rPr>
-        <w:t xml:space="preserve">Service</w:t>
-      </w:r>
-      <w:r>
-        <w:t xml:space="preserve"> of type </w:t>
-      </w:r>
-      <w:r>
-        <w:rPr>
-          <w:b/>
-          <w:bCs/>
-        </w:rPr>
-        <w:t xml:space="preserve">LoadBalancer</w:t>
-      </w:r>
-      <w:r>
-        <w:t xml:space="preserve"> (port 80 → 8000). Minikube assigns it an external IP via </w:t>
-      </w:r>
-      <w:r>
-        <w:rPr>
-          <w:rFonts w:ascii="Consolas" w:cs="Consolas" w:eastAsia="Consolas" w:hAnsi="Consolas"/>
-          <w:color w:val="7A2018"/>
-          <w:sz w:val="19"/>
-          <w:szCs w:val="19"/>
-        </w:rPr>
-        <w:t xml:space="preserve">minikube tunnel</w:t>
-      </w:r>
-      <w:r>
-        <w:t xml:space="preserve">; on GKE, EKS or AKS the same manifest provisions a cloud load balancer.</w:t>
-      </w:r>
-    </w:p>
-    <w:p>
-      <w:pPr>
-        <w:pStyle w:val="ListParagraph"/>
-        <w:numPr>
-          <w:ilvl w:val="0"/>
-          <w:numId w:val="2"/>
-        </w:numPr>
-        <w:spacing w:after="50" w:line="264"/>
-      </w:pPr>
-      <w:r>
-        <w:rPr>
-          <w:b/>
-          <w:bCs/>
-        </w:rPr>
-        <w:t xml:space="preserve">Ingress</w:t>
-      </w:r>
-      <w:r>
-        <w:t xml:space="preserve"> (NGINX class) routing host </w:t>
-      </w:r>
-      <w:r>
-        <w:rPr>
-          <w:rFonts w:ascii="Consolas" w:cs="Consolas" w:eastAsia="Consolas" w:hAnsi="Consolas"/>
-          <w:color w:val="7A2018"/>
-          <w:sz w:val="19"/>
-          <w:szCs w:val="19"/>
-        </w:rPr>
-        <w:t xml:space="preserve">cardiorisk.local</w:t>
-      </w:r>
-      <w:r>
-        <w:t xml:space="preserve"> to the Service.</w:t>
-      </w:r>
-    </w:p>
-    <w:p>
-      <w:pPr>
-        <w:pStyle w:val="ListParagraph"/>
-        <w:numPr>
-          <w:ilvl w:val="0"/>
-          <w:numId w:val="2"/>
-        </w:numPr>
-        <w:spacing w:after="50" w:line="264"/>
-      </w:pPr>
-      <w:r>
-        <w:rPr>
-          <w:b/>
-          <w:bCs/>
-        </w:rPr>
-        <w:t xml:space="preserve">HorizontalPodAutoscaler</w:t>
-      </w:r>
-      <w:r>
-        <w:t xml:space="preserve">: 2–5 replicas at 70 % CPU.</w:t>
+        <w:t xml:space="preserve">kubectl logs</w:t>
+      </w:r>
+      <w:r>
+        <w:t xml:space="preserve"> and are ready for a log stack such as Loki or ELK.</w:t>
       </w:r>
     </w:p>
     <w:p>
@@ -8293,9 +8458,9 @@
       <w:r>
         <w:drawing>
           <wp:inline distT="0" distB="0" distL="0" distR="0">
-            <wp:extent cx="5334000" cy="1924050"/>
+            <wp:extent cx="4762500" cy="1924050"/>
             <wp:effectExtent t="0" r="0" b="0" l="0"/>
-            <wp:docPr id="12" name="14_k8s_resources.png" descr="All resources in the cardiorisk namespace: API pods, monitoring, LoadBalancer service with external IP, ingress and HPA." title="All resources in the cardiorisk namespace: API pods, monitoring, LoadBalancer service with external IP, ingress and HPA."/>
+            <wp:docPr id="12" name="17_k8s_structured_logs.png" descr="Structured request and prediction logs from both replicas (kubectl logs --prefix)." title="Structured request and prediction logs from both replicas (kubectl logs --prefix)."/>
             <wp:cNvGraphicFramePr>
               <a:graphicFrameLocks xmlns:a="http://schemas.openxmlformats.org/drawingml/2006/main" noChangeAspect="1"/>
             </wp:cNvGraphicFramePr>
@@ -8318,7 +8483,7 @@
                   <pic:spPr bwMode="auto">
                     <a:xfrm>
                       <a:off x="0" y="0"/>
-                      <a:ext cx="5334000" cy="1924050"/>
+                      <a:ext cx="4762500" cy="1924050"/>
                     </a:xfrm>
                     <a:prstGeom prst="rect">
                       <a:avLst/>
@@ -8354,7 +8519,121 @@
           <w:sz w:val="18"/>
           <w:szCs w:val="18"/>
         </w:rPr>
-        <w:t xml:space="preserve">All resources in the cardiorisk namespace: API pods, monitoring, LoadBalancer service with external IP, ingress and HPA.</w:t>
+        <w:t xml:space="preserve">Structured request and prediction logs from both replicas (kubectl logs --prefix).</w:t>
+      </w:r>
+    </w:p>
+    <w:p>
+      <w:pPr>
+        <w:spacing w:after="110" w:line="276"/>
+        <w:jc w:val="both"/>
+      </w:pPr>
+      <w:r>
+        <w:rPr>
+          <w:b/>
+          <w:bCs/>
+        </w:rPr>
+        <w:t xml:space="preserve">Metrics.</w:t>
+      </w:r>
+      <w:r>
+        <w:t xml:space="preserve"> The API exposes the following on </w:t>
+      </w:r>
+      <w:r>
+        <w:rPr>
+          <w:rFonts w:ascii="Consolas" w:cs="Consolas" w:eastAsia="Consolas" w:hAnsi="Consolas"/>
+          <w:color w:val="7A2018"/>
+          <w:sz w:val="19"/>
+          <w:szCs w:val="19"/>
+        </w:rPr>
+        <w:t xml:space="preserve">/metrics</w:t>
+      </w:r>
+      <w:r>
+        <w:t xml:space="preserve">:</w:t>
+      </w:r>
+    </w:p>
+    <w:p>
+      <w:pPr>
+        <w:pStyle w:val="ListParagraph"/>
+        <w:numPr>
+          <w:ilvl w:val="0"/>
+          <w:numId w:val="2"/>
+        </w:numPr>
+        <w:spacing w:after="50" w:line="264"/>
+      </w:pPr>
+      <w:r>
+        <w:t xml:space="preserve">request count by route and status, and request latency histograms;</w:t>
+      </w:r>
+    </w:p>
+    <w:p>
+      <w:pPr>
+        <w:pStyle w:val="ListParagraph"/>
+        <w:numPr>
+          <w:ilvl w:val="0"/>
+          <w:numId w:val="2"/>
+        </w:numPr>
+        <w:spacing w:after="50" w:line="264"/>
+      </w:pPr>
+      <w:r>
+        <w:t xml:space="preserve">predictions by label and risk band;</w:t>
+      </w:r>
+    </w:p>
+    <w:p>
+      <w:pPr>
+        <w:pStyle w:val="ListParagraph"/>
+        <w:numPr>
+          <w:ilvl w:val="0"/>
+          <w:numId w:val="2"/>
+        </w:numPr>
+        <w:spacing w:after="50" w:line="264"/>
+      </w:pPr>
+      <w:r>
+        <w:t xml:space="preserve">a histogram of predicted probabilities, used as a simple input-drift signal;</w:t>
+      </w:r>
+    </w:p>
+    <w:p>
+      <w:pPr>
+        <w:pStyle w:val="ListParagraph"/>
+        <w:numPr>
+          <w:ilvl w:val="0"/>
+          <w:numId w:val="2"/>
+        </w:numPr>
+        <w:spacing w:after="50" w:line="264"/>
+      </w:pPr>
+      <w:r>
+        <w:t xml:space="preserve">validation errors by offending field;</w:t>
+      </w:r>
+    </w:p>
+    <w:p>
+      <w:pPr>
+        <w:pStyle w:val="ListParagraph"/>
+        <w:numPr>
+          <w:ilvl w:val="0"/>
+          <w:numId w:val="2"/>
+        </w:numPr>
+        <w:spacing w:after="50" w:line="264"/>
+      </w:pPr>
+      <w:r>
+        <w:t xml:space="preserve">a model-info gauge carrying the loaded model's name and version.</w:t>
+      </w:r>
+    </w:p>
+    <w:p>
+      <w:pPr>
+        <w:spacing w:after="110" w:line="276"/>
+        <w:jc w:val="both"/>
+      </w:pPr>
+      <w:r>
+        <w:t xml:space="preserve">In the cluster, Prometheus uses Kubernetes pod discovery (namespaced RBAC) to scrape every API replica, and Grafana is provisioned automatically with a datasource and an 11-panel dashboard. To produce realistic traffic, </w:t>
+      </w:r>
+      <w:r>
+        <w:rPr>
+          <w:rFonts w:ascii="Consolas" w:cs="Consolas" w:eastAsia="Consolas" w:hAnsi="Consolas"/>
+          <w:color w:val="7A2018"/>
+          <w:sz w:val="19"/>
+          <w:szCs w:val="19"/>
+        </w:rPr>
+        <w:t xml:space="preserve">scripts/load_test.py</w:t>
+      </w:r>
+      <w:r>
+        <w:t xml:space="preserve"> replays real patients from the dataset, about 5 % of them deliberately invalid.</w:t>
       </w:r>
     </w:p>
     <w:p>
@@ -8366,9 +8645,9 @@
       <w:r>
         <w:drawing>
           <wp:inline distT="0" distB="0" distL="0" distR="0">
-            <wp:extent cx="5334000" cy="1028700"/>
+            <wp:extent cx="4191000" cy="3143250"/>
             <wp:effectExtent t="0" r="0" b="0" l="0"/>
-            <wp:docPr id="13" name="16_k8s_ingress_verify.png" descr="API reached through the NGINX Ingress (Host: cardiorisk.local). The full LoadBalancer smoke-test log is in docs/logs/k8s_deploy_verify.log." title="API reached through the NGINX Ingress (Host: cardiorisk.local). The full LoadBalancer smoke-test log is in docs/logs/k8s_deploy_verify.log."/>
+            <wp:docPr id="13" name="13_grafana_dashboard.png" descr="Grafana dashboard under replayed traffic: throughput, error rate, latency quantiles, prediction mix, probability distribution, rejected fields and loaded model per pod." title="Grafana dashboard under replayed traffic: throughput, error rate, latency quantiles, prediction mix, probability distribution, rejected fields and loaded model per pod."/>
             <wp:cNvGraphicFramePr>
               <a:graphicFrameLocks xmlns:a="http://schemas.openxmlformats.org/drawingml/2006/main" noChangeAspect="1"/>
             </wp:cNvGraphicFramePr>
@@ -8391,7 +8670,7 @@
                   <pic:spPr bwMode="auto">
                     <a:xfrm>
                       <a:off x="0" y="0"/>
-                      <a:ext cx="5334000" cy="1028700"/>
+                      <a:ext cx="4191000" cy="3143250"/>
                     </a:xfrm>
                     <a:prstGeom prst="rect">
                       <a:avLst/>
@@ -8427,125 +8706,7 @@
           <w:sz w:val="18"/>
           <w:szCs w:val="18"/>
         </w:rPr>
-        <w:t xml:space="preserve">API reached through the NGINX Ingress (Host: cardiorisk.local). The full LoadBalancer smoke-test log is in docs/logs/k8s_deploy_verify.log.</w:t>
-      </w:r>
-    </w:p>
-    <w:p>
-      <w:pPr>
-        <w:pStyle w:val="Heading2"/>
-        <w:keepNext/>
-        <w:keepLines/>
-        <w:spacing w:after="90" w:before="180"/>
-      </w:pPr>
-      <w:r>
-        <w:t xml:space="preserve">Access instructions (local testing)</w:t>
-      </w:r>
-    </w:p>
-    <w:p>
-      <w:pPr>
-        <w:shd w:fill="F3F4F6" w:color="auto" w:val="clear"/>
-        <w:spacing w:after="0" w:before="60"/>
-        <w:ind w:left="120" w:right="120"/>
-      </w:pPr>
-      <w:r>
-        <w:rPr>
-          <w:rFonts w:ascii="Consolas" w:cs="Consolas" w:eastAsia="Consolas" w:hAnsi="Consolas"/>
-          <w:color w:val="1F2937"/>
-          <w:sz w:val="17"/>
-          <w:szCs w:val="17"/>
-        </w:rPr>
-        <w:t xml:space="preserve">minikube start --driver=docker &amp;&amp; minikube addons enable ingress</w:t>
-      </w:r>
-    </w:p>
-    <w:p>
-      <w:pPr>
-        <w:shd w:fill="F3F4F6" w:color="auto" w:val="clear"/>
-        <w:spacing w:after="0" w:before="0"/>
-        <w:ind w:left="120" w:right="120"/>
-      </w:pPr>
-      <w:r>
-        <w:rPr>
-          <w:rFonts w:ascii="Consolas" w:cs="Consolas" w:eastAsia="Consolas" w:hAnsi="Consolas"/>
-          <w:color w:val="1F2937"/>
-          <w:sz w:val="17"/>
-          <w:szCs w:val="17"/>
-        </w:rPr>
-        <w:t xml:space="preserve">minikube image load cardiorisk-api:1.0.0</w:t>
-      </w:r>
-    </w:p>
-    <w:p>
-      <w:pPr>
-        <w:shd w:fill="F3F4F6" w:color="auto" w:val="clear"/>
-        <w:spacing w:after="0" w:before="0"/>
-        <w:ind w:left="120" w:right="120"/>
-      </w:pPr>
-      <w:r>
-        <w:rPr>
-          <w:rFonts w:ascii="Consolas" w:cs="Consolas" w:eastAsia="Consolas" w:hAnsi="Consolas"/>
-          <w:color w:val="1F2937"/>
-          <w:sz w:val="17"/>
-          <w:szCs w:val="17"/>
-        </w:rPr>
-        <w:t xml:space="preserve">kubectl apply -k deploy/k8s &amp;&amp; kubectl apply -k deploy/monitoring</w:t>
-      </w:r>
-    </w:p>
-    <w:p>
-      <w:pPr>
-        <w:shd w:fill="F3F4F6" w:color="auto" w:val="clear"/>
-        <w:spacing w:after="0" w:before="0"/>
-        <w:ind w:left="120" w:right="120"/>
-      </w:pPr>
-      <w:r>
-        <w:rPr>
-          <w:rFonts w:ascii="Consolas" w:cs="Consolas" w:eastAsia="Consolas" w:hAnsi="Consolas"/>
-          <w:color w:val="1F2937"/>
-          <w:sz w:val="17"/>
-          <w:szCs w:val="17"/>
-        </w:rPr>
-        <w:t xml:space="preserve">minikube tunnel                     # LoadBalancer gets EXTERNAL-IP (asks for sudo for port 80)</w:t>
-      </w:r>
-    </w:p>
-    <w:p>
-      <w:pPr>
-        <w:shd w:fill="F3F4F6" w:color="auto" w:val="clear"/>
-        <w:spacing w:after="0" w:before="0"/>
-        <w:ind w:left="120" w:right="120"/>
-      </w:pPr>
-      <w:r>
-        <w:rPr>
-          <w:rFonts w:ascii="Consolas" w:cs="Consolas" w:eastAsia="Consolas" w:hAnsi="Consolas"/>
-          <w:color w:val="1F2937"/>
-          <w:sz w:val="17"/>
-          <w:szCs w:val="17"/>
-        </w:rPr>
-        <w:t xml:space="preserve">curl http://&lt;EXTERNAL-IP&gt;/health</w:t>
-      </w:r>
-    </w:p>
-    <w:p>
-      <w:pPr>
-        <w:shd w:fill="F3F4F6" w:color="auto" w:val="clear"/>
-        <w:spacing w:after="120" w:before="0"/>
-        <w:ind w:left="120" w:right="120"/>
-      </w:pPr>
-      <w:r>
-        <w:rPr>
-          <w:rFonts w:ascii="Consolas" w:cs="Consolas" w:eastAsia="Consolas" w:hAnsi="Consolas"/>
-          <w:color w:val="1F2937"/>
-          <w:sz w:val="17"/>
-          <w:szCs w:val="17"/>
-        </w:rPr>
-        <w:t xml:space="preserve"># without sudo: minikube service cardiorisk-api -n cardiorisk --url</w:t>
-      </w:r>
-    </w:p>
-    <w:p>
-      <w:pPr>
-        <w:pStyle w:val="Heading1"/>
-        <w:keepNext/>
-        <w:keepLines/>
-        <w:spacing w:after="140" w:before="280"/>
-      </w:pPr>
-      <w:r>
-        <w:t xml:space="preserve">11. Monitoring and logging</w:t>
+        <w:t xml:space="preserve">Grafana dashboard under replayed traffic: throughput, error rate, latency quantiles, prediction mix, probability distribution, rejected fields and loaded model per pod.</w:t>
       </w:r>
     </w:p>
     <w:p>
@@ -8554,14 +8715,7 @@
         <w:jc w:val="both"/>
       </w:pPr>
       <w:r>
-        <w:rPr>
-          <w:b/>
-          <w:bCs/>
-        </w:rPr>
-        <w:t xml:space="preserve">Logging.</w:t>
-      </w:r>
-      <w:r>
-        <w:t xml:space="preserve"> A middleware assigns every request an id (or reuses an incoming </w:t>
+        <w:t xml:space="preserve">The dashboard showed p95 latency of about 24 ms for </w:t>
       </w:r>
       <w:r>
         <w:rPr>
@@ -8570,10 +8724,10 @@
           <w:sz w:val="19"/>
           <w:szCs w:val="19"/>
         </w:rPr>
-        <w:t xml:space="preserve">x-request-id</w:t>
-      </w:r>
-      <w:r>
-        <w:t xml:space="preserve">, which the NGINX ingress supplies), times it, and writes one JSON object per line to stdout. The object holds the timestamp, route, status, latency and client; prediction events additionally carry the label, probability, risk band and model version. Raw patient features are deliberately not logged. JSON lines can be read with </w:t>
+        <w:t xml:space="preserve">/predict</w:t>
+      </w:r>
+      <w:r>
+        <w:t xml:space="preserve">, an error rate of about 5 %, consistent with the deliberately injected invalid payloads, and the most frequently rejected fields (</w:t>
       </w:r>
       <w:r>
         <w:rPr>
@@ -8582,99 +8736,10 @@
           <w:sz w:val="19"/>
           <w:szCs w:val="19"/>
         </w:rPr>
-        <w:t xml:space="preserve">kubectl logs</w:t>
-      </w:r>
-      <w:r>
-        <w:t xml:space="preserve"> and are ready for a log stack such as Loki or ELK.</w:t>
-      </w:r>
-    </w:p>
-    <w:p>
-      <w:pPr>
-        <w:keepNext/>
-        <w:spacing w:after="40" w:before="80"/>
-        <w:jc w:val="center"/>
-      </w:pPr>
-      <w:r>
-        <w:drawing>
-          <wp:inline distT="0" distB="0" distL="0" distR="0">
-            <wp:extent cx="5334000" cy="2152650"/>
-            <wp:effectExtent t="0" r="0" b="0" l="0"/>
-            <wp:docPr id="14" name="17_k8s_structured_logs.png" descr="Structured request and prediction logs from both replicas (kubectl logs --prefix)." title="Structured request and prediction logs from both replicas (kubectl logs --prefix)."/>
-            <wp:cNvGraphicFramePr>
-              <a:graphicFrameLocks xmlns:a="http://schemas.openxmlformats.org/drawingml/2006/main" noChangeAspect="1"/>
-            </wp:cNvGraphicFramePr>
-            <a:graphic xmlns:a="http://schemas.openxmlformats.org/drawingml/2006/main">
-              <a:graphicData uri="http://schemas.openxmlformats.org/drawingml/2006/picture">
-                <pic:pic xmlns:pic="http://schemas.openxmlformats.org/drawingml/2006/picture">
-                  <pic:nvPicPr>
-                    <pic:cNvPr id="0" name="" descr=""/>
-                    <pic:cNvPicPr>
-                      <a:picLocks noChangeAspect="1" noChangeArrowheads="1"/>
-                    </pic:cNvPicPr>
-                  </pic:nvPicPr>
-                  <pic:blipFill>
-                    <a:blip r:embed="rId22" cstate="none"/>
-                    <a:srcRect/>
-                    <a:stretch>
-                      <a:fillRect/>
-                    </a:stretch>
-                  </pic:blipFill>
-                  <pic:spPr bwMode="auto">
-                    <a:xfrm>
-                      <a:off x="0" y="0"/>
-                      <a:ext cx="5334000" cy="2152650"/>
-                    </a:xfrm>
-                    <a:prstGeom prst="rect">
-                      <a:avLst/>
-                    </a:prstGeom>
-                  </pic:spPr>
-                </pic:pic>
-              </a:graphicData>
-            </a:graphic>
-          </wp:inline>
-        </w:drawing>
-      </w:r>
-    </w:p>
-    <w:p>
-      <w:pPr>
-        <w:spacing w:after="160"/>
-        <w:jc w:val="center"/>
-      </w:pPr>
-      <w:r>
-        <w:rPr>
-          <w:b/>
-          <w:bCs/>
-          <w:color w:val="555555"/>
-          <w:sz w:val="18"/>
-          <w:szCs w:val="18"/>
-        </w:rPr>
-        <w:t xml:space="preserve">Figure 14. </w:t>
-      </w:r>
-      <w:r>
-        <w:rPr>
-          <w:i/>
-          <w:iCs/>
-          <w:color w:val="555555"/>
-          <w:sz w:val="18"/>
-          <w:szCs w:val="18"/>
-        </w:rPr>
-        <w:t xml:space="preserve">Structured request and prediction logs from both replicas (kubectl logs --prefix).</w:t>
-      </w:r>
-    </w:p>
-    <w:p>
-      <w:pPr>
-        <w:spacing w:after="110" w:line="276"/>
-        <w:jc w:val="both"/>
-      </w:pPr>
-      <w:r>
-        <w:rPr>
-          <w:b/>
-          <w:bCs/>
-        </w:rPr>
-        <w:t xml:space="preserve">Metrics.</w:t>
-      </w:r>
-      <w:r>
-        <w:t xml:space="preserve"> The API exposes the following on </w:t>
+        <w:t xml:space="preserve">chol</w:t>
+      </w:r>
+      <w:r>
+        <w:t xml:space="preserve">, </w:t>
       </w:r>
       <w:r>
         <w:rPr>
@@ -8683,10 +8748,33 @@
           <w:sz w:val="19"/>
           <w:szCs w:val="19"/>
         </w:rPr>
-        <w:t xml:space="preserve">/metrics</w:t>
-      </w:r>
-      <w:r>
-        <w:t xml:space="preserve">:</w:t>
+        <w:t xml:space="preserve">age</w:t>
+      </w:r>
+      <w:r>
+        <w:t xml:space="preserve">, </w:t>
+      </w:r>
+      <w:r>
+        <w:rPr>
+          <w:rFonts w:ascii="Consolas" w:cs="Consolas" w:eastAsia="Consolas" w:hAnsi="Consolas"/>
+          <w:color w:val="7A2018"/>
+          <w:sz w:val="19"/>
+          <w:szCs w:val="19"/>
+        </w:rPr>
+        <w:t xml:space="preserve">thal</w:t>
+      </w:r>
+      <w:r>
+        <w:t xml:space="preserve">), which tells a client team which inputs they get wrong most often.</w:t>
+      </w:r>
+    </w:p>
+    <w:p>
+      <w:pPr>
+        <w:pStyle w:val="Heading1"/>
+        <w:keepNext/>
+        <w:keepLines/>
+        <w:spacing w:after="100" w:before="200"/>
+      </w:pPr>
+      <w:r>
+        <w:t xml:space="preserve">12. Limitations and next steps</w:t>
       </w:r>
     </w:p>
     <w:p>
@@ -8699,7 +8787,14 @@
         <w:spacing w:after="50" w:line="264"/>
       </w:pPr>
       <w:r>
-        <w:t xml:space="preserve">request count by route and status, and request latency histograms;</w:t>
+        <w:rPr>
+          <w:b/>
+          <w:bCs/>
+        </w:rPr>
+        <w:t xml:space="preserve">Small dataset.</w:t>
+      </w:r>
+      <w:r>
+        <w:t xml:space="preserve"> 303 patients from one hospital; hold-out metrics carry wide confidence intervals (±1 patient ≈ ±1.6 % accuracy). External validation on the Hungarian, Swiss and VA subsets is the next step before any clinical claim.</w:t>
       </w:r>
     </w:p>
     <w:p>
@@ -8712,7 +8807,14 @@
         <w:spacing w:after="50" w:line="264"/>
       </w:pPr>
       <w:r>
-        <w:t xml:space="preserve">predictions by label and risk band;</w:t>
+        <w:rPr>
+          <w:b/>
+          <w:bCs/>
+        </w:rPr>
+        <w:t xml:space="preserve">Threshold.</w:t>
+      </w:r>
+      <w:r>
+        <w:t xml:space="preserve"> A fixed 0.5 cut-off. A screening use case would lower it to trade precision for recall, chosen on CV predictions.</w:t>
       </w:r>
     </w:p>
     <w:p>
@@ -8725,7 +8827,14 @@
         <w:spacing w:after="50" w:line="264"/>
       </w:pPr>
       <w:r>
-        <w:t xml:space="preserve">a histogram of predicted probabilities, used as a simple input-drift signal;</w:t>
+        <w:rPr>
+          <w:b/>
+          <w:bCs/>
+        </w:rPr>
+        <w:t xml:space="preserve">Drift.</w:t>
+      </w:r>
+      <w:r>
+        <w:t xml:space="preserve"> Drift is only watched (probability histogram). Alerting rules and a scheduled retraining job are not yet implemented.</w:t>
       </w:r>
     </w:p>
     <w:p>
@@ -8738,171 +8847,14 @@
         <w:spacing w:after="50" w:line="264"/>
       </w:pPr>
       <w:r>
-        <w:t xml:space="preserve">validation errors by offending field;</w:t>
-      </w:r>
-    </w:p>
-    <w:p>
-      <w:pPr>
-        <w:pStyle w:val="ListParagraph"/>
-        <w:numPr>
-          <w:ilvl w:val="0"/>
-          <w:numId w:val="2"/>
-        </w:numPr>
-        <w:spacing w:after="50" w:line="264"/>
-      </w:pPr>
-      <w:r>
-        <w:t xml:space="preserve">a model-info gauge carrying the loaded model's name and version.</w:t>
-      </w:r>
-    </w:p>
-    <w:p>
-      <w:pPr>
-        <w:spacing w:after="110" w:line="276"/>
-        <w:jc w:val="both"/>
-      </w:pPr>
-      <w:r>
-        <w:t xml:space="preserve">In the cluster, Prometheus uses Kubernetes pod discovery (namespaced RBAC) to scrape every API replica, and Grafana is provisioned automatically with a datasource and an 11-panel dashboard. To produce realistic traffic, </w:t>
-      </w:r>
-      <w:r>
-        <w:rPr>
-          <w:rFonts w:ascii="Consolas" w:cs="Consolas" w:eastAsia="Consolas" w:hAnsi="Consolas"/>
-          <w:color w:val="7A2018"/>
-          <w:sz w:val="19"/>
-          <w:szCs w:val="19"/>
-        </w:rPr>
-        <w:t xml:space="preserve">scripts/load_test.py</w:t>
-      </w:r>
-      <w:r>
-        <w:t xml:space="preserve"> replays real patients from the dataset, about 5 % of them deliberately invalid.</w:t>
-      </w:r>
-    </w:p>
-    <w:p>
-      <w:pPr>
-        <w:keepNext/>
-        <w:spacing w:after="40" w:before="80"/>
-        <w:jc w:val="center"/>
-      </w:pPr>
-      <w:r>
-        <w:drawing>
-          <wp:inline distT="0" distB="0" distL="0" distR="0">
-            <wp:extent cx="4762500" cy="3571875"/>
-            <wp:effectExtent t="0" r="0" b="0" l="0"/>
-            <wp:docPr id="15" name="13_grafana_dashboard.png" descr="Grafana dashboard under replayed traffic: throughput, error rate, latency quantiles, prediction mix, probability distribution, rejected fields and loaded model per pod." title="Grafana dashboard under replayed traffic: throughput, error rate, latency quantiles, prediction mix, probability distribution, rejected fields and loaded model per pod."/>
-            <wp:cNvGraphicFramePr>
-              <a:graphicFrameLocks xmlns:a="http://schemas.openxmlformats.org/drawingml/2006/main" noChangeAspect="1"/>
-            </wp:cNvGraphicFramePr>
-            <a:graphic xmlns:a="http://schemas.openxmlformats.org/drawingml/2006/main">
-              <a:graphicData uri="http://schemas.openxmlformats.org/drawingml/2006/picture">
-                <pic:pic xmlns:pic="http://schemas.openxmlformats.org/drawingml/2006/picture">
-                  <pic:nvPicPr>
-                    <pic:cNvPr id="0" name="" descr=""/>
-                    <pic:cNvPicPr>
-                      <a:picLocks noChangeAspect="1" noChangeArrowheads="1"/>
-                    </pic:cNvPicPr>
-                  </pic:nvPicPr>
-                  <pic:blipFill>
-                    <a:blip r:embed="rId23" cstate="none"/>
-                    <a:srcRect/>
-                    <a:stretch>
-                      <a:fillRect/>
-                    </a:stretch>
-                  </pic:blipFill>
-                  <pic:spPr bwMode="auto">
-                    <a:xfrm>
-                      <a:off x="0" y="0"/>
-                      <a:ext cx="4762500" cy="3571875"/>
-                    </a:xfrm>
-                    <a:prstGeom prst="rect">
-                      <a:avLst/>
-                    </a:prstGeom>
-                  </pic:spPr>
-                </pic:pic>
-              </a:graphicData>
-            </a:graphic>
-          </wp:inline>
-        </w:drawing>
-      </w:r>
-    </w:p>
-    <w:p>
-      <w:pPr>
-        <w:spacing w:after="160"/>
-        <w:jc w:val="center"/>
-      </w:pPr>
-      <w:r>
         <w:rPr>
           <w:b/>
           <w:bCs/>
-          <w:color w:val="555555"/>
-          <w:sz w:val="18"/>
-          <w:szCs w:val="18"/>
-        </w:rPr>
-        <w:t xml:space="preserve">Figure 15. </w:t>
-      </w:r>
-      <w:r>
-        <w:rPr>
-          <w:i/>
-          <w:iCs/>
-          <w:color w:val="555555"/>
-          <w:sz w:val="18"/>
-          <w:szCs w:val="18"/>
-        </w:rPr>
-        <w:t xml:space="preserve">Grafana dashboard under replayed traffic: throughput, error rate, latency quantiles, prediction mix, probability distribution, rejected fields and loaded model per pod.</w:t>
-      </w:r>
-    </w:p>
-    <w:p>
-      <w:pPr>
-        <w:spacing w:after="110" w:line="276"/>
-        <w:jc w:val="both"/>
-      </w:pPr>
-      <w:r>
-        <w:t xml:space="preserve">The dashboard showed p95 latency of about 24 ms for </w:t>
-      </w:r>
-      <w:r>
-        <w:rPr>
-          <w:rFonts w:ascii="Consolas" w:cs="Consolas" w:eastAsia="Consolas" w:hAnsi="Consolas"/>
-          <w:color w:val="7A2018"/>
-          <w:sz w:val="19"/>
-          <w:szCs w:val="19"/>
-        </w:rPr>
-        <w:t xml:space="preserve">/predict</w:t>
-      </w:r>
-      <w:r>
-        <w:t xml:space="preserve">, an error rate of about 5 %, consistent with the deliberately injected invalid payloads, and the most frequently rejected fields (</w:t>
-      </w:r>
-      <w:r>
-        <w:rPr>
-          <w:rFonts w:ascii="Consolas" w:cs="Consolas" w:eastAsia="Consolas" w:hAnsi="Consolas"/>
-          <w:color w:val="7A2018"/>
-          <w:sz w:val="19"/>
-          <w:szCs w:val="19"/>
-        </w:rPr>
-        <w:t xml:space="preserve">chol</w:t>
-      </w:r>
-      <w:r>
-        <w:t xml:space="preserve">, </w:t>
-      </w:r>
-      <w:r>
-        <w:rPr>
-          <w:rFonts w:ascii="Consolas" w:cs="Consolas" w:eastAsia="Consolas" w:hAnsi="Consolas"/>
-          <w:color w:val="7A2018"/>
-          <w:sz w:val="19"/>
-          <w:szCs w:val="19"/>
-        </w:rPr>
-        <w:t xml:space="preserve">age</w:t>
-      </w:r>
-      <w:r>
-        <w:t xml:space="preserve">, </w:t>
-      </w:r>
-      <w:r>
-        <w:rPr>
-          <w:rFonts w:ascii="Consolas" w:cs="Consolas" w:eastAsia="Consolas" w:hAnsi="Consolas"/>
-          <w:color w:val="7A2018"/>
-          <w:sz w:val="19"/>
-          <w:szCs w:val="19"/>
-        </w:rPr>
-        <w:t xml:space="preserve">thal</w:t>
-      </w:r>
-      <w:r>
-        <w:t xml:space="preserve">), which tells a client team which inputs they get wrong most often.</w:t>
+        </w:rPr>
+        <w:t xml:space="preserve">Registry-driven deploys.</w:t>
+      </w:r>
+      <w:r>
+        <w:t xml:space="preserve"> Images are currently tagged by version. Promoting models via MLflow registry aliases and pushing images to a registry (GHCR) would complete continuous delivery to a cloud cluster.</w:t>
       </w:r>
     </w:p>
     <w:p>
@@ -8910,98 +8862,7 @@
         <w:pStyle w:val="Heading1"/>
         <w:keepNext/>
         <w:keepLines/>
-        <w:spacing w:after="140" w:before="280"/>
-      </w:pPr>
-      <w:r>
-        <w:t xml:space="preserve">12. Limitations and next steps</w:t>
-      </w:r>
-    </w:p>
-    <w:p>
-      <w:pPr>
-        <w:pStyle w:val="ListParagraph"/>
-        <w:numPr>
-          <w:ilvl w:val="0"/>
-          <w:numId w:val="2"/>
-        </w:numPr>
-        <w:spacing w:after="50" w:line="264"/>
-      </w:pPr>
-      <w:r>
-        <w:rPr>
-          <w:b/>
-          <w:bCs/>
-        </w:rPr>
-        <w:t xml:space="preserve">Small dataset.</w:t>
-      </w:r>
-      <w:r>
-        <w:t xml:space="preserve"> 303 patients from one hospital; hold-out metrics carry wide confidence intervals (±1 patient ≈ ±1.6 % accuracy). External validation on the Hungarian, Swiss and VA subsets is the next step before any clinical claim.</w:t>
-      </w:r>
-    </w:p>
-    <w:p>
-      <w:pPr>
-        <w:pStyle w:val="ListParagraph"/>
-        <w:numPr>
-          <w:ilvl w:val="0"/>
-          <w:numId w:val="2"/>
-        </w:numPr>
-        <w:spacing w:after="50" w:line="264"/>
-      </w:pPr>
-      <w:r>
-        <w:rPr>
-          <w:b/>
-          <w:bCs/>
-        </w:rPr>
-        <w:t xml:space="preserve">Threshold.</w:t>
-      </w:r>
-      <w:r>
-        <w:t xml:space="preserve"> A fixed 0.5 cut-off. A screening use case would lower it to trade precision for recall, chosen on CV predictions.</w:t>
-      </w:r>
-    </w:p>
-    <w:p>
-      <w:pPr>
-        <w:pStyle w:val="ListParagraph"/>
-        <w:numPr>
-          <w:ilvl w:val="0"/>
-          <w:numId w:val="2"/>
-        </w:numPr>
-        <w:spacing w:after="50" w:line="264"/>
-      </w:pPr>
-      <w:r>
-        <w:rPr>
-          <w:b/>
-          <w:bCs/>
-        </w:rPr>
-        <w:t xml:space="preserve">Drift.</w:t>
-      </w:r>
-      <w:r>
-        <w:t xml:space="preserve"> Drift is only watched (probability histogram). Alerting rules and a scheduled retraining job are not yet implemented.</w:t>
-      </w:r>
-    </w:p>
-    <w:p>
-      <w:pPr>
-        <w:pStyle w:val="ListParagraph"/>
-        <w:numPr>
-          <w:ilvl w:val="0"/>
-          <w:numId w:val="2"/>
-        </w:numPr>
-        <w:spacing w:after="50" w:line="264"/>
-      </w:pPr>
-      <w:r>
-        <w:rPr>
-          <w:b/>
-          <w:bCs/>
-        </w:rPr>
-        <w:t xml:space="preserve">Registry-driven deploys.</w:t>
-      </w:r>
-      <w:r>
-        <w:t xml:space="preserve"> Images are currently tagged by version. Promoting models via MLflow registry aliases and pushing images to a registry (GHCR) would complete continuous delivery to a cloud cluster.</w:t>
-      </w:r>
-    </w:p>
-    <w:p>
-      <w:pPr>
-        <w:pStyle w:val="Heading1"/>
-        <w:keepNext/>
-        <w:keepLines/>
-        <w:spacing w:after="140" w:before="280"/>
+        <w:spacing w:after="100" w:before="200"/>
       </w:pPr>
       <w:r>
         <w:t xml:space="preserve">13. Deliverables and links</w:t>
@@ -9765,7 +9626,7 @@
       <w:headerReference w:type="default" r:id="rId6"/>
       <w:footerReference w:type="default" r:id="rId7"/>
       <w:pgSz w:w="11906" w:h="16838" w:orient="portrait"/>
-      <w:pgMar w:top="1134" w:right="1134" w:bottom="1134" w:left="1134" w:header="708" w:footer="708" w:gutter="0"/>
+      <w:pgMar w:top="900" w:right="1000" w:bottom="900" w:left="1000" w:header="708" w:footer="708" w:gutter="0"/>
       <w:pgNumType/>
       <w:docGrid w:linePitch="360"/>
     </w:sectPr>
@@ -10029,8 +9890,8 @@
     <w:rPrDefault>
       <w:rPr>
         <w:rFonts w:ascii="Calibri" w:cs="Calibri" w:eastAsia="Calibri" w:hAnsi="Calibri"/>
-        <w:sz w:val="21"/>
-        <w:szCs w:val="21"/>
+        <w:sz w:val="20"/>
+        <w:szCs w:val="20"/>
       </w:rPr>
     </w:rPrDefault>
     <w:pPrDefault/>
@@ -10194,7 +10055,7 @@
     <w:next w:val="Normal"/>
     <w:qFormat/>
     <w:pPr>
-      <w:spacing w:after="140" w:before="280"/>
+      <w:spacing w:after="100" w:before="200"/>
       <w:outlineLvl w:val="0"/>
     </w:pPr>
     <w:rPr>
